--- a/PAI/TOOLS/DocxExport/profiles/resume.template.docx
+++ b/PAI/TOOLS/DocxExport/profiles/resume.template.docx
@@ -8,7 +8,6 @@
         <w:tabs>
           <w:tab w:val="left" w:pos="8647"/>
         </w:tabs>
-        <w:ind w:left="-284" w:right="-330"/>
         <w:jc w:val="center"/>
         <w:rPr>
           <w:rStyle w:val="IntenseEmphasis"/>
@@ -48,7 +47,6 @@
         <w:tabs>
           <w:tab w:val="left" w:pos="8647"/>
         </w:tabs>
-        <w:ind w:left="-284" w:right="-330"/>
         <w:jc w:val="center"/>
         <w:rPr>
           <w:rStyle w:val="IntenseEmphasis"/>
@@ -149,7 +147,6 @@
         <w:tabs>
           <w:tab w:val="left" w:pos="8647"/>
         </w:tabs>
-        <w:ind w:left="-284" w:right="-330"/>
         <w:jc w:val="center"/>
         <w:rPr>
           <w:rStyle w:val="IntenseEmphasis"/>
@@ -207,7 +204,6 @@
         <w:tabs>
           <w:tab w:val="left" w:pos="8647"/>
         </w:tabs>
-        <w:ind w:left="-284" w:right="-330"/>
         <w:jc w:val="center"/>
         <w:rPr>
           <w:rFonts w:asciiTheme="minorHAnsi" w:hAnsiTheme="minorHAnsi" w:cstheme="minorHAnsi"/>
@@ -225,7 +221,7 @@
           <w:footerReference w:type="first" r:id="rId11"/>
           <w:type w:val="continuous"/>
           <w:pgSz w:w="11906" w:h="16838"/>
-          <w:pgMar w:top="1440" w:right="1440" w:bottom="1440" w:left="1440" w:header="708" w:footer="708" w:gutter="0"/>
+          <w:pgMar w:top="720" w:right="720" w:bottom="720" w:left="720" w:header="708" w:footer="708" w:gutter="0"/>
           <w:cols w:space="708"/>
           <w:titlePg/>
           <w:docGrid w:linePitch="360"/>
@@ -337,28 +333,6 @@
     <w:p>
       <w:pPr>
         <w:pStyle w:val="Heading2"/>
-        <w:ind w:left="-284" w:right="-330"/>
-        <w:rPr>
-          <w:rFonts w:asciiTheme="minorHAnsi" w:eastAsiaTheme="minorEastAsia" w:hAnsiTheme="minorHAnsi" w:cstheme="minorBidi"/>
-          <w:color w:val="auto"/>
-          <w:sz w:val="22"/>
-          <w:szCs w:val="22"/>
-        </w:rPr>
-      </w:pPr>
-      <w:r>
-        <w:rPr>
-          <w:rFonts w:asciiTheme="minorHAnsi" w:eastAsiaTheme="minorEastAsia" w:hAnsiTheme="minorHAnsi" w:cstheme="minorBidi"/>
-          <w:color w:val="auto"/>
-          <w:sz w:val="22"/>
-          <w:szCs w:val="22"/>
-        </w:rPr>
-        <w:t>Product and strategy leader with experience across consulting engagements, founding a live SaaS, and national volunteer leadership, underpinned by a senior software engineering background across regulated finance, defence, and government.</w:t>
-      </w:r>
-    </w:p>
-    <w:p>
-      <w:pPr>
-        <w:pStyle w:val="Heading2"/>
-        <w:ind w:left="-284" w:right="-330"/>
         <w:rPr>
           <w:rFonts w:asciiTheme="minorHAnsi" w:eastAsiaTheme="minorEastAsia" w:hAnsiTheme="minorHAnsi" w:cstheme="minorBidi"/>
           <w:b w:val="0"/>
@@ -377,13 +351,119 @@
           <w:sz w:val="22"/>
           <w:szCs w:val="22"/>
         </w:rPr>
-        <w:t>I combine product ownership, strategic capability, and stakeholder engagement with a strong technical foundation to help organisations make technology decisions that deliver real value. Seven years across ANZ, Macquarie, and Leidos built the technical foundation in breaking down complex problems, architecting solutions, and delivering them at scale across regulated financial services, defence, and government. I have increasingly applied that foundation to product and strategic work, including directing a national platform strategy for a 199,000-member, $100M federated organisation and leading national policy reform now in effect across Australia. As technology becomes more accessible, the real value is shifting from the ability to build to the ability to understand deeply and communicate clearly to anyone, technical or not. That is where I excel.</w:t>
+        <w:t>Software engineer operating at senior level, with recent depth leading production generative AI</w:t>
+      </w:r>
+      <w:r>
+        <w:rPr>
+          <w:rFonts w:asciiTheme="minorHAnsi" w:eastAsiaTheme="minorEastAsia" w:hAnsiTheme="minorHAnsi" w:cstheme="minorBidi"/>
+          <w:b w:val="0"/>
+          <w:bCs w:val="0"/>
+          <w:color w:val="auto"/>
+          <w:sz w:val="22"/>
+          <w:szCs w:val="22"/>
+        </w:rPr>
+        <w:t xml:space="preserve"> </w:t>
+      </w:r>
+      <w:r>
+        <w:rPr>
+          <w:rFonts w:asciiTheme="minorHAnsi" w:eastAsiaTheme="minorEastAsia" w:hAnsiTheme="minorHAnsi" w:cstheme="minorBidi"/>
+          <w:b w:val="0"/>
+          <w:bCs w:val="0"/>
+          <w:color w:val="auto"/>
+          <w:sz w:val="22"/>
+          <w:szCs w:val="22"/>
+        </w:rPr>
+        <w:t xml:space="preserve">integration in a regulated banking platform (Vertex AI / Gemini at ANZ Plus). </w:t>
+      </w:r>
+      <w:proofErr w:type="gramStart"/>
+      <w:r>
+        <w:rPr>
+          <w:rFonts w:asciiTheme="minorHAnsi" w:eastAsiaTheme="minorEastAsia" w:hAnsiTheme="minorHAnsi" w:cstheme="minorBidi"/>
+          <w:b w:val="0"/>
+          <w:bCs w:val="0"/>
+          <w:color w:val="auto"/>
+          <w:sz w:val="22"/>
+          <w:szCs w:val="22"/>
+        </w:rPr>
+        <w:t>Architects</w:t>
+      </w:r>
+      <w:proofErr w:type="gramEnd"/>
+      <w:r>
+        <w:rPr>
+          <w:rFonts w:asciiTheme="minorHAnsi" w:eastAsiaTheme="minorEastAsia" w:hAnsiTheme="minorHAnsi" w:cstheme="minorBidi"/>
+          <w:b w:val="0"/>
+          <w:bCs w:val="0"/>
+          <w:color w:val="auto"/>
+          <w:sz w:val="22"/>
+          <w:szCs w:val="22"/>
+        </w:rPr>
+        <w:t xml:space="preserve"> systems</w:t>
+      </w:r>
+      <w:r>
+        <w:rPr>
+          <w:rFonts w:asciiTheme="minorHAnsi" w:eastAsiaTheme="minorEastAsia" w:hAnsiTheme="minorHAnsi" w:cstheme="minorBidi"/>
+          <w:b w:val="0"/>
+          <w:bCs w:val="0"/>
+          <w:color w:val="auto"/>
+          <w:sz w:val="22"/>
+          <w:szCs w:val="22"/>
+        </w:rPr>
+        <w:t xml:space="preserve"> </w:t>
+      </w:r>
+      <w:r>
+        <w:rPr>
+          <w:rFonts w:asciiTheme="minorHAnsi" w:eastAsiaTheme="minorEastAsia" w:hAnsiTheme="minorHAnsi" w:cstheme="minorBidi"/>
+          <w:b w:val="0"/>
+          <w:bCs w:val="0"/>
+          <w:color w:val="auto"/>
+          <w:sz w:val="22"/>
+          <w:szCs w:val="22"/>
+        </w:rPr>
+        <w:t xml:space="preserve">end-to-end across </w:t>
+      </w:r>
+      <w:r>
+        <w:rPr>
+          <w:rFonts w:asciiTheme="minorHAnsi" w:eastAsiaTheme="minorEastAsia" w:hAnsiTheme="minorHAnsi" w:cstheme="minorBidi"/>
+          <w:b w:val="0"/>
+          <w:bCs w:val="0"/>
+          <w:color w:val="auto"/>
+          <w:sz w:val="22"/>
+          <w:szCs w:val="22"/>
+        </w:rPr>
+        <w:t>cloud environments</w:t>
+      </w:r>
+      <w:r>
+        <w:rPr>
+          <w:rFonts w:asciiTheme="minorHAnsi" w:eastAsiaTheme="minorEastAsia" w:hAnsiTheme="minorHAnsi" w:cstheme="minorBidi"/>
+          <w:b w:val="0"/>
+          <w:bCs w:val="0"/>
+          <w:color w:val="auto"/>
+          <w:sz w:val="22"/>
+          <w:szCs w:val="22"/>
+        </w:rPr>
+        <w:t>, establishes engineering practices and guardrails for responsible AI in risk-averse contexts, and drives alignment between technical and business stakeholders. Independently authored a national platform strategy presented to executive leadership and built and launched a SaaS product live in production.</w:t>
       </w:r>
     </w:p>
     <w:p>
       <w:pPr>
         <w:pStyle w:val="Heading2"/>
-        <w:ind w:left="-284" w:right="-330"/>
+        <w:rPr>
+          <w:rFonts w:asciiTheme="minorHAnsi" w:eastAsiaTheme="minorEastAsia" w:hAnsiTheme="minorHAnsi" w:cstheme="minorBidi"/>
+          <w:b w:val="0"/>
+          <w:bCs w:val="0"/>
+          <w:color w:val="auto"/>
+          <w:sz w:val="22"/>
+          <w:szCs w:val="22"/>
+        </w:rPr>
+        <w:sectPr>
+          <w:type w:val="continuous"/>
+          <w:pgSz w:w="11906" w:h="16838"/>
+          <w:pgMar w:top="1440" w:right="849" w:bottom="1135" w:left="1276" w:header="708" w:footer="557" w:gutter="0"/>
+          <w:cols w:space="708"/>
+          <w:docGrid w:linePitch="360"/>
+        </w:sectPr>
+      </w:pPr>
+      <w:r>
         <w:rPr>
           <w:rFonts w:asciiTheme="minorHAnsi" w:hAnsiTheme="minorHAnsi" w:cstheme="minorHAnsi"/>
           <w:color w:val="auto"/>
@@ -391,14 +471,8 @@
           <w:szCs w:val="22"/>
           <w:u w:val="single"/>
         </w:rPr>
-        <w:sectPr>
-          <w:type w:val="continuous"/>
-          <w:pgSz w:w="11906" w:h="16838"/>
-          <w:pgMar w:top="1440" w:right="1440" w:bottom="1440" w:left="1440" w:header="708" w:footer="557" w:gutter="0"/>
-          <w:cols w:space="708"/>
-          <w:docGrid w:linePitch="360"/>
-        </w:sectPr>
-      </w:pPr>
+        <w:t xml:space="preserve">Key </w:t>
+      </w:r>
       <w:r>
         <w:rPr>
           <w:rFonts w:asciiTheme="minorHAnsi" w:hAnsiTheme="minorHAnsi" w:cstheme="minorHAnsi"/>
@@ -407,7 +481,7 @@
           <w:szCs w:val="22"/>
           <w:u w:val="single"/>
         </w:rPr>
-        <w:t xml:space="preserve">Key </w:t>
+        <w:t>Skills</w:t>
       </w:r>
       <w:r>
         <w:rPr>
@@ -417,9 +491,598 @@
           <w:szCs w:val="22"/>
           <w:u w:val="single"/>
         </w:rPr>
-        <w:t>Skills</w:t>
-      </w:r>
-      <w:r>
+        <w:t xml:space="preserve"> </w:t>
+      </w:r>
+    </w:p>
+    <w:p>
+      <w:pPr>
+        <w:pStyle w:val="NoSpacing"/>
+        <w:numPr>
+          <w:ilvl w:val="0"/>
+          <w:numId w:val="20"/>
+        </w:numPr>
+        <w:tabs>
+          <w:tab w:val="left" w:pos="284"/>
+        </w:tabs>
+        <w:rPr>
+          <w:rFonts w:cstheme="minorHAnsi"/>
+          <w:i/>
+          <w:iCs/>
+        </w:rPr>
+      </w:pPr>
+      <w:r>
+        <w:rPr>
+          <w:rFonts w:cstheme="minorHAnsi"/>
+          <w:b/>
+          <w:bCs/>
+          <w:i/>
+          <w:iCs/>
+        </w:rPr>
+        <w:t>Languages</w:t>
+      </w:r>
+      <w:r>
+        <w:rPr>
+          <w:rFonts w:cstheme="minorHAnsi"/>
+          <w:i/>
+          <w:iCs/>
+        </w:rPr>
+        <w:t xml:space="preserve">: </w:t>
+      </w:r>
+      <w:r>
+        <w:rPr>
+          <w:rFonts w:cstheme="minorHAnsi"/>
+          <w:i/>
+          <w:iCs/>
+        </w:rPr>
+        <w:tab/>
+      </w:r>
+      <w:r>
+        <w:rPr>
+          <w:rFonts w:cstheme="minorHAnsi"/>
+          <w:i/>
+          <w:iCs/>
+        </w:rPr>
+        <w:t>Java,</w:t>
+      </w:r>
+      <w:r>
+        <w:rPr>
+          <w:rFonts w:cstheme="minorHAnsi"/>
+          <w:i/>
+          <w:iCs/>
+        </w:rPr>
+        <w:t xml:space="preserve"> </w:t>
+      </w:r>
+      <w:r>
+        <w:rPr>
+          <w:rFonts w:cstheme="minorHAnsi"/>
+          <w:i/>
+          <w:iCs/>
+        </w:rPr>
+        <w:t>Golang</w:t>
+      </w:r>
+      <w:r>
+        <w:rPr>
+          <w:rFonts w:cstheme="minorHAnsi"/>
+          <w:i/>
+          <w:iCs/>
+        </w:rPr>
+        <w:t>,</w:t>
+      </w:r>
+      <w:r>
+        <w:rPr>
+          <w:rFonts w:cstheme="minorHAnsi"/>
+          <w:i/>
+          <w:iCs/>
+        </w:rPr>
+        <w:t xml:space="preserve"> Python, TypeScript/React</w:t>
+      </w:r>
+    </w:p>
+    <w:p>
+      <w:pPr>
+        <w:pStyle w:val="NoSpacing"/>
+        <w:numPr>
+          <w:ilvl w:val="0"/>
+          <w:numId w:val="20"/>
+        </w:numPr>
+        <w:tabs>
+          <w:tab w:val="left" w:pos="284"/>
+        </w:tabs>
+        <w:rPr>
+          <w:rFonts w:cstheme="minorHAnsi"/>
+          <w:i/>
+          <w:iCs/>
+        </w:rPr>
+      </w:pPr>
+      <w:r>
+        <w:rPr>
+          <w:rFonts w:cstheme="minorHAnsi"/>
+          <w:b/>
+          <w:bCs/>
+          <w:i/>
+          <w:iCs/>
+        </w:rPr>
+        <w:t>Cloud &amp; Infra:</w:t>
+      </w:r>
+      <w:r>
+        <w:rPr>
+          <w:rFonts w:cstheme="minorHAnsi"/>
+          <w:i/>
+          <w:iCs/>
+        </w:rPr>
+        <w:t xml:space="preserve"> </w:t>
+      </w:r>
+      <w:r>
+        <w:rPr>
+          <w:rFonts w:cstheme="minorHAnsi"/>
+          <w:i/>
+          <w:iCs/>
+        </w:rPr>
+        <w:tab/>
+      </w:r>
+      <w:r>
+        <w:rPr>
+          <w:rFonts w:cstheme="minorHAnsi"/>
+          <w:i/>
+          <w:iCs/>
+        </w:rPr>
+        <w:t xml:space="preserve">GCP (Cloud Run, Spanner, Pub/Sub, Dataflow, </w:t>
+      </w:r>
+      <w:proofErr w:type="spellStart"/>
+      <w:r>
+        <w:rPr>
+          <w:rFonts w:cstheme="minorHAnsi"/>
+          <w:i/>
+          <w:iCs/>
+        </w:rPr>
+        <w:t>BigQuery</w:t>
+      </w:r>
+      <w:proofErr w:type="spellEnd"/>
+      <w:r>
+        <w:rPr>
+          <w:rFonts w:cstheme="minorHAnsi"/>
+          <w:i/>
+          <w:iCs/>
+        </w:rPr>
+        <w:t xml:space="preserve">, GKE), AWS, </w:t>
+      </w:r>
+    </w:p>
+    <w:p>
+      <w:pPr>
+        <w:pStyle w:val="NoSpacing"/>
+        <w:tabs>
+          <w:tab w:val="left" w:pos="284"/>
+        </w:tabs>
+        <w:rPr>
+          <w:rFonts w:cstheme="minorHAnsi"/>
+          <w:i/>
+          <w:iCs/>
+        </w:rPr>
+      </w:pPr>
+      <w:r>
+        <w:rPr>
+          <w:rFonts w:cstheme="minorHAnsi"/>
+          <w:i/>
+          <w:iCs/>
+        </w:rPr>
+        <w:tab/>
+      </w:r>
+      <w:r>
+        <w:rPr>
+          <w:rFonts w:cstheme="minorHAnsi"/>
+          <w:i/>
+          <w:iCs/>
+        </w:rPr>
+        <w:tab/>
+      </w:r>
+      <w:r>
+        <w:rPr>
+          <w:rFonts w:cstheme="minorHAnsi"/>
+          <w:i/>
+          <w:iCs/>
+        </w:rPr>
+        <w:tab/>
+      </w:r>
+      <w:r>
+        <w:rPr>
+          <w:rFonts w:cstheme="minorHAnsi"/>
+          <w:i/>
+          <w:iCs/>
+        </w:rPr>
+        <w:tab/>
+      </w:r>
+      <w:r>
+        <w:rPr>
+          <w:rFonts w:cstheme="minorHAnsi"/>
+          <w:i/>
+          <w:iCs/>
+        </w:rPr>
+        <w:t>Terraform, Docker, Kubernetes</w:t>
+      </w:r>
+    </w:p>
+    <w:p>
+      <w:pPr>
+        <w:pStyle w:val="NoSpacing"/>
+        <w:numPr>
+          <w:ilvl w:val="0"/>
+          <w:numId w:val="20"/>
+        </w:numPr>
+        <w:tabs>
+          <w:tab w:val="left" w:pos="284"/>
+        </w:tabs>
+        <w:rPr>
+          <w:rFonts w:cstheme="minorHAnsi"/>
+          <w:i/>
+          <w:iCs/>
+        </w:rPr>
+      </w:pPr>
+      <w:r>
+        <w:rPr>
+          <w:rFonts w:cstheme="minorHAnsi"/>
+          <w:b/>
+          <w:bCs/>
+          <w:i/>
+          <w:iCs/>
+        </w:rPr>
+        <w:t>Data:</w:t>
+      </w:r>
+      <w:r>
+        <w:rPr>
+          <w:rFonts w:cstheme="minorHAnsi"/>
+          <w:i/>
+          <w:iCs/>
+        </w:rPr>
+        <w:t xml:space="preserve"> </w:t>
+      </w:r>
+      <w:r>
+        <w:rPr>
+          <w:rFonts w:cstheme="minorHAnsi"/>
+          <w:i/>
+          <w:iCs/>
+        </w:rPr>
+        <w:tab/>
+      </w:r>
+      <w:r>
+        <w:rPr>
+          <w:rFonts w:cstheme="minorHAnsi"/>
+          <w:i/>
+          <w:iCs/>
+        </w:rPr>
+        <w:tab/>
+      </w:r>
+      <w:r>
+        <w:rPr>
+          <w:rFonts w:cstheme="minorHAnsi"/>
+          <w:i/>
+          <w:iCs/>
+        </w:rPr>
+        <w:t>Postgres, Kafka, Elastic Stack</w:t>
+      </w:r>
+    </w:p>
+    <w:p>
+      <w:pPr>
+        <w:pStyle w:val="NoSpacing"/>
+        <w:numPr>
+          <w:ilvl w:val="0"/>
+          <w:numId w:val="20"/>
+        </w:numPr>
+        <w:tabs>
+          <w:tab w:val="left" w:pos="284"/>
+        </w:tabs>
+        <w:rPr>
+          <w:rFonts w:cstheme="minorHAnsi"/>
+          <w:i/>
+          <w:iCs/>
+        </w:rPr>
+      </w:pPr>
+      <w:r>
+        <w:rPr>
+          <w:rFonts w:cstheme="minorHAnsi"/>
+          <w:b/>
+          <w:bCs/>
+          <w:i/>
+          <w:iCs/>
+        </w:rPr>
+        <w:t>AI:</w:t>
+      </w:r>
+      <w:r>
+        <w:rPr>
+          <w:rFonts w:cstheme="minorHAnsi"/>
+          <w:i/>
+          <w:iCs/>
+        </w:rPr>
+        <w:t xml:space="preserve"> </w:t>
+      </w:r>
+      <w:r>
+        <w:rPr>
+          <w:rFonts w:cstheme="minorHAnsi"/>
+          <w:i/>
+          <w:iCs/>
+        </w:rPr>
+        <w:tab/>
+      </w:r>
+      <w:r>
+        <w:rPr>
+          <w:rFonts w:cstheme="minorHAnsi"/>
+          <w:i/>
+          <w:iCs/>
+        </w:rPr>
+        <w:tab/>
+      </w:r>
+      <w:r>
+        <w:rPr>
+          <w:rFonts w:cstheme="minorHAnsi"/>
+          <w:i/>
+          <w:iCs/>
+        </w:rPr>
+        <w:t>Vertex AI / Gemini</w:t>
+      </w:r>
+      <w:r>
+        <w:rPr>
+          <w:rFonts w:cstheme="minorHAnsi"/>
+          <w:i/>
+          <w:iCs/>
+        </w:rPr>
+        <w:t>, Claude Cod</w:t>
+      </w:r>
+      <w:r>
+        <w:rPr>
+          <w:rFonts w:cstheme="minorHAnsi"/>
+          <w:i/>
+          <w:iCs/>
+        </w:rPr>
+        <w:t xml:space="preserve">e, AI Guardrails, </w:t>
+      </w:r>
+      <w:r>
+        <w:rPr>
+          <w:rFonts w:cstheme="minorHAnsi"/>
+          <w:i/>
+          <w:iCs/>
+        </w:rPr>
+        <w:t>Agentic Workflows</w:t>
+      </w:r>
+    </w:p>
+    <w:p>
+      <w:pPr>
+        <w:pStyle w:val="NoSpacing"/>
+        <w:numPr>
+          <w:ilvl w:val="0"/>
+          <w:numId w:val="20"/>
+        </w:numPr>
+        <w:tabs>
+          <w:tab w:val="left" w:pos="284"/>
+        </w:tabs>
+        <w:rPr>
+          <w:rFonts w:cstheme="minorHAnsi"/>
+          <w:i/>
+          <w:iCs/>
+        </w:rPr>
+      </w:pPr>
+      <w:r>
+        <w:rPr>
+          <w:rFonts w:cstheme="minorHAnsi"/>
+          <w:b/>
+          <w:bCs/>
+          <w:i/>
+          <w:iCs/>
+        </w:rPr>
+        <w:t>Architecture:</w:t>
+      </w:r>
+      <w:r>
+        <w:rPr>
+          <w:rFonts w:cstheme="minorHAnsi"/>
+          <w:i/>
+          <w:iCs/>
+        </w:rPr>
+        <w:t xml:space="preserve"> </w:t>
+      </w:r>
+      <w:r>
+        <w:rPr>
+          <w:rFonts w:cstheme="minorHAnsi"/>
+          <w:i/>
+          <w:iCs/>
+        </w:rPr>
+        <w:tab/>
+      </w:r>
+      <w:r>
+        <w:rPr>
+          <w:rFonts w:cstheme="minorHAnsi"/>
+          <w:i/>
+          <w:iCs/>
+        </w:rPr>
+        <w:t>Event-Driven, API Design (</w:t>
+      </w:r>
+      <w:proofErr w:type="spellStart"/>
+      <w:r>
+        <w:rPr>
+          <w:rFonts w:cstheme="minorHAnsi"/>
+          <w:i/>
+          <w:iCs/>
+        </w:rPr>
+        <w:t>gRPC</w:t>
+      </w:r>
+      <w:proofErr w:type="spellEnd"/>
+      <w:r>
+        <w:rPr>
+          <w:rFonts w:cstheme="minorHAnsi"/>
+          <w:i/>
+          <w:iCs/>
+        </w:rPr>
+        <w:t xml:space="preserve">, </w:t>
+      </w:r>
+      <w:proofErr w:type="spellStart"/>
+      <w:r>
+        <w:rPr>
+          <w:rFonts w:cstheme="minorHAnsi"/>
+          <w:i/>
+          <w:iCs/>
+        </w:rPr>
+        <w:t>Protobuf</w:t>
+      </w:r>
+      <w:proofErr w:type="spellEnd"/>
+      <w:r>
+        <w:rPr>
+          <w:rFonts w:cstheme="minorHAnsi"/>
+          <w:i/>
+          <w:iCs/>
+        </w:rPr>
+        <w:t>, REST), Microservices</w:t>
+      </w:r>
+    </w:p>
+    <w:p>
+      <w:pPr>
+        <w:pStyle w:val="NoSpacing"/>
+        <w:numPr>
+          <w:ilvl w:val="0"/>
+          <w:numId w:val="20"/>
+        </w:numPr>
+        <w:tabs>
+          <w:tab w:val="left" w:pos="284"/>
+        </w:tabs>
+        <w:rPr>
+          <w:i/>
+          <w:iCs/>
+        </w:rPr>
+      </w:pPr>
+      <w:r>
+        <w:rPr>
+          <w:rFonts w:cstheme="minorHAnsi"/>
+          <w:b/>
+          <w:bCs/>
+          <w:i/>
+          <w:iCs/>
+        </w:rPr>
+        <w:t>Practices</w:t>
+      </w:r>
+      <w:r>
+        <w:rPr>
+          <w:rFonts w:cstheme="minorHAnsi"/>
+          <w:b/>
+          <w:bCs/>
+          <w:i/>
+          <w:iCs/>
+        </w:rPr>
+        <w:t>:</w:t>
+      </w:r>
+      <w:r>
+        <w:rPr>
+          <w:rFonts w:cstheme="minorHAnsi"/>
+          <w:i/>
+          <w:iCs/>
+        </w:rPr>
+        <w:t xml:space="preserve"> </w:t>
+      </w:r>
+      <w:r>
+        <w:rPr>
+          <w:rFonts w:cstheme="minorHAnsi"/>
+          <w:i/>
+          <w:iCs/>
+        </w:rPr>
+        <w:tab/>
+      </w:r>
+      <w:r>
+        <w:rPr>
+          <w:rFonts w:cstheme="minorHAnsi"/>
+          <w:i/>
+          <w:iCs/>
+        </w:rPr>
+        <w:t xml:space="preserve">TDD, CI/CD (GitHub Actions, Bitbucket Pipelines), Observability </w:t>
+      </w:r>
+    </w:p>
+    <w:p>
+      <w:pPr>
+        <w:pStyle w:val="NoSpacing"/>
+        <w:tabs>
+          <w:tab w:val="left" w:pos="284"/>
+        </w:tabs>
+        <w:sectPr>
+          <w:type w:val="continuous"/>
+          <w:pgSz w:w="11906" w:h="16838"/>
+          <w:pgMar w:top="1440" w:right="1133" w:bottom="1440" w:left="1134" w:header="708" w:footer="708" w:gutter="0"/>
+          <w:cols w:space="708"/>
+          <w:docGrid w:linePitch="360"/>
+        </w:sectPr>
+      </w:pPr>
+      <w:r>
+        <w:rPr>
+          <w:rFonts w:cstheme="minorHAnsi"/>
+          <w:i/>
+          <w:iCs/>
+        </w:rPr>
+        <w:tab/>
+      </w:r>
+      <w:r>
+        <w:rPr>
+          <w:rFonts w:cstheme="minorHAnsi"/>
+          <w:i/>
+          <w:iCs/>
+        </w:rPr>
+        <w:tab/>
+      </w:r>
+      <w:r>
+        <w:rPr>
+          <w:rFonts w:cstheme="minorHAnsi"/>
+          <w:i/>
+          <w:iCs/>
+        </w:rPr>
+        <w:tab/>
+      </w:r>
+      <w:r>
+        <w:rPr>
+          <w:rFonts w:cstheme="minorHAnsi"/>
+          <w:i/>
+          <w:iCs/>
+        </w:rPr>
+        <w:tab/>
+      </w:r>
+      <w:r>
+        <w:rPr>
+          <w:rFonts w:cstheme="minorHAnsi"/>
+          <w:i/>
+          <w:iCs/>
+        </w:rPr>
+        <w:t>(</w:t>
+      </w:r>
+      <w:proofErr w:type="spellStart"/>
+      <w:r>
+        <w:rPr>
+          <w:rFonts w:cstheme="minorHAnsi"/>
+          <w:i/>
+          <w:iCs/>
+        </w:rPr>
+        <w:t>OpenTelemetry</w:t>
+      </w:r>
+      <w:proofErr w:type="spellEnd"/>
+      <w:r>
+        <w:rPr>
+          <w:rFonts w:cstheme="minorHAnsi"/>
+          <w:i/>
+          <w:iCs/>
+        </w:rPr>
+        <w:t>, Sentry), Agile (Scrum, Kanban, SAF</w:t>
+      </w:r>
+      <w:r>
+        <w:rPr>
+          <w:rFonts w:cstheme="minorHAnsi"/>
+          <w:i/>
+          <w:iCs/>
+        </w:rPr>
+        <w:t>e</w:t>
+      </w:r>
+      <w:r>
+        <w:rPr>
+          <w:rFonts w:cstheme="minorHAnsi"/>
+          <w:i/>
+          <w:iCs/>
+        </w:rPr>
+        <w:t>)</w:t>
+      </w:r>
+      <w:r>
+        <w:tab/>
+      </w:r>
+    </w:p>
+    <w:p>
+      <w:pPr>
+        <w:pStyle w:val="Heading2"/>
         <w:rPr>
           <w:rFonts w:asciiTheme="minorHAnsi" w:hAnsiTheme="minorHAnsi" w:cstheme="minorHAnsi"/>
           <w:color w:val="auto"/>
@@ -427,275 +1090,8 @@
           <w:szCs w:val="22"/>
           <w:u w:val="single"/>
         </w:rPr>
-        <w:t xml:space="preserve"> </w:t>
-      </w:r>
-    </w:p>
-    <w:p>
-      <w:pPr>
-        <w:pStyle w:val="Heading2"/>
-        <w:numPr>
-          <w:ilvl w:val="0"/>
-          <w:numId w:val="1"/>
-        </w:numPr>
-        <w:spacing w:before="0"/>
-        <w:ind w:left="426" w:right="-330"/>
-        <w:rPr>
-          <w:rFonts w:asciiTheme="minorHAnsi" w:eastAsiaTheme="minorEastAsia" w:hAnsiTheme="minorHAnsi" w:cstheme="minorHAnsi"/>
-          <w:b w:val="0"/>
-          <w:bCs w:val="0"/>
-          <w:i/>
-          <w:iCs/>
-          <w:color w:val="auto"/>
-          <w:sz w:val="22"/>
-          <w:szCs w:val="22"/>
-        </w:rPr>
-      </w:pPr>
-      <w:r>
-        <w:rPr>
-          <w:rFonts w:asciiTheme="minorHAnsi" w:eastAsiaTheme="minorEastAsia" w:hAnsiTheme="minorHAnsi" w:cstheme="minorHAnsi"/>
-          <w:i/>
-          <w:iCs/>
-          <w:color w:val="auto"/>
-          <w:sz w:val="22"/>
-          <w:szCs w:val="22"/>
-        </w:rPr>
-        <w:t xml:space="preserve">Strategy &amp; Delivery: </w:t>
-      </w:r>
-      <w:r>
-        <w:rPr>
-          <w:rFonts w:asciiTheme="minorHAnsi" w:eastAsiaTheme="minorEastAsia" w:hAnsiTheme="minorHAnsi" w:cstheme="minorHAnsi"/>
-          <w:b w:val="0"/>
-          <w:bCs w:val="0"/>
-          <w:i/>
-          <w:iCs/>
-          <w:color w:val="auto"/>
-          <w:sz w:val="22"/>
-          <w:szCs w:val="22"/>
-        </w:rPr>
-        <w:t>Product Management, Product Discovery, Roadmap &amp; Backlog Management, User Stories &amp; Acceptance Criteria, Digital Transformation, Product Strategy, Operating Model Design, Stakeholder Engagement, Executive Communication, Governance Design, Problem Framing, Multi-Stakeholder Alignment</w:t>
-      </w:r>
-    </w:p>
-    <w:p>
-      <w:pPr>
-        <w:pStyle w:val="Heading2"/>
-        <w:numPr>
-          <w:ilvl w:val="0"/>
-          <w:numId w:val="1"/>
-        </w:numPr>
-        <w:spacing w:before="0"/>
-        <w:ind w:left="426" w:right="-330"/>
-        <w:rPr>
-          <w:rFonts w:asciiTheme="minorHAnsi" w:eastAsiaTheme="minorEastAsia" w:hAnsiTheme="minorHAnsi" w:cstheme="minorHAnsi"/>
-          <w:i/>
-          <w:iCs/>
-          <w:color w:val="auto"/>
-          <w:sz w:val="22"/>
-          <w:szCs w:val="22"/>
-        </w:rPr>
-      </w:pPr>
-      <w:r>
-        <w:rPr>
-          <w:rFonts w:asciiTheme="minorHAnsi" w:eastAsiaTheme="minorEastAsia" w:hAnsiTheme="minorHAnsi" w:cstheme="minorHAnsi"/>
-          <w:i/>
-          <w:iCs/>
-          <w:color w:val="auto"/>
-          <w:sz w:val="22"/>
-          <w:szCs w:val="22"/>
-        </w:rPr>
-        <w:t xml:space="preserve">Technical: </w:t>
-      </w:r>
-      <w:r>
-        <w:rPr>
-          <w:rFonts w:asciiTheme="minorHAnsi" w:eastAsiaTheme="minorEastAsia" w:hAnsiTheme="minorHAnsi" w:cstheme="minorHAnsi"/>
-          <w:b w:val="0"/>
-          <w:bCs w:val="0"/>
-          <w:i/>
-          <w:iCs/>
-          <w:color w:val="auto"/>
-          <w:sz w:val="22"/>
-          <w:szCs w:val="22"/>
-        </w:rPr>
-        <w:t xml:space="preserve">Cloud (GCP, AWS), API Design (REST, </w:t>
-      </w:r>
-      <w:proofErr w:type="spellStart"/>
-      <w:r>
-        <w:rPr>
-          <w:rFonts w:asciiTheme="minorHAnsi" w:eastAsiaTheme="minorEastAsia" w:hAnsiTheme="minorHAnsi" w:cstheme="minorHAnsi"/>
-          <w:b w:val="0"/>
-          <w:bCs w:val="0"/>
-          <w:i/>
-          <w:iCs/>
-          <w:color w:val="auto"/>
-          <w:sz w:val="22"/>
-          <w:szCs w:val="22"/>
-        </w:rPr>
-        <w:t>gRPC</w:t>
-      </w:r>
-      <w:proofErr w:type="spellEnd"/>
-      <w:r>
-        <w:rPr>
-          <w:rFonts w:asciiTheme="minorHAnsi" w:eastAsiaTheme="minorEastAsia" w:hAnsiTheme="minorHAnsi" w:cstheme="minorHAnsi"/>
-          <w:b w:val="0"/>
-          <w:bCs w:val="0"/>
-          <w:i/>
-          <w:iCs/>
-          <w:color w:val="auto"/>
-          <w:sz w:val="22"/>
-          <w:szCs w:val="22"/>
-        </w:rPr>
-        <w:t xml:space="preserve">), Event-Driven Architecture, AI/ML (Vertex AI, Gemini), </w:t>
-      </w:r>
-      <w:r>
-        <w:rPr>
-          <w:rFonts w:asciiTheme="minorHAnsi" w:eastAsiaTheme="minorEastAsia" w:hAnsiTheme="minorHAnsi" w:cstheme="minorHAnsi"/>
-          <w:b w:val="0"/>
-          <w:bCs w:val="0"/>
-          <w:i/>
-          <w:iCs/>
-          <w:color w:val="auto"/>
-          <w:sz w:val="22"/>
-          <w:szCs w:val="22"/>
-        </w:rPr>
-        <w:t>AI Agents &amp; Multi-Step Automation Workflows (Claude / Claude Code, ChatGPT</w:t>
-      </w:r>
-      <w:proofErr w:type="gramStart"/>
-      <w:r>
-        <w:rPr>
-          <w:rFonts w:asciiTheme="minorHAnsi" w:eastAsiaTheme="minorEastAsia" w:hAnsiTheme="minorHAnsi" w:cstheme="minorHAnsi"/>
-          <w:b w:val="0"/>
-          <w:bCs w:val="0"/>
-          <w:i/>
-          <w:iCs/>
-          <w:color w:val="auto"/>
-          <w:sz w:val="22"/>
-          <w:szCs w:val="22"/>
-        </w:rPr>
-        <w:t>),</w:t>
-      </w:r>
-      <w:r>
-        <w:rPr>
-          <w:rFonts w:asciiTheme="minorHAnsi" w:eastAsiaTheme="minorEastAsia" w:hAnsiTheme="minorHAnsi" w:cstheme="minorHAnsi"/>
-          <w:b w:val="0"/>
-          <w:bCs w:val="0"/>
-          <w:i/>
-          <w:iCs/>
-          <w:color w:val="auto"/>
-          <w:sz w:val="22"/>
-          <w:szCs w:val="22"/>
-        </w:rPr>
-        <w:t>Microservices</w:t>
-      </w:r>
-      <w:proofErr w:type="gramEnd"/>
-    </w:p>
-    <w:p>
-      <w:pPr>
-        <w:pStyle w:val="Heading2"/>
-        <w:numPr>
-          <w:ilvl w:val="0"/>
-          <w:numId w:val="1"/>
-        </w:numPr>
-        <w:spacing w:before="0"/>
-        <w:ind w:left="426" w:right="-330"/>
-        <w:rPr>
-          <w:rFonts w:asciiTheme="minorHAnsi" w:eastAsiaTheme="minorEastAsia" w:hAnsiTheme="minorHAnsi" w:cstheme="minorHAnsi"/>
-          <w:b w:val="0"/>
-          <w:bCs w:val="0"/>
-          <w:i/>
-          <w:iCs/>
-          <w:color w:val="auto"/>
-          <w:sz w:val="22"/>
-          <w:szCs w:val="22"/>
-        </w:rPr>
-      </w:pPr>
-      <w:r>
-        <w:rPr>
-          <w:rFonts w:asciiTheme="minorHAnsi" w:eastAsiaTheme="minorEastAsia" w:hAnsiTheme="minorHAnsi" w:cstheme="minorHAnsi"/>
-          <w:i/>
-          <w:iCs/>
-          <w:color w:val="auto"/>
-          <w:sz w:val="22"/>
-          <w:szCs w:val="22"/>
-        </w:rPr>
-        <w:t>Practices</w:t>
-      </w:r>
-      <w:r>
-        <w:rPr>
-          <w:rFonts w:asciiTheme="minorHAnsi" w:eastAsiaTheme="minorEastAsia" w:hAnsiTheme="minorHAnsi" w:cstheme="minorHAnsi"/>
-          <w:i/>
-          <w:iCs/>
-          <w:color w:val="auto"/>
-          <w:sz w:val="22"/>
-          <w:szCs w:val="22"/>
-        </w:rPr>
-        <w:t>:</w:t>
-      </w:r>
-      <w:r>
-        <w:rPr>
-          <w:rFonts w:asciiTheme="minorHAnsi" w:eastAsiaTheme="minorEastAsia" w:hAnsiTheme="minorHAnsi" w:cstheme="minorHAnsi"/>
-          <w:i/>
-          <w:iCs/>
-          <w:color w:val="auto"/>
-          <w:sz w:val="22"/>
-          <w:szCs w:val="22"/>
-        </w:rPr>
-        <w:t xml:space="preserve"> </w:t>
-      </w:r>
-      <w:r>
-        <w:rPr>
-          <w:rFonts w:asciiTheme="minorHAnsi" w:eastAsiaTheme="minorEastAsia" w:hAnsiTheme="minorHAnsi" w:cstheme="minorHAnsi"/>
-          <w:b w:val="0"/>
-          <w:bCs w:val="0"/>
-          <w:i/>
-          <w:iCs/>
-          <w:color w:val="auto"/>
-          <w:sz w:val="22"/>
-          <w:szCs w:val="22"/>
-        </w:rPr>
-        <w:t xml:space="preserve">Agile (Scrum, Kanban, </w:t>
-      </w:r>
-      <w:proofErr w:type="spellStart"/>
-      <w:r>
-        <w:rPr>
-          <w:rFonts w:asciiTheme="minorHAnsi" w:eastAsiaTheme="minorEastAsia" w:hAnsiTheme="minorHAnsi" w:cstheme="minorHAnsi"/>
-          <w:b w:val="0"/>
-          <w:bCs w:val="0"/>
-          <w:i/>
-          <w:iCs/>
-          <w:color w:val="auto"/>
-          <w:sz w:val="22"/>
-          <w:szCs w:val="22"/>
-        </w:rPr>
-        <w:t>SAFe</w:t>
-      </w:r>
-      <w:proofErr w:type="spellEnd"/>
-      <w:r>
-        <w:rPr>
-          <w:rFonts w:asciiTheme="minorHAnsi" w:eastAsiaTheme="minorEastAsia" w:hAnsiTheme="minorHAnsi" w:cstheme="minorHAnsi"/>
-          <w:b w:val="0"/>
-          <w:bCs w:val="0"/>
-          <w:i/>
-          <w:iCs/>
-          <w:color w:val="auto"/>
-          <w:sz w:val="22"/>
-          <w:szCs w:val="22"/>
-        </w:rPr>
-        <w:t>), Observability, CI/CD, TDD</w:t>
-      </w:r>
-    </w:p>
-    <w:p>
-      <w:pPr>
-        <w:pStyle w:val="NoSpacing"/>
-        <w:ind w:left="-284" w:right="-330"/>
-        <w:rPr>
-          <w:rFonts w:cstheme="minorHAnsi"/>
-          <w:bCs/>
-        </w:rPr>
-      </w:pPr>
-    </w:p>
-    <w:p>
-      <w:pPr>
-        <w:pStyle w:val="Heading2"/>
-        <w:ind w:right="-330"/>
+      </w:pPr>
+      <w:r>
         <w:rPr>
           <w:rFonts w:asciiTheme="minorHAnsi" w:hAnsiTheme="minorHAnsi" w:cstheme="minorHAnsi"/>
           <w:color w:val="auto"/>
@@ -703,8 +1099,1144 @@
           <w:szCs w:val="22"/>
           <w:u w:val="single"/>
         </w:rPr>
-      </w:pPr>
-      <w:r>
+        <w:t>Experience</w:t>
+      </w:r>
+    </w:p>
+    <w:p>
+      <w:pPr>
+        <w:spacing w:after="0"/>
+        <w:rPr>
+          <w:b/>
+          <w:bCs/>
+        </w:rPr>
+      </w:pPr>
+      <w:r>
+        <w:rPr>
+          <w:b/>
+          <w:bCs/>
+        </w:rPr>
+        <w:t>ANZ</w:t>
+      </w:r>
+    </w:p>
+    <w:p>
+      <w:pPr>
+        <w:spacing w:after="0"/>
+        <w:rPr>
+          <w:b/>
+          <w:bCs/>
+        </w:rPr>
+      </w:pPr>
+      <w:r>
+        <w:rPr>
+          <w:b/>
+          <w:bCs/>
+        </w:rPr>
+        <w:t xml:space="preserve">Senior </w:t>
+      </w:r>
+      <w:r>
+        <w:rPr>
+          <w:b/>
+          <w:bCs/>
+        </w:rPr>
+        <w:t>Software Engineer | Jan 2025 - Mar 2026</w:t>
+      </w:r>
+    </w:p>
+    <w:p>
+      <w:pPr>
+        <w:spacing w:after="0"/>
+      </w:pPr>
+      <w:r>
+        <w:t>Owned a key area of functionality within a 12-engineer team in ANZ Plus, driving technical design, AI integration strategy, and cloud architecture decisions in a regulated banking environment.</w:t>
+      </w:r>
+    </w:p>
+    <w:p>
+      <w:pPr>
+        <w:pStyle w:val="ListParagraph"/>
+        <w:numPr>
+          <w:ilvl w:val="0"/>
+          <w:numId w:val="30"/>
+        </w:numPr>
+      </w:pPr>
+      <w:r>
+        <w:t>Owned delivery of AI-enabled search APIs, a core component of a generative AI search platform leveraging Vertex AI / Gemini, enabling services to migrate to ANZ Plus</w:t>
+      </w:r>
+    </w:p>
+    <w:p>
+      <w:pPr>
+        <w:pStyle w:val="ListParagraph"/>
+        <w:numPr>
+          <w:ilvl w:val="0"/>
+          <w:numId w:val="30"/>
+        </w:numPr>
+      </w:pPr>
+      <w:r>
+        <w:t>Drove AI integration strategy across the team, making decisions on model selection, provisioning approach, and scaling patterns</w:t>
+      </w:r>
+    </w:p>
+    <w:p>
+      <w:pPr>
+        <w:pStyle w:val="ListParagraph"/>
+        <w:numPr>
+          <w:ilvl w:val="0"/>
+          <w:numId w:val="30"/>
+        </w:numPr>
+      </w:pPr>
+      <w:r>
+        <w:t>Established practical guardrails for generative AI use within the project, balancing capability with compliance and reliability in a risk-averse banking context</w:t>
+      </w:r>
+    </w:p>
+    <w:p>
+      <w:pPr>
+        <w:pStyle w:val="ListParagraph"/>
+        <w:numPr>
+          <w:ilvl w:val="0"/>
+          <w:numId w:val="30"/>
+        </w:numPr>
+      </w:pPr>
+      <w:r>
+        <w:t xml:space="preserve">Participant in ANZ </w:t>
+      </w:r>
+      <w:proofErr w:type="spellStart"/>
+      <w:r>
+        <w:t>Plus’</w:t>
+      </w:r>
+      <w:proofErr w:type="spellEnd"/>
+      <w:r>
+        <w:t xml:space="preserve"> early Claude Code trial group, contributing to the adoption of AI-assisted development practices across the team</w:t>
+      </w:r>
+    </w:p>
+    <w:p>
+      <w:pPr>
+        <w:pStyle w:val="ListParagraph"/>
+        <w:numPr>
+          <w:ilvl w:val="0"/>
+          <w:numId w:val="30"/>
+        </w:numPr>
+      </w:pPr>
+      <w:r>
+        <w:t>Architected Golang microservices and API contracts (</w:t>
+      </w:r>
+      <w:proofErr w:type="spellStart"/>
+      <w:r>
+        <w:t>gRPC</w:t>
+      </w:r>
+      <w:proofErr w:type="spellEnd"/>
+      <w:r>
+        <w:t xml:space="preserve"> / </w:t>
+      </w:r>
+      <w:proofErr w:type="spellStart"/>
+      <w:r>
+        <w:t>Protobuf</w:t>
+      </w:r>
+      <w:proofErr w:type="spellEnd"/>
+      <w:r>
+        <w:t xml:space="preserve">), aligned to Google AIP and </w:t>
+      </w:r>
+      <w:proofErr w:type="spellStart"/>
+      <w:r>
+        <w:t>protobuf</w:t>
+      </w:r>
+      <w:proofErr w:type="spellEnd"/>
+      <w:r>
+        <w:t>-first standards</w:t>
+      </w:r>
+    </w:p>
+    <w:p>
+      <w:pPr>
+        <w:pStyle w:val="ListParagraph"/>
+        <w:numPr>
+          <w:ilvl w:val="0"/>
+          <w:numId w:val="30"/>
+        </w:numPr>
+      </w:pPr>
+      <w:r>
+        <w:t>Delivered API capabilities enabling bank feed integrations for commercial customers within a 3-engineer team, supporting transaction sync with external accounting platforms</w:t>
+      </w:r>
+    </w:p>
+    <w:p>
+      <w:pPr>
+        <w:pStyle w:val="ListParagraph"/>
+        <w:numPr>
+          <w:ilvl w:val="0"/>
+          <w:numId w:val="30"/>
+        </w:numPr>
+        <w:spacing w:after="0"/>
+      </w:pPr>
+      <w:r>
+        <w:t xml:space="preserve">Established and enforced 80%+ test coverage standard with TDD practices across services; instrumented distributed tracing and production observability via </w:t>
+      </w:r>
+      <w:proofErr w:type="spellStart"/>
+      <w:r>
+        <w:t>OpenTelemetry</w:t>
+      </w:r>
+      <w:proofErr w:type="spellEnd"/>
+    </w:p>
+    <w:p>
+      <w:pPr>
+        <w:rPr>
+          <w:b/>
+          <w:bCs/>
+        </w:rPr>
+      </w:pPr>
+      <w:r>
+        <w:rPr>
+          <w:b/>
+          <w:bCs/>
+        </w:rPr>
+        <w:t xml:space="preserve">Technology: </w:t>
+      </w:r>
+      <w:r>
+        <w:t xml:space="preserve">Golang, </w:t>
+      </w:r>
+      <w:proofErr w:type="spellStart"/>
+      <w:r>
+        <w:t>Protobuf</w:t>
+      </w:r>
+      <w:proofErr w:type="spellEnd"/>
+      <w:r>
+        <w:t xml:space="preserve">, </w:t>
+      </w:r>
+      <w:proofErr w:type="spellStart"/>
+      <w:r>
+        <w:t>gRPC</w:t>
+      </w:r>
+      <w:proofErr w:type="spellEnd"/>
+      <w:r>
+        <w:t xml:space="preserve"> / Connect, GCP (Cloud Run, Pub/Sub, Spanner, Dataflow, </w:t>
+      </w:r>
+      <w:proofErr w:type="spellStart"/>
+      <w:r>
+        <w:t>BigQuery</w:t>
+      </w:r>
+      <w:proofErr w:type="spellEnd"/>
+      <w:r>
+        <w:t xml:space="preserve">), Vertex AI / Gemini, </w:t>
+      </w:r>
+      <w:proofErr w:type="spellStart"/>
+      <w:r>
+        <w:t>OpenTelemetry</w:t>
+      </w:r>
+      <w:proofErr w:type="spellEnd"/>
+      <w:r>
+        <w:t>, GitHub Actions, Terraform, Docker</w:t>
+      </w:r>
+    </w:p>
+    <w:p>
+      <w:pPr>
+        <w:pStyle w:val="NoSpacing"/>
+        <w:rPr>
+          <w:b/>
+          <w:bCs/>
+        </w:rPr>
+      </w:pPr>
+      <w:r>
+        <w:rPr>
+          <w:b/>
+          <w:bCs/>
+        </w:rPr>
+        <w:t xml:space="preserve">Macquarie Group </w:t>
+      </w:r>
+    </w:p>
+    <w:p>
+      <w:pPr>
+        <w:pStyle w:val="NoSpacing"/>
+        <w:rPr>
+          <w:b/>
+          <w:bCs/>
+        </w:rPr>
+      </w:pPr>
+      <w:r>
+        <w:rPr>
+          <w:b/>
+          <w:bCs/>
+        </w:rPr>
+        <w:t>Software Engineer</w:t>
+      </w:r>
+      <w:r>
+        <w:rPr>
+          <w:b/>
+          <w:bCs/>
+        </w:rPr>
+        <w:t xml:space="preserve">| </w:t>
+      </w:r>
+      <w:r>
+        <w:rPr>
+          <w:b/>
+          <w:bCs/>
+        </w:rPr>
+        <w:t xml:space="preserve">Apr 2023 – </w:t>
+      </w:r>
+      <w:r>
+        <w:rPr>
+          <w:b/>
+          <w:bCs/>
+        </w:rPr>
+        <w:t>Jan 2025</w:t>
+      </w:r>
+    </w:p>
+    <w:p>
+      <w:pPr>
+        <w:pStyle w:val="NoSpacing"/>
+        <w:rPr>
+          <w:rFonts w:cstheme="minorHAnsi"/>
+        </w:rPr>
+      </w:pPr>
+      <w:r>
+        <w:rPr>
+          <w:rFonts w:cstheme="minorHAnsi"/>
+        </w:rPr>
+        <w:t>Architected and led delivery of a real-time asset management platform within trading and asset management, replacing manual operational processes with a scalable digital solution.</w:t>
+      </w:r>
+    </w:p>
+    <w:p>
+      <w:pPr>
+        <w:pStyle w:val="NoSpacing"/>
+        <w:numPr>
+          <w:ilvl w:val="0"/>
+          <w:numId w:val="33"/>
+        </w:numPr>
+        <w:tabs>
+          <w:tab w:val="left" w:pos="284"/>
+        </w:tabs>
+        <w:rPr>
+          <w:rFonts w:cstheme="minorHAnsi"/>
+        </w:rPr>
+      </w:pPr>
+      <w:r>
+        <w:rPr>
+          <w:rFonts w:cstheme="minorHAnsi"/>
+        </w:rPr>
+        <w:t>Defined the solution architecture for a real-time asset management portal, leading a 4-engineer team through design, build, and delivery, with approval through platform architecture review</w:t>
+      </w:r>
+    </w:p>
+    <w:p>
+      <w:pPr>
+        <w:pStyle w:val="NoSpacing"/>
+        <w:numPr>
+          <w:ilvl w:val="0"/>
+          <w:numId w:val="33"/>
+        </w:numPr>
+        <w:tabs>
+          <w:tab w:val="left" w:pos="284"/>
+        </w:tabs>
+        <w:rPr>
+          <w:rFonts w:cstheme="minorHAnsi"/>
+        </w:rPr>
+      </w:pPr>
+      <w:r>
+        <w:rPr>
+          <w:rFonts w:cstheme="minorHAnsi"/>
+        </w:rPr>
+        <w:lastRenderedPageBreak/>
+        <w:t>Defined requirements directly with business stakeholders and end users, translating operational processes into system design and maximising business value</w:t>
+      </w:r>
+    </w:p>
+    <w:p>
+      <w:pPr>
+        <w:pStyle w:val="NoSpacing"/>
+        <w:numPr>
+          <w:ilvl w:val="0"/>
+          <w:numId w:val="33"/>
+        </w:numPr>
+        <w:tabs>
+          <w:tab w:val="left" w:pos="284"/>
+        </w:tabs>
+        <w:rPr>
+          <w:rFonts w:cstheme="minorHAnsi"/>
+        </w:rPr>
+      </w:pPr>
+      <w:r>
+        <w:rPr>
+          <w:rFonts w:cstheme="minorHAnsi"/>
+        </w:rPr>
+        <w:t>Architected a high-throughput, low-latency event-driven system, selecting appropriate GCP services for regulatory traceability and operational efficiency</w:t>
+      </w:r>
+    </w:p>
+    <w:p>
+      <w:pPr>
+        <w:pStyle w:val="NoSpacing"/>
+        <w:numPr>
+          <w:ilvl w:val="0"/>
+          <w:numId w:val="33"/>
+        </w:numPr>
+        <w:tabs>
+          <w:tab w:val="left" w:pos="284"/>
+        </w:tabs>
+        <w:rPr>
+          <w:rFonts w:cstheme="minorHAnsi"/>
+        </w:rPr>
+      </w:pPr>
+      <w:r>
+        <w:rPr>
+          <w:rFonts w:cstheme="minorHAnsi"/>
+        </w:rPr>
+        <w:t>Delivered features that reduced manual effort by over 50 hours per week while ensuring regulatory compliance</w:t>
+      </w:r>
+    </w:p>
+    <w:p>
+      <w:pPr>
+        <w:pStyle w:val="NoSpacing"/>
+        <w:numPr>
+          <w:ilvl w:val="0"/>
+          <w:numId w:val="33"/>
+        </w:numPr>
+        <w:tabs>
+          <w:tab w:val="left" w:pos="284"/>
+        </w:tabs>
+        <w:rPr>
+          <w:rFonts w:cstheme="minorHAnsi"/>
+        </w:rPr>
+      </w:pPr>
+      <w:r>
+        <w:rPr>
+          <w:rFonts w:cstheme="minorHAnsi"/>
+        </w:rPr>
+        <w:t xml:space="preserve">Established engineering standards including TDD, 80%+ coverage enforcement, code review practices, </w:t>
+      </w:r>
+      <w:proofErr w:type="spellStart"/>
+      <w:r>
+        <w:rPr>
+          <w:rFonts w:cstheme="minorHAnsi"/>
+        </w:rPr>
+        <w:t>OpenTelemetry</w:t>
+      </w:r>
+      <w:proofErr w:type="spellEnd"/>
+      <w:r>
+        <w:rPr>
+          <w:rFonts w:cstheme="minorHAnsi"/>
+        </w:rPr>
+        <w:t xml:space="preserve"> instrumentation, and mentoring junior engineers across the team</w:t>
+      </w:r>
+    </w:p>
+    <w:p>
+      <w:pPr>
+        <w:pStyle w:val="NoSpacing"/>
+        <w:tabs>
+          <w:tab w:val="left" w:pos="284"/>
+        </w:tabs>
+        <w:spacing w:after="240"/>
+        <w:ind w:left="360"/>
+        <w:rPr>
+          <w:rFonts w:cstheme="minorHAnsi"/>
+        </w:rPr>
+      </w:pPr>
+      <w:r>
+        <w:rPr>
+          <w:rFonts w:cstheme="minorHAnsi"/>
+          <w:b/>
+          <w:bCs/>
+        </w:rPr>
+        <w:t>Technology</w:t>
+      </w:r>
+      <w:r>
+        <w:rPr>
+          <w:rFonts w:cstheme="minorHAnsi"/>
+          <w:b/>
+          <w:bCs/>
+        </w:rPr>
+        <w:t>:</w:t>
+      </w:r>
+      <w:r>
+        <w:t xml:space="preserve"> </w:t>
+      </w:r>
+      <w:r>
+        <w:rPr>
+          <w:rFonts w:cstheme="minorHAnsi"/>
+        </w:rPr>
+        <w:t xml:space="preserve">Java, Spring Boot, Docker, Kubernetes, GCP (Spanner, Dataflow, Pub/Sub, GKE), </w:t>
+      </w:r>
+      <w:proofErr w:type="spellStart"/>
+      <w:r>
+        <w:rPr>
+          <w:rFonts w:cstheme="minorHAnsi"/>
+        </w:rPr>
+        <w:t>OpenTelemetry</w:t>
+      </w:r>
+      <w:proofErr w:type="spellEnd"/>
+      <w:r>
+        <w:rPr>
+          <w:rFonts w:cstheme="minorHAnsi"/>
+        </w:rPr>
+        <w:t>, Bitbucket Pipelines, AWS, Python, React</w:t>
+      </w:r>
+    </w:p>
+    <w:p>
+      <w:pPr>
+        <w:pStyle w:val="NoSpacing"/>
+        <w:rPr>
+          <w:rFonts w:cstheme="minorHAnsi"/>
+          <w:b/>
+          <w:bCs/>
+        </w:rPr>
+      </w:pPr>
+      <w:r>
+        <w:rPr>
+          <w:rFonts w:cstheme="minorHAnsi"/>
+          <w:b/>
+          <w:bCs/>
+        </w:rPr>
+        <w:t>Leidos Australia</w:t>
+      </w:r>
+      <w:r>
+        <w:rPr>
+          <w:rFonts w:cstheme="minorHAnsi"/>
+          <w:b/>
+          <w:bCs/>
+        </w:rPr>
+        <w:t xml:space="preserve"> | </w:t>
+      </w:r>
+      <w:r>
+        <w:rPr>
+          <w:rFonts w:cstheme="minorHAnsi"/>
+          <w:b/>
+          <w:bCs/>
+        </w:rPr>
+        <w:t>Jul 2019 - Apr 2023</w:t>
+      </w:r>
+    </w:p>
+    <w:p>
+      <w:pPr>
+        <w:pStyle w:val="NoSpacing"/>
+        <w:ind w:firstLine="284"/>
+        <w:rPr>
+          <w:rFonts w:cstheme="minorHAnsi"/>
+          <w:b/>
+          <w:bCs/>
+        </w:rPr>
+      </w:pPr>
+      <w:r>
+        <w:rPr>
+          <w:rFonts w:cstheme="minorHAnsi"/>
+          <w:b/>
+          <w:bCs/>
+        </w:rPr>
+        <w:t>Software Engineer</w:t>
+      </w:r>
+      <w:r>
+        <w:rPr>
+          <w:rFonts w:cstheme="minorHAnsi"/>
+          <w:b/>
+          <w:bCs/>
+        </w:rPr>
+        <w:t xml:space="preserve"> |</w:t>
+      </w:r>
+      <w:r>
+        <w:rPr>
+          <w:rFonts w:cstheme="minorHAnsi"/>
+          <w:b/>
+          <w:bCs/>
+        </w:rPr>
+        <w:t xml:space="preserve"> Jul 2019 – </w:t>
+      </w:r>
+      <w:r>
+        <w:rPr>
+          <w:rFonts w:cstheme="minorHAnsi"/>
+          <w:b/>
+          <w:bCs/>
+        </w:rPr>
+        <w:t>Apr 2023</w:t>
+      </w:r>
+    </w:p>
+    <w:p>
+      <w:pPr>
+        <w:pStyle w:val="NoSpacing"/>
+        <w:numPr>
+          <w:ilvl w:val="0"/>
+          <w:numId w:val="36"/>
+        </w:numPr>
+        <w:tabs>
+          <w:tab w:val="left" w:pos="284"/>
+        </w:tabs>
+        <w:rPr>
+          <w:rFonts w:cstheme="minorHAnsi"/>
+        </w:rPr>
+      </w:pPr>
+      <w:r>
+        <w:rPr>
+          <w:rFonts w:cstheme="minorHAnsi"/>
+        </w:rPr>
+        <w:t>Architected and built a data discovery platform for a critical government agency, integrating multiple data sources into a centralised system and reducing analyst discovery tasks from months of manual effort to seconds</w:t>
+      </w:r>
+    </w:p>
+    <w:p>
+      <w:pPr>
+        <w:pStyle w:val="NoSpacing"/>
+        <w:numPr>
+          <w:ilvl w:val="0"/>
+          <w:numId w:val="36"/>
+        </w:numPr>
+        <w:tabs>
+          <w:tab w:val="left" w:pos="284"/>
+        </w:tabs>
+        <w:rPr>
+          <w:rFonts w:cstheme="minorHAnsi"/>
+        </w:rPr>
+      </w:pPr>
+      <w:r>
+        <w:rPr>
+          <w:rFonts w:cstheme="minorHAnsi"/>
+        </w:rPr>
+        <w:t>Delivered in a team of two a rapid-turnaround proof of concept for a successful contract bid, with highly positive feedback from customers and executives</w:t>
+      </w:r>
+    </w:p>
+    <w:p>
+      <w:pPr>
+        <w:pStyle w:val="NoSpacing"/>
+        <w:numPr>
+          <w:ilvl w:val="0"/>
+          <w:numId w:val="36"/>
+        </w:numPr>
+        <w:tabs>
+          <w:tab w:val="left" w:pos="284"/>
+        </w:tabs>
+        <w:rPr>
+          <w:rFonts w:cstheme="minorHAnsi"/>
+        </w:rPr>
+      </w:pPr>
+      <w:r>
+        <w:rPr>
+          <w:rFonts w:cstheme="minorHAnsi"/>
+        </w:rPr>
+        <w:t xml:space="preserve">Drove production go-live and incident-free </w:t>
+      </w:r>
+      <w:proofErr w:type="spellStart"/>
+      <w:r>
+        <w:rPr>
+          <w:rFonts w:cstheme="minorHAnsi"/>
+        </w:rPr>
+        <w:t>hypercare</w:t>
+      </w:r>
+      <w:proofErr w:type="spellEnd"/>
+      <w:r>
+        <w:rPr>
+          <w:rFonts w:cstheme="minorHAnsi"/>
+        </w:rPr>
+        <w:t xml:space="preserve"> period, ensuring stable transition to operations</w:t>
+      </w:r>
+    </w:p>
+    <w:p>
+      <w:pPr>
+        <w:pStyle w:val="NoSpacing"/>
+        <w:numPr>
+          <w:ilvl w:val="0"/>
+          <w:numId w:val="36"/>
+        </w:numPr>
+        <w:tabs>
+          <w:tab w:val="left" w:pos="284"/>
+        </w:tabs>
+        <w:rPr>
+          <w:rFonts w:cstheme="minorHAnsi"/>
+        </w:rPr>
+      </w:pPr>
+      <w:r>
+        <w:rPr>
+          <w:rFonts w:cstheme="minorHAnsi"/>
+        </w:rPr>
+        <w:t>Developed legislation drafting solutions for government departments, enhancing efficiency and consistency in critical processes</w:t>
+      </w:r>
+    </w:p>
+    <w:p>
+      <w:pPr>
+        <w:pStyle w:val="NoSpacing"/>
+        <w:numPr>
+          <w:ilvl w:val="0"/>
+          <w:numId w:val="36"/>
+        </w:numPr>
+        <w:tabs>
+          <w:tab w:val="left" w:pos="284"/>
+        </w:tabs>
+        <w:rPr>
+          <w:rFonts w:cstheme="minorHAnsi"/>
+        </w:rPr>
+      </w:pPr>
+      <w:r>
+        <w:rPr>
+          <w:rFonts w:cstheme="minorHAnsi"/>
+        </w:rPr>
+        <w:t>Delivered frontend rewrite of a tasking and resourcing application, migrating from end-of-life Flash to a modern web stack</w:t>
+      </w:r>
+    </w:p>
+    <w:p>
+      <w:pPr>
+        <w:pStyle w:val="NoSpacing"/>
+        <w:numPr>
+          <w:ilvl w:val="0"/>
+          <w:numId w:val="36"/>
+        </w:numPr>
+        <w:tabs>
+          <w:tab w:val="left" w:pos="284"/>
+        </w:tabs>
+        <w:rPr>
+          <w:rFonts w:cstheme="minorHAnsi"/>
+        </w:rPr>
+      </w:pPr>
+      <w:r>
+        <w:rPr>
+          <w:rFonts w:cstheme="minorHAnsi"/>
+        </w:rPr>
+        <w:t>Received Division Employee Recognition for Outstanding Contribution on three occasions</w:t>
+      </w:r>
+    </w:p>
+    <w:p>
+      <w:pPr>
+        <w:pStyle w:val="NoSpacing"/>
+        <w:tabs>
+          <w:tab w:val="left" w:pos="284"/>
+        </w:tabs>
+        <w:spacing w:after="240"/>
+        <w:rPr>
+          <w:rFonts w:cstheme="minorHAnsi"/>
+        </w:rPr>
+      </w:pPr>
+      <w:r>
+        <w:rPr>
+          <w:rFonts w:cstheme="minorHAnsi"/>
+          <w:b/>
+          <w:bCs/>
+        </w:rPr>
+        <w:tab/>
+      </w:r>
+      <w:r>
+        <w:rPr>
+          <w:rFonts w:cstheme="minorHAnsi"/>
+          <w:b/>
+          <w:bCs/>
+        </w:rPr>
+        <w:t>Technology:</w:t>
+      </w:r>
+      <w:r>
+        <w:rPr>
+          <w:rFonts w:cstheme="minorHAnsi"/>
+        </w:rPr>
+        <w:t xml:space="preserve"> </w:t>
+      </w:r>
+      <w:r>
+        <w:rPr>
+          <w:rFonts w:cstheme="minorHAnsi"/>
+        </w:rPr>
+        <w:t xml:space="preserve">Java, Spring Boot, Kafka, Elastic Stack, </w:t>
+      </w:r>
+      <w:proofErr w:type="spellStart"/>
+      <w:r>
+        <w:rPr>
+          <w:rFonts w:cstheme="minorHAnsi"/>
+        </w:rPr>
+        <w:t>NiFi</w:t>
+      </w:r>
+      <w:proofErr w:type="spellEnd"/>
+      <w:r>
+        <w:rPr>
+          <w:rFonts w:cstheme="minorHAnsi"/>
+        </w:rPr>
+        <w:t>, Ansible, Angular, TypeScript, AWS, Docker</w:t>
+      </w:r>
+    </w:p>
+    <w:p>
+      <w:pPr>
+        <w:pStyle w:val="NoSpacing"/>
+        <w:ind w:firstLine="284"/>
+        <w:rPr>
+          <w:rFonts w:cstheme="minorHAnsi"/>
+          <w:b/>
+          <w:bCs/>
+        </w:rPr>
+      </w:pPr>
+      <w:r>
+        <w:rPr>
+          <w:rFonts w:cstheme="minorHAnsi"/>
+          <w:b/>
+          <w:bCs/>
+        </w:rPr>
+        <w:t xml:space="preserve">Scrum </w:t>
+      </w:r>
+      <w:proofErr w:type="gramStart"/>
+      <w:r>
+        <w:rPr>
+          <w:rFonts w:cstheme="minorHAnsi"/>
+          <w:b/>
+          <w:bCs/>
+        </w:rPr>
+        <w:t>Master</w:t>
+      </w:r>
+      <w:r>
+        <w:rPr>
+          <w:rFonts w:cstheme="minorHAnsi"/>
+          <w:b/>
+          <w:bCs/>
+        </w:rPr>
+        <w:t>(</w:t>
+      </w:r>
+      <w:proofErr w:type="gramEnd"/>
+      <w:r>
+        <w:rPr>
+          <w:rFonts w:cstheme="minorHAnsi"/>
+          <w:b/>
+          <w:bCs/>
+        </w:rPr>
+        <w:t>Dual Hat) | Apr 2022 - Apr 2023</w:t>
+      </w:r>
+    </w:p>
+    <w:p>
+      <w:pPr>
+        <w:pStyle w:val="NoSpacing"/>
+        <w:numPr>
+          <w:ilvl w:val="0"/>
+          <w:numId w:val="38"/>
+        </w:numPr>
+      </w:pPr>
+      <w:r>
+        <w:t xml:space="preserve">Established agile ways of working for a new program, scaling from 2 to 6 scrum teams within a </w:t>
+      </w:r>
+      <w:proofErr w:type="spellStart"/>
+      <w:r>
+        <w:t>SAFe</w:t>
+      </w:r>
+      <w:proofErr w:type="spellEnd"/>
+      <w:r>
+        <w:t xml:space="preserve"> framework</w:t>
+      </w:r>
+    </w:p>
+    <w:p>
+      <w:pPr>
+        <w:pStyle w:val="NoSpacing"/>
+        <w:numPr>
+          <w:ilvl w:val="0"/>
+          <w:numId w:val="38"/>
+        </w:numPr>
+      </w:pPr>
+      <w:r>
+        <w:t>Defined engineering standards adopted across all 6 scrum teams</w:t>
+      </w:r>
+    </w:p>
+    <w:p>
+      <w:pPr>
+        <w:pStyle w:val="NoSpacing"/>
+        <w:numPr>
+          <w:ilvl w:val="0"/>
+          <w:numId w:val="38"/>
+        </w:numPr>
+      </w:pPr>
+      <w:r>
+        <w:t>Led breakdown and planning of project phases, engaging with key stakeholders to remove blockers and align expectations</w:t>
+      </w:r>
+    </w:p>
+    <w:p>
+      <w:pPr>
+        <w:pStyle w:val="NoSpacing"/>
+        <w:numPr>
+          <w:ilvl w:val="0"/>
+          <w:numId w:val="38"/>
+        </w:numPr>
+      </w:pPr>
+      <w:r>
+        <w:t>Facilitated agile ceremonies and customer workshops</w:t>
+      </w:r>
+    </w:p>
+    <w:p>
+      <w:pPr>
+        <w:pStyle w:val="NoSpacing"/>
+        <w:numPr>
+          <w:ilvl w:val="0"/>
+          <w:numId w:val="38"/>
+        </w:numPr>
+        <w:rPr>
+          <w:u w:val="single"/>
+        </w:rPr>
+      </w:pPr>
+      <w:r>
+        <w:t>Coached team members and customer representatives to uplift agile practices. Improved team satisfaction with ways of working by 80%</w:t>
+      </w:r>
+    </w:p>
+    <w:p>
+      <w:pPr>
+        <w:pStyle w:val="NoSpacing"/>
+      </w:pPr>
+    </w:p>
+    <w:p>
+      <w:pPr>
+        <w:pStyle w:val="NoSpacing"/>
+        <w:rPr>
+          <w:rFonts w:cstheme="minorHAnsi"/>
+          <w:b/>
+          <w:bCs/>
+          <w:u w:val="single"/>
+        </w:rPr>
+      </w:pPr>
+      <w:r>
+        <w:rPr>
+          <w:rFonts w:cstheme="minorHAnsi"/>
+          <w:b/>
+          <w:bCs/>
+          <w:u w:val="single"/>
+        </w:rPr>
+        <w:t>Independent Engagements</w:t>
+      </w:r>
+    </w:p>
+    <w:p>
+      <w:pPr>
+        <w:pStyle w:val="NoSpacing"/>
+        <w:rPr>
+          <w:b/>
+          <w:bCs/>
+        </w:rPr>
+      </w:pPr>
+    </w:p>
+    <w:p>
+      <w:pPr>
+        <w:pStyle w:val="NoSpacing"/>
+        <w:rPr>
+          <w:b/>
+          <w:bCs/>
+        </w:rPr>
+      </w:pPr>
+      <w:r>
+        <w:rPr>
+          <w:b/>
+          <w:bCs/>
+        </w:rPr>
+        <w:t>Life Saving Victoria</w:t>
+      </w:r>
+    </w:p>
+    <w:p>
+      <w:pPr>
+        <w:pStyle w:val="NoSpacing"/>
+        <w:ind w:left="284"/>
+        <w:rPr>
+          <w:b/>
+          <w:bCs/>
+        </w:rPr>
+      </w:pPr>
+      <w:r>
+        <w:rPr>
+          <w:b/>
+          <w:bCs/>
+        </w:rPr>
+        <w:t xml:space="preserve">Product &amp; Strategy Lead (Independent Consultant) | Feb </w:t>
+      </w:r>
+      <w:r>
+        <w:rPr>
+          <w:b/>
+          <w:bCs/>
+        </w:rPr>
+        <w:t>-</w:t>
+      </w:r>
+      <w:r>
+        <w:rPr>
+          <w:b/>
+          <w:bCs/>
+        </w:rPr>
+        <w:t xml:space="preserve"> Apr 2026</w:t>
+      </w:r>
+    </w:p>
+    <w:p>
+      <w:pPr>
+        <w:pStyle w:val="NoSpacing"/>
+        <w:ind w:left="568"/>
+      </w:pPr>
+      <w:r>
+        <w:t>Six-week consulting engagement to assess and advise on engineering practices, product strategy, and organisational readiness for a mission-critical incident management platform (LIMSOC) used in real-time coastal emergency operations, as it scaled from a state-based system toward national adoption.</w:t>
+      </w:r>
+    </w:p>
+    <w:p>
+      <w:pPr>
+        <w:pStyle w:val="NoSpacing"/>
+        <w:numPr>
+          <w:ilvl w:val="0"/>
+          <w:numId w:val="44"/>
+        </w:numPr>
+        <w:ind w:left="1004"/>
+      </w:pPr>
+      <w:r>
+        <w:t>Assessed the engineering function and defined the process, tooling, and practice improvements required to scale from a small team into a sustainable engineering operation</w:t>
+      </w:r>
+    </w:p>
+    <w:p>
+      <w:pPr>
+        <w:pStyle w:val="NoSpacing"/>
+        <w:numPr>
+          <w:ilvl w:val="0"/>
+          <w:numId w:val="44"/>
+        </w:numPr>
+        <w:ind w:left="1004"/>
+      </w:pPr>
+      <w:r>
+        <w:t>Defined release, change, rollout, support, and integration frameworks, establishing delivery credibility for national-scale commitments</w:t>
+      </w:r>
+    </w:p>
+    <w:p>
+      <w:pPr>
+        <w:pStyle w:val="NoSpacing"/>
+        <w:numPr>
+          <w:ilvl w:val="0"/>
+          <w:numId w:val="44"/>
+        </w:numPr>
+        <w:ind w:left="1004"/>
+      </w:pPr>
+      <w:r>
+        <w:t>Directed the national product strategy, operating model (governance, decision rights, prioritisation), and commercial framework for scaling across all Australian states and territories</w:t>
+      </w:r>
+    </w:p>
+    <w:p>
+      <w:pPr>
+        <w:pStyle w:val="NoSpacing"/>
+        <w:numPr>
+          <w:ilvl w:val="0"/>
+          <w:numId w:val="44"/>
+        </w:numPr>
+        <w:ind w:left="1004"/>
+      </w:pPr>
+      <w:r>
+        <w:t>Authored and presented the national strategy directly to executive leadership</w:t>
+      </w:r>
+    </w:p>
+    <w:p>
+      <w:pPr>
+        <w:pStyle w:val="NoSpacing"/>
+        <w:numPr>
+          <w:ilvl w:val="0"/>
+          <w:numId w:val="44"/>
+        </w:numPr>
+        <w:ind w:left="1004"/>
+      </w:pPr>
+      <w:r>
+        <w:lastRenderedPageBreak/>
+        <w:t>Drove alignment between frontline operations, executive stakeholders, and engineering, translating operational complexity into product and platform decisions</w:t>
+      </w:r>
+    </w:p>
+    <w:p>
+      <w:pPr>
+        <w:pStyle w:val="NoSpacing"/>
+        <w:ind w:firstLine="284"/>
+        <w:rPr>
+          <w:b/>
+          <w:bCs/>
+        </w:rPr>
+      </w:pPr>
+    </w:p>
+    <w:p>
+      <w:pPr>
+        <w:pStyle w:val="NoSpacing"/>
+        <w:ind w:firstLine="284"/>
+        <w:rPr>
+          <w:b/>
+          <w:bCs/>
+        </w:rPr>
+      </w:pPr>
+      <w:proofErr w:type="spellStart"/>
+      <w:r>
+        <w:rPr>
+          <w:b/>
+          <w:bCs/>
+        </w:rPr>
+        <w:t>AccessBuddy</w:t>
+      </w:r>
+      <w:proofErr w:type="spellEnd"/>
+    </w:p>
+    <w:p>
+      <w:pPr>
+        <w:pStyle w:val="NoSpacing"/>
+        <w:ind w:left="284" w:firstLine="284"/>
+        <w:rPr>
+          <w:b/>
+          <w:bCs/>
+        </w:rPr>
+      </w:pPr>
+      <w:r>
+        <w:rPr>
+          <w:b/>
+          <w:bCs/>
+        </w:rPr>
+        <w:t>Founder &amp; Engineer | 2025 - Present | accessbuddy.com.au</w:t>
+      </w:r>
+    </w:p>
+    <w:p>
+      <w:pPr>
+        <w:pStyle w:val="NoSpacing"/>
+        <w:ind w:left="720"/>
+      </w:pPr>
+      <w:r>
+        <w:t>Independently conceived, architected, built, and deployed a multi-tenant SaaS product for club access credential management, live in production with live tenants.</w:t>
+      </w:r>
+    </w:p>
+    <w:p>
+      <w:pPr>
+        <w:pStyle w:val="NoSpacing"/>
+        <w:numPr>
+          <w:ilvl w:val="0"/>
+          <w:numId w:val="41"/>
+        </w:numPr>
+        <w:ind w:left="1156"/>
+      </w:pPr>
+      <w:r>
+        <w:t xml:space="preserve">Full-stack delivery: Next.js, Postgres, Cloud Run, Stripe Connect, GitHub Actions CI/CD, PWA with </w:t>
+      </w:r>
+      <w:proofErr w:type="spellStart"/>
+      <w:r>
+        <w:t>WebAuthn</w:t>
+      </w:r>
+      <w:proofErr w:type="spellEnd"/>
+      <w:r>
+        <w:t xml:space="preserve"> biometric authentication</w:t>
+      </w:r>
+    </w:p>
+    <w:p>
+      <w:pPr>
+        <w:pStyle w:val="NoSpacing"/>
+        <w:numPr>
+          <w:ilvl w:val="0"/>
+          <w:numId w:val="41"/>
+        </w:numPr>
+        <w:ind w:left="1156"/>
+      </w:pPr>
+      <w:r>
+        <w:t>First tenant onboarded with ~190 members and 350+ credentials under management</w:t>
+      </w:r>
+    </w:p>
+    <w:p>
+      <w:pPr>
+        <w:pStyle w:val="NoSpacing"/>
+        <w:numPr>
+          <w:ilvl w:val="0"/>
+          <w:numId w:val="41"/>
+        </w:numPr>
+        <w:ind w:left="1156"/>
+      </w:pPr>
+      <w:r>
+        <w:t>End-to-end ownership: product strategy, architecture, infrastructure, deployment, and operations</w:t>
+      </w:r>
+    </w:p>
+    <w:p>
+      <w:pPr>
+        <w:pStyle w:val="NoSpacing"/>
+        <w:numPr>
+          <w:ilvl w:val="0"/>
+          <w:numId w:val="41"/>
+        </w:numPr>
+        <w:ind w:left="1156"/>
+      </w:pPr>
+      <w:r>
+        <w:t xml:space="preserve">TDD with comprehensive test coverage; production observability via </w:t>
+      </w:r>
+      <w:proofErr w:type="spellStart"/>
+      <w:r>
+        <w:t>OpenTelemetry</w:t>
+      </w:r>
+      <w:proofErr w:type="spellEnd"/>
+      <w:r>
+        <w:t>, Sentry, and Better Stack</w:t>
+      </w:r>
+    </w:p>
+    <w:p>
+      <w:pPr>
+        <w:pStyle w:val="NoSpacing"/>
+        <w:rPr>
+          <w:u w:val="single"/>
+        </w:rPr>
+      </w:pPr>
+    </w:p>
+    <w:p>
+      <w:pPr>
+        <w:pStyle w:val="Heading2"/>
         <w:rPr>
           <w:rFonts w:asciiTheme="minorHAnsi" w:hAnsiTheme="minorHAnsi" w:cstheme="minorHAnsi"/>
           <w:color w:val="auto"/>
@@ -712,828 +2244,8 @@
           <w:szCs w:val="22"/>
           <w:u w:val="single"/>
         </w:rPr>
-        <w:t>Experience</w:t>
-      </w:r>
-    </w:p>
-    <w:p>
-      <w:pPr>
-        <w:spacing w:after="0"/>
-        <w:rPr>
-          <w:b/>
-          <w:bCs/>
-        </w:rPr>
-      </w:pPr>
-      <w:r>
-        <w:rPr>
-          <w:b/>
-          <w:bCs/>
-        </w:rPr>
-        <w:t>Life Saving Victoria</w:t>
-      </w:r>
-      <w:r>
-        <w:rPr>
-          <w:b/>
-          <w:bCs/>
-        </w:rPr>
-        <w:t xml:space="preserve"> |</w:t>
-      </w:r>
-      <w:r>
-        <w:rPr>
-          <w:b/>
-          <w:bCs/>
-        </w:rPr>
-        <w:t xml:space="preserve"> </w:t>
-      </w:r>
-      <w:r>
-        <w:rPr>
-          <w:b/>
-          <w:bCs/>
-        </w:rPr>
-        <w:t>Product</w:t>
-      </w:r>
-      <w:r>
-        <w:rPr>
-          <w:b/>
-          <w:bCs/>
-        </w:rPr>
-        <w:t xml:space="preserve"> Manager</w:t>
-      </w:r>
-      <w:r>
-        <w:rPr>
-          <w:b/>
-          <w:bCs/>
-        </w:rPr>
-        <w:t xml:space="preserve"> &amp; Strategy Lead (Independent Consultant) | Feb</w:t>
-      </w:r>
-      <w:r>
-        <w:rPr>
-          <w:b/>
-          <w:bCs/>
-        </w:rPr>
-        <w:t xml:space="preserve"> 2026</w:t>
-      </w:r>
-      <w:r>
-        <w:rPr>
-          <w:b/>
-          <w:bCs/>
-        </w:rPr>
-        <w:t xml:space="preserve"> - Apr 2026 | Melbourne</w:t>
-      </w:r>
-    </w:p>
-    <w:p>
-      <w:r>
-        <w:t>Engaged as an independent consultant for six weeks to define the strategy, process, and governance required to scale LSV's incident management platform from a state-based system to a national platform across a federated organisation of 199,000 members, $100M, and 315 clubs.</w:t>
-      </w:r>
-    </w:p>
-    <w:p>
-      <w:pPr>
-        <w:pStyle w:val="ListParagraph"/>
-        <w:numPr>
-          <w:ilvl w:val="0"/>
-          <w:numId w:val="13"/>
-        </w:numPr>
-        <w:spacing w:after="0"/>
-      </w:pPr>
-      <w:r>
-        <w:t>Defined the scaling strategy, balancing the tension between platform consistency and state-level autonomy across</w:t>
-      </w:r>
-      <w:r>
-        <w:t xml:space="preserve"> 7</w:t>
-      </w:r>
-      <w:r>
-        <w:t xml:space="preserve"> jurisdictions with divergent operational requirements</w:t>
-      </w:r>
-    </w:p>
-    <w:p>
-      <w:pPr>
-        <w:pStyle w:val="ListParagraph"/>
-        <w:numPr>
-          <w:ilvl w:val="0"/>
-          <w:numId w:val="13"/>
-        </w:numPr>
-        <w:spacing w:after="0"/>
-      </w:pPr>
-      <w:r>
-        <w:t>Designed the product operating model from scratch, including governance structure, decision rights, intake process, and prioritisation framework, giving LSV a credible mechanism to offer a multi-jurisdiction product while ensuring each state retains the control required to meet its own operational needs</w:t>
-      </w:r>
-    </w:p>
-    <w:p>
-      <w:pPr>
-        <w:pStyle w:val="ListParagraph"/>
-        <w:numPr>
-          <w:ilvl w:val="0"/>
-          <w:numId w:val="13"/>
-        </w:numPr>
-        <w:spacing w:after="0"/>
-      </w:pPr>
-      <w:r>
-        <w:t>Authored and presented the strategy directly to C-suite stakeholders, with the work accepted as the foundation for national adoption discussions</w:t>
-      </w:r>
-    </w:p>
-    <w:p>
-      <w:pPr>
-        <w:pStyle w:val="ListParagraph"/>
-        <w:numPr>
-          <w:ilvl w:val="0"/>
-          <w:numId w:val="13"/>
-        </w:numPr>
-        <w:spacing w:after="0"/>
-        <w:rPr>
-          <w:b/>
-          <w:bCs/>
-        </w:rPr>
-      </w:pPr>
-      <w:r>
-        <w:t>Defined the commercial model, team structure, and indicative budget, resolving the tension between product ambition and financial sustainability across federated funding structures</w:t>
-      </w:r>
-      <w:r>
-        <w:rPr>
-          <w:b/>
-          <w:bCs/>
-        </w:rPr>
-        <w:t xml:space="preserve"> </w:t>
-      </w:r>
-    </w:p>
-    <w:p>
-      <w:pPr>
-        <w:spacing w:after="0"/>
-        <w:rPr>
-          <w:b/>
-          <w:bCs/>
-        </w:rPr>
-      </w:pPr>
-    </w:p>
-    <w:p>
-      <w:pPr>
-        <w:spacing w:after="0"/>
-        <w:rPr>
-          <w:b/>
-          <w:bCs/>
-        </w:rPr>
-      </w:pPr>
-      <w:proofErr w:type="spellStart"/>
-      <w:r>
-        <w:rPr>
-          <w:b/>
-          <w:bCs/>
-        </w:rPr>
-        <w:t>AccessBuddy</w:t>
-      </w:r>
-      <w:proofErr w:type="spellEnd"/>
-      <w:r>
-        <w:rPr>
-          <w:b/>
-          <w:bCs/>
-        </w:rPr>
-        <w:t xml:space="preserve"> | </w:t>
-      </w:r>
-      <w:r>
-        <w:rPr>
-          <w:b/>
-          <w:bCs/>
-        </w:rPr>
-        <w:t xml:space="preserve">Founder &amp; Product </w:t>
-      </w:r>
-      <w:r>
-        <w:rPr>
-          <w:b/>
-          <w:bCs/>
-        </w:rPr>
-        <w:t>Manager</w:t>
-      </w:r>
-      <w:r>
-        <w:rPr>
-          <w:b/>
-          <w:bCs/>
-        </w:rPr>
-        <w:t xml:space="preserve"> | 2025 - Present | accessbuddy.com.au</w:t>
-      </w:r>
-    </w:p>
-    <w:p>
-      <w:r>
-        <w:t>Identified a problem costing volunteer-run clubs thousands of hours per year. Hundreds of access credentials managed manually across spreadsheets and email, tracked inaccurately, with thousands of emails sent by hand, and volunteer time lost to administration instead of community service. Built the solution from scratch as a multi-tenant SaaS product, now live in production.</w:t>
-      </w:r>
-    </w:p>
-    <w:p>
-      <w:pPr>
-        <w:pStyle w:val="ListParagraph"/>
-        <w:numPr>
-          <w:ilvl w:val="0"/>
-          <w:numId w:val="3"/>
-        </w:numPr>
-        <w:ind w:left="426"/>
-      </w:pPr>
-      <w:r>
-        <w:t>Defined product strategy, user journeys, pricing model, and go-to-market approach. Architected, built, and deployed independently</w:t>
-      </w:r>
-    </w:p>
-    <w:p>
-      <w:pPr>
-        <w:pStyle w:val="ListParagraph"/>
-        <w:numPr>
-          <w:ilvl w:val="0"/>
-          <w:numId w:val="3"/>
-        </w:numPr>
-        <w:ind w:left="426"/>
-      </w:pPr>
-      <w:r>
-        <w:t xml:space="preserve">Leveraged AI-assisted development (Claude Code) and custom personal AI </w:t>
-      </w:r>
-      <w:r>
-        <w:t>tooling</w:t>
-      </w:r>
-      <w:r>
-        <w:t xml:space="preserve"> to operate as a solo founder at the velocity of a small team, from product design through to production deployment</w:t>
-      </w:r>
-    </w:p>
-    <w:p>
-      <w:pPr>
-        <w:pStyle w:val="ListParagraph"/>
-        <w:numPr>
-          <w:ilvl w:val="0"/>
-          <w:numId w:val="3"/>
-        </w:numPr>
-        <w:ind w:left="426"/>
-      </w:pPr>
-      <w:r>
-        <w:t>Live at accessbuddy.com.au: first tenant onboarded with ~190 members and 350+ credentials under management, eliminating manual credential tracking and reducing administrative overhead from hours per week to minutes</w:t>
-      </w:r>
-    </w:p>
-    <w:p>
-      <w:pPr>
-        <w:spacing w:after="0"/>
-        <w:rPr>
-          <w:b/>
-          <w:bCs/>
-        </w:rPr>
-      </w:pPr>
-      <w:r>
-        <w:rPr>
-          <w:b/>
-          <w:bCs/>
-        </w:rPr>
-        <w:t xml:space="preserve">ANZ | </w:t>
-      </w:r>
-      <w:r>
-        <w:rPr>
-          <w:b/>
-          <w:bCs/>
-        </w:rPr>
-        <w:t xml:space="preserve">Senior </w:t>
-      </w:r>
-      <w:r>
-        <w:rPr>
-          <w:b/>
-          <w:bCs/>
-        </w:rPr>
-        <w:t>Software Engineer | Jan 2025 - Mar 2026 | Melbourne</w:t>
-      </w:r>
-    </w:p>
-    <w:p>
-      <w:r>
-        <w:t>Worked closely with product managers and stakeholders to define product requirements, then</w:t>
-      </w:r>
-      <w:r>
-        <w:t xml:space="preserve"> o</w:t>
-      </w:r>
-      <w:r>
-        <w:t>wned a key area of functionality within a 12-engineer team in ANZ Plus, driving technical design, AI integration strategy, and cloud architecture decisions in a regulated banking environment.</w:t>
-      </w:r>
-    </w:p>
-    <w:p>
-      <w:pPr>
-        <w:pStyle w:val="ListParagraph"/>
-        <w:numPr>
-          <w:ilvl w:val="0"/>
-          <w:numId w:val="4"/>
-        </w:numPr>
-      </w:pPr>
-      <w:r>
-        <w:t>Owned delivery of AI-enabled search APIs, one of only two initiatives taking AI directly to customers out of over 100 AI projects across the bank, leveraging Vertex AI / Gemini</w:t>
-      </w:r>
-    </w:p>
-    <w:p>
-      <w:pPr>
-        <w:pStyle w:val="ListParagraph"/>
-        <w:numPr>
-          <w:ilvl w:val="0"/>
-          <w:numId w:val="4"/>
-        </w:numPr>
-      </w:pPr>
-      <w:r>
-        <w:t>Drove AI integration strategy across the team, making decisions on model selection, provisioning approach, and scaling patterns</w:t>
-      </w:r>
-    </w:p>
-    <w:p>
-      <w:pPr>
-        <w:pStyle w:val="ListParagraph"/>
-        <w:numPr>
-          <w:ilvl w:val="0"/>
-          <w:numId w:val="4"/>
-        </w:numPr>
-      </w:pPr>
-      <w:r>
-        <w:t>Established practical guardrails for generative AI in a regulated banking context, balancing capability with compliance and reliability</w:t>
-      </w:r>
-    </w:p>
-    <w:p>
-      <w:pPr>
-        <w:pStyle w:val="ListParagraph"/>
-        <w:numPr>
-          <w:ilvl w:val="0"/>
-          <w:numId w:val="4"/>
-        </w:numPr>
-      </w:pPr>
-      <w:r>
-        <w:t>Architected Golang microservices and API contracts (</w:t>
-      </w:r>
-      <w:proofErr w:type="spellStart"/>
-      <w:r>
-        <w:t>gRPC</w:t>
-      </w:r>
-      <w:proofErr w:type="spellEnd"/>
-      <w:r>
-        <w:t xml:space="preserve"> / </w:t>
-      </w:r>
-      <w:proofErr w:type="spellStart"/>
-      <w:r>
-        <w:t>Protobuf</w:t>
-      </w:r>
-      <w:proofErr w:type="spellEnd"/>
-      <w:r>
-        <w:t xml:space="preserve">), aligned to Google AIP and </w:t>
-      </w:r>
-      <w:proofErr w:type="spellStart"/>
-      <w:r>
-        <w:t>protobuf</w:t>
-      </w:r>
-      <w:proofErr w:type="spellEnd"/>
-      <w:r>
-        <w:t>-first standards</w:t>
-      </w:r>
-    </w:p>
-    <w:p>
-      <w:pPr>
-        <w:pStyle w:val="ListParagraph"/>
-        <w:numPr>
-          <w:ilvl w:val="0"/>
-          <w:numId w:val="4"/>
-        </w:numPr>
-        <w:rPr>
-          <w:b/>
-          <w:bCs/>
-        </w:rPr>
-      </w:pPr>
-      <w:r>
-        <w:t>Delivered API capabilities enabling bank feed integrations for commercial customers within a 3-engineer team</w:t>
-      </w:r>
-      <w:r>
-        <w:rPr>
-          <w:b/>
-          <w:bCs/>
-        </w:rPr>
-        <w:t xml:space="preserve"> </w:t>
-      </w:r>
-    </w:p>
-    <w:p>
-      <w:pPr>
-        <w:spacing w:after="0"/>
-        <w:rPr>
-          <w:b/>
-          <w:bCs/>
-        </w:rPr>
-      </w:pPr>
-      <w:r>
-        <w:rPr>
-          <w:b/>
-          <w:bCs/>
-        </w:rPr>
-        <w:t>Macquarie Group | Software Engineer | Apr 2023 - Jan 2025 | Melbourne</w:t>
-      </w:r>
-    </w:p>
-    <w:p>
-      <w:pPr>
-        <w:spacing w:after="0"/>
-      </w:pPr>
-      <w:r>
-        <w:t>Architected and led delivery of a real-time asset management platform within trading and asset management, replacing manual operational processes with a scalable digital solution.</w:t>
-      </w:r>
-    </w:p>
-    <w:p>
-      <w:pPr>
-        <w:pStyle w:val="ListParagraph"/>
-        <w:numPr>
-          <w:ilvl w:val="0"/>
-          <w:numId w:val="10"/>
-        </w:numPr>
-        <w:spacing w:after="0"/>
-      </w:pPr>
-      <w:r>
-        <w:t>Defined the solution architecture for a real-time asset management portal, leading a 4-engineer team through design, build, and delivery, with approval through platform architecture review</w:t>
-      </w:r>
-    </w:p>
-    <w:p>
-      <w:pPr>
-        <w:pStyle w:val="ListParagraph"/>
-        <w:numPr>
-          <w:ilvl w:val="0"/>
-          <w:numId w:val="10"/>
-        </w:numPr>
-        <w:spacing w:after="0"/>
-      </w:pPr>
-      <w:r>
-        <w:t>Defined requirements directly with business stakeholders and end users, translating operational processes into system design and reducing manual effort by over 50 hours per week</w:t>
-      </w:r>
-    </w:p>
-    <w:p>
-      <w:pPr>
-        <w:pStyle w:val="ListParagraph"/>
-        <w:numPr>
-          <w:ilvl w:val="0"/>
-          <w:numId w:val="10"/>
-        </w:numPr>
-        <w:spacing w:after="0"/>
-      </w:pPr>
-      <w:r>
-        <w:t>Architected a high-throughput, low-latency event-driven system, selecting appropriate GCP services for regulatory traceability and operational efficiency</w:t>
-      </w:r>
-    </w:p>
-    <w:p>
-      <w:pPr>
-        <w:pStyle w:val="ListParagraph"/>
-        <w:numPr>
-          <w:ilvl w:val="0"/>
-          <w:numId w:val="10"/>
-        </w:numPr>
-        <w:spacing w:after="0"/>
-        <w:rPr>
-          <w:b/>
-          <w:bCs/>
-        </w:rPr>
-      </w:pPr>
-      <w:r>
-        <w:t xml:space="preserve">Established engineering standards including TDD, 80%+ coverage enforcement, code review practices, </w:t>
-      </w:r>
-      <w:proofErr w:type="spellStart"/>
-      <w:r>
-        <w:t>OpenTelemetry</w:t>
-      </w:r>
-      <w:proofErr w:type="spellEnd"/>
-      <w:r>
-        <w:t xml:space="preserve"> instrumentation, and mentoring junior engineers across the team</w:t>
-      </w:r>
-      <w:r>
-        <w:rPr>
-          <w:b/>
-          <w:bCs/>
-        </w:rPr>
-        <w:t xml:space="preserve"> </w:t>
-      </w:r>
-    </w:p>
-    <w:p>
-      <w:pPr>
-        <w:spacing w:after="0"/>
-        <w:rPr>
-          <w:b/>
-          <w:bCs/>
-        </w:rPr>
-      </w:pPr>
-    </w:p>
-    <w:p>
-      <w:pPr>
-        <w:spacing w:after="0"/>
-        <w:rPr>
-          <w:b/>
-          <w:bCs/>
-        </w:rPr>
-      </w:pPr>
-    </w:p>
-    <w:p>
-      <w:pPr>
-        <w:spacing w:after="0"/>
-        <w:rPr>
-          <w:b/>
-          <w:bCs/>
-        </w:rPr>
-      </w:pPr>
-    </w:p>
-    <w:p>
-      <w:pPr>
-        <w:spacing w:after="0"/>
-        <w:rPr>
-          <w:b/>
-          <w:bCs/>
-        </w:rPr>
-      </w:pPr>
-      <w:r>
-        <w:rPr>
-          <w:b/>
-          <w:bCs/>
-        </w:rPr>
-        <w:lastRenderedPageBreak/>
-        <w:t xml:space="preserve">Leidos Australia | </w:t>
-      </w:r>
-      <w:r>
-        <w:rPr>
-          <w:b/>
-          <w:bCs/>
-        </w:rPr>
-        <w:t xml:space="preserve">Software Engineer </w:t>
-      </w:r>
-      <w:r>
-        <w:rPr>
-          <w:b/>
-          <w:bCs/>
-        </w:rPr>
-        <w:t xml:space="preserve">| </w:t>
-      </w:r>
-      <w:r>
-        <w:rPr>
-          <w:b/>
-          <w:bCs/>
-        </w:rPr>
-        <w:t>Jul 2019 - Apr 2023 | Melbourne</w:t>
-      </w:r>
-    </w:p>
-    <w:p>
-      <w:pPr>
-        <w:rPr>
-          <w:b/>
-          <w:bCs/>
-        </w:rPr>
-      </w:pPr>
-      <w:r>
-        <w:t>Progressive tenure from graduate to senior engineer across complex government programs, with a concurrent dual-hat Scrum Master role leading delivery transformation</w:t>
-      </w:r>
-      <w:r>
-        <w:t xml:space="preserve"> and taking ownership for key functionality</w:t>
-      </w:r>
-      <w:r>
-        <w:t>.</w:t>
-      </w:r>
-    </w:p>
-    <w:p>
-      <w:pPr>
-        <w:pStyle w:val="ListParagraph"/>
-        <w:numPr>
-          <w:ilvl w:val="0"/>
-          <w:numId w:val="6"/>
-        </w:numPr>
-      </w:pPr>
-      <w:r>
-        <w:t>Dual-hatted as Scrum Master and Software Engineer. Established agile delivery model scaling from 2 to 6 scrum teams. Defined engineering standards adopted across all 6 teams. Improved team satisfaction with ways of working by 80%</w:t>
-      </w:r>
-      <w:r>
-        <w:t>.</w:t>
-      </w:r>
-    </w:p>
-    <w:p>
-      <w:pPr>
-        <w:pStyle w:val="ListParagraph"/>
-        <w:numPr>
-          <w:ilvl w:val="0"/>
-          <w:numId w:val="6"/>
-        </w:numPr>
-      </w:pPr>
-      <w:r>
-        <w:t>Built</w:t>
-      </w:r>
-      <w:r>
-        <w:t xml:space="preserve"> a data discovery platform for a critical government agency, reducing </w:t>
-      </w:r>
-      <w:r>
-        <w:t xml:space="preserve">the duration of </w:t>
-      </w:r>
-      <w:r>
-        <w:t>analyst tasks from months of manual effort to seconds</w:t>
-      </w:r>
-      <w:r>
-        <w:t>.</w:t>
-      </w:r>
-    </w:p>
-    <w:p>
-      <w:pPr>
-        <w:pStyle w:val="ListParagraph"/>
-        <w:numPr>
-          <w:ilvl w:val="0"/>
-          <w:numId w:val="6"/>
-        </w:numPr>
-      </w:pPr>
-      <w:r>
-        <w:t>Delivered in a team of two a full proof of concept in two weeks that won a major defence contract extension, with highly positive feedback from customers and executives</w:t>
-      </w:r>
-      <w:r>
-        <w:t>, prior to generative AI.</w:t>
-      </w:r>
-    </w:p>
-    <w:p>
-      <w:pPr>
-        <w:pStyle w:val="ListParagraph"/>
-        <w:numPr>
-          <w:ilvl w:val="0"/>
-          <w:numId w:val="6"/>
-        </w:numPr>
-      </w:pPr>
-      <w:r>
-        <w:t>Delivered frontend rewrite of a tasking and resourcing application, migrating from end-of-life Flash to a modern web stack</w:t>
-      </w:r>
-    </w:p>
-    <w:p>
-      <w:pPr>
-        <w:pStyle w:val="ListParagraph"/>
-        <w:numPr>
-          <w:ilvl w:val="0"/>
-          <w:numId w:val="6"/>
-        </w:numPr>
-        <w:sectPr>
-          <w:type w:val="continuous"/>
-          <w:pgSz w:w="11906" w:h="16838"/>
-          <w:pgMar w:top="1440" w:right="1440" w:bottom="1440" w:left="1156" w:header="708" w:footer="557" w:gutter="0"/>
-          <w:cols w:space="708"/>
-          <w:docGrid w:linePitch="360"/>
-        </w:sectPr>
-      </w:pPr>
-      <w:r>
-        <w:t xml:space="preserve">Received Division Employee Recognition for Outstanding Contribution on three occasions, recognising impact across delivery, stakeholder engagement, and technical </w:t>
-      </w:r>
-      <w:r>
-        <w:t>execution.</w:t>
-      </w:r>
-    </w:p>
-    <w:p>
-      <w:pPr>
-        <w:pStyle w:val="NoSpacing"/>
-        <w:ind w:right="-330"/>
-        <w:rPr>
-          <w:rFonts w:cstheme="minorHAnsi"/>
-          <w:b/>
-          <w:u w:val="single"/>
-        </w:rPr>
-      </w:pPr>
-      <w:r>
-        <w:rPr>
-          <w:rFonts w:cstheme="minorHAnsi"/>
-          <w:b/>
-          <w:u w:val="single"/>
-        </w:rPr>
-        <w:t>Strategy and Leadership</w:t>
-      </w:r>
-    </w:p>
-    <w:p>
-      <w:pPr>
-        <w:pStyle w:val="NoSpacing"/>
-        <w:ind w:left="-284" w:right="-330"/>
-        <w:rPr>
-          <w:rFonts w:cstheme="minorHAnsi"/>
-          <w:b/>
-          <w:u w:val="single"/>
-        </w:rPr>
-      </w:pPr>
-    </w:p>
-    <w:p>
-      <w:pPr>
-        <w:spacing w:after="0"/>
-      </w:pPr>
-      <w:r>
-        <w:rPr>
-          <w:b/>
-          <w:bCs/>
-        </w:rPr>
-        <w:t>Deputy Chair, Lifesaving | Surf Life Saving Australia | Mar 2023 - Present</w:t>
-      </w:r>
-      <w:r>
-        <w:t xml:space="preserve">  </w:t>
-      </w:r>
-    </w:p>
-    <w:p>
-      <w:r>
-        <w:t xml:space="preserve">National governance and strategy role across a federated organisation of 199,000 members and 315 clubs. </w:t>
-      </w:r>
-      <w:proofErr w:type="gramStart"/>
-      <w:r>
-        <w:t>This role shapes policy,</w:t>
-      </w:r>
-      <w:proofErr w:type="gramEnd"/>
-      <w:r>
-        <w:t xml:space="preserve"> drives stakeholder alignment across </w:t>
-      </w:r>
-      <w:r>
-        <w:t>7</w:t>
-      </w:r>
-      <w:r>
-        <w:t xml:space="preserve"> state bodies, and introduces product-oriented approaches to technology and operations at national level.</w:t>
-      </w:r>
-    </w:p>
-    <w:p>
-      <w:pPr>
-        <w:pStyle w:val="ListParagraph"/>
-        <w:numPr>
-          <w:ilvl w:val="0"/>
-          <w:numId w:val="7"/>
-        </w:numPr>
-      </w:pPr>
-      <w:r>
-        <w:t xml:space="preserve">Chaired national working group to rewrite key member water safety policy, engaging stakeholders from all states and all arms of the organisation, navigating competing jurisdictional priorities to reach consensus. </w:t>
-      </w:r>
-    </w:p>
-    <w:p>
-      <w:pPr>
-        <w:pStyle w:val="ListParagraph"/>
-        <w:numPr>
-          <w:ilvl w:val="0"/>
-          <w:numId w:val="7"/>
-        </w:numPr>
-      </w:pPr>
-      <w:r>
-        <w:t>The policy was endorsed by the SLSA Board and is now in effect as the national standard for water safety supervision, used both within surf lifesaving and adopted by external organisations including schools and ocean-based service providers across Australia</w:t>
-      </w:r>
-    </w:p>
-    <w:p>
-      <w:pPr>
-        <w:pStyle w:val="ListParagraph"/>
-        <w:numPr>
-          <w:ilvl w:val="0"/>
-          <w:numId w:val="7"/>
-        </w:numPr>
-      </w:pPr>
-      <w:r>
-        <w:t>Identified gap in organisational capability and secured recruitment of SLSA's first Product Manager, accelerating digital transformation of lifesaving applications</w:t>
-      </w:r>
-    </w:p>
-    <w:p>
-      <w:pPr>
-        <w:spacing w:after="0"/>
-      </w:pPr>
-      <w:r>
-        <w:rPr>
-          <w:b/>
-          <w:bCs/>
-        </w:rPr>
-        <w:t>State Lifesaving Communications Officer | Life Saving Victoria | Apr 2025 -</w:t>
-      </w:r>
-      <w:r>
-        <w:t xml:space="preserve"> </w:t>
-      </w:r>
-      <w:r>
-        <w:rPr>
-          <w:b/>
-          <w:bCs/>
-        </w:rPr>
-        <w:t>Present</w:t>
-      </w:r>
-      <w:r>
-        <w:t xml:space="preserve"> </w:t>
-      </w:r>
-    </w:p>
-    <w:p>
-      <w:r>
-        <w:t>Operational and strategic lead for LSV's communications network and emergency response coordination</w:t>
-      </w:r>
-      <w:r>
-        <w:t xml:space="preserve">, acting as </w:t>
-      </w:r>
-      <w:r>
-        <w:t>de facto product manager for communication systems.</w:t>
-      </w:r>
-    </w:p>
-    <w:p>
-      <w:pPr>
-        <w:spacing w:after="0"/>
-        <w:rPr>
-          <w:b/>
-          <w:bCs/>
-        </w:rPr>
-      </w:pPr>
-      <w:r>
-        <w:rPr>
-          <w:b/>
-          <w:bCs/>
-        </w:rPr>
-        <w:t xml:space="preserve">Director | South Melbourne Life Saving Club | Sep 2019 - Aug 2025 </w:t>
-      </w:r>
-    </w:p>
-    <w:p>
-      <w:r>
-        <w:t xml:space="preserve">Board-level governance, financial oversight, and strategic direction for a </w:t>
-      </w:r>
-      <w:r>
-        <w:t xml:space="preserve">non </w:t>
-      </w:r>
-      <w:proofErr w:type="gramStart"/>
-      <w:r>
-        <w:t>for profit</w:t>
-      </w:r>
-      <w:proofErr w:type="gramEnd"/>
-      <w:r>
-        <w:t xml:space="preserve"> organisation</w:t>
-      </w:r>
-      <w:r>
-        <w:t>.</w:t>
-      </w:r>
-    </w:p>
-    <w:p>
-      <w:pPr>
-        <w:pStyle w:val="Heading2"/>
+      </w:pPr>
+      <w:r>
         <w:rPr>
           <w:rFonts w:asciiTheme="minorHAnsi" w:hAnsiTheme="minorHAnsi" w:cstheme="minorHAnsi"/>
           <w:color w:val="auto"/>
@@ -1541,8 +2253,251 @@
           <w:szCs w:val="22"/>
           <w:u w:val="single"/>
         </w:rPr>
-      </w:pPr>
-      <w:r>
+        <w:t>Leadership</w:t>
+      </w:r>
+    </w:p>
+    <w:p>
+      <w:pPr>
+        <w:pStyle w:val="NoSpacing"/>
+        <w:rPr>
+          <w:rFonts w:cstheme="minorHAnsi"/>
+          <w:b/>
+          <w:bCs/>
+        </w:rPr>
+      </w:pPr>
+      <w:r>
+        <w:rPr>
+          <w:rFonts w:cstheme="minorHAnsi"/>
+          <w:b/>
+          <w:bCs/>
+        </w:rPr>
+        <w:t>Deputy Chair, Lifesaving | Surf Life Saving Australia | Mar 2023 - Present</w:t>
+      </w:r>
+    </w:p>
+    <w:p>
+      <w:pPr>
+        <w:pStyle w:val="NoSpacing"/>
+        <w:ind w:left="284"/>
+        <w:rPr>
+          <w:rFonts w:cstheme="minorHAnsi"/>
+        </w:rPr>
+      </w:pPr>
+      <w:r>
+        <w:rPr>
+          <w:rFonts w:cstheme="minorHAnsi"/>
+        </w:rPr>
+        <w:t>National governance role: lifesaving strategy, policy, stakeholder alignment across federated state organisations. Chaired working group to rewrite key member water safety policy, engaging stakeholders from all states and all arms of the organisation. Secured recruitment of SLSA's first Product Manager to accelerate digital transformation of lifesaving applications.</w:t>
+      </w:r>
+    </w:p>
+    <w:p>
+      <w:pPr>
+        <w:pStyle w:val="NoSpacing"/>
+        <w:rPr>
+          <w:rFonts w:cstheme="minorHAnsi"/>
+          <w:b/>
+          <w:bCs/>
+        </w:rPr>
+      </w:pPr>
+      <w:r>
+        <w:rPr>
+          <w:rFonts w:cstheme="minorHAnsi"/>
+          <w:b/>
+          <w:bCs/>
+        </w:rPr>
+        <w:t>Technology Working Group Member | Surf Life Saving Australia | Nov 2021 - Present</w:t>
+      </w:r>
+    </w:p>
+    <w:p>
+      <w:pPr>
+        <w:pStyle w:val="NoSpacing"/>
+        <w:ind w:left="284"/>
+        <w:rPr>
+          <w:rFonts w:cstheme="minorHAnsi"/>
+        </w:rPr>
+      </w:pPr>
+      <w:r>
+        <w:rPr>
+          <w:rFonts w:cstheme="minorHAnsi"/>
+        </w:rPr>
+        <w:t>Advising on technology strategy and system advancement to meet operational needs across the national organisation.</w:t>
+      </w:r>
+    </w:p>
+    <w:p>
+      <w:pPr>
+        <w:pStyle w:val="NoSpacing"/>
+        <w:rPr>
+          <w:rFonts w:cstheme="minorHAnsi"/>
+          <w:b/>
+          <w:bCs/>
+        </w:rPr>
+      </w:pPr>
+      <w:r>
+        <w:rPr>
+          <w:rFonts w:cstheme="minorHAnsi"/>
+          <w:b/>
+          <w:bCs/>
+        </w:rPr>
+        <w:t>State Lifesaving Communications Officer | Life Saving Victoria | Apr 2025 - Present</w:t>
+      </w:r>
+    </w:p>
+    <w:p>
+      <w:pPr>
+        <w:pStyle w:val="NoSpacing"/>
+        <w:ind w:left="284"/>
+        <w:rPr>
+          <w:rFonts w:cstheme="minorHAnsi"/>
+        </w:rPr>
+      </w:pPr>
+      <w:r>
+        <w:rPr>
+          <w:rFonts w:cstheme="minorHAnsi"/>
+        </w:rPr>
+        <w:t>Operational and strategic lead for LSV's communications network and emergency response coordination. Acts as product manager for LIMSOC, driving product direction, prioritising the backlog, and translating frontline operational needs into platform requirements.</w:t>
+      </w:r>
+      <w:r>
+        <w:rPr>
+          <w:rFonts w:cstheme="minorHAnsi"/>
+        </w:rPr>
+        <w:t xml:space="preserve"> </w:t>
+      </w:r>
+    </w:p>
+    <w:p>
+      <w:pPr>
+        <w:pStyle w:val="NoSpacing"/>
+        <w:rPr>
+          <w:rFonts w:cstheme="minorHAnsi"/>
+          <w:b/>
+          <w:bCs/>
+        </w:rPr>
+      </w:pPr>
+      <w:r>
+        <w:rPr>
+          <w:rFonts w:cstheme="minorHAnsi"/>
+          <w:b/>
+          <w:bCs/>
+        </w:rPr>
+        <w:t>Company Director | South Melbourne Life Saving Club |</w:t>
+      </w:r>
+      <w:r>
+        <w:rPr>
+          <w:rFonts w:cstheme="minorHAnsi"/>
+          <w:b/>
+          <w:bCs/>
+        </w:rPr>
+        <w:t xml:space="preserve"> Sep</w:t>
+      </w:r>
+      <w:r>
+        <w:rPr>
+          <w:rFonts w:cstheme="minorHAnsi"/>
+          <w:b/>
+          <w:bCs/>
+        </w:rPr>
+        <w:t xml:space="preserve"> </w:t>
+      </w:r>
+      <w:r>
+        <w:rPr>
+          <w:rFonts w:cstheme="minorHAnsi"/>
+          <w:b/>
+          <w:bCs/>
+        </w:rPr>
+        <w:t>2019 - Au</w:t>
+      </w:r>
+      <w:r>
+        <w:rPr>
+          <w:rFonts w:cstheme="minorHAnsi"/>
+          <w:b/>
+          <w:bCs/>
+        </w:rPr>
+        <w:t>g</w:t>
+      </w:r>
+      <w:r>
+        <w:rPr>
+          <w:rFonts w:cstheme="minorHAnsi"/>
+          <w:b/>
+          <w:bCs/>
+        </w:rPr>
+        <w:t xml:space="preserve"> 202</w:t>
+      </w:r>
+      <w:r>
+        <w:rPr>
+          <w:rFonts w:cstheme="minorHAnsi"/>
+          <w:b/>
+          <w:bCs/>
+        </w:rPr>
+        <w:t>5</w:t>
+      </w:r>
+    </w:p>
+    <w:p>
+      <w:pPr>
+        <w:pStyle w:val="NoSpacing"/>
+        <w:ind w:left="284"/>
+        <w:rPr>
+          <w:rFonts w:cstheme="minorHAnsi"/>
+        </w:rPr>
+      </w:pPr>
+      <w:r>
+        <w:rPr>
+          <w:rFonts w:cstheme="minorHAnsi"/>
+        </w:rPr>
+        <w:t>B</w:t>
+      </w:r>
+      <w:r>
+        <w:rPr>
+          <w:rFonts w:cstheme="minorHAnsi"/>
+        </w:rPr>
+        <w:t>oard-level governance, financial oversight, and strategic direction for a metropolitan surf lifesaving club.</w:t>
+      </w:r>
+      <w:r>
+        <w:rPr>
+          <w:rFonts w:cstheme="minorHAnsi"/>
+        </w:rPr>
+        <w:t xml:space="preserve"> </w:t>
+      </w:r>
+    </w:p>
+    <w:p>
+      <w:pPr>
+        <w:pStyle w:val="NoSpacing"/>
+        <w:rPr>
+          <w:rFonts w:cstheme="minorHAnsi"/>
+          <w:b/>
+          <w:bCs/>
+        </w:rPr>
+      </w:pPr>
+      <w:r>
+        <w:rPr>
+          <w:rFonts w:cstheme="minorHAnsi"/>
+          <w:b/>
+          <w:bCs/>
+        </w:rPr>
+        <w:t>Active Surf Life Saver | 2013 - Present</w:t>
+      </w:r>
+    </w:p>
+    <w:p>
+      <w:pPr>
+        <w:pStyle w:val="NoSpacing"/>
+        <w:ind w:left="284"/>
+        <w:rPr>
+          <w:rFonts w:cstheme="minorHAnsi"/>
+        </w:rPr>
+      </w:pPr>
+      <w:r>
+        <w:rPr>
+          <w:rFonts w:cstheme="minorHAnsi"/>
+        </w:rPr>
+        <w:t>13+ years of operational service including patrol leadership, emergency response, and RPAS operations.</w:t>
+      </w:r>
+    </w:p>
+    <w:p>
+      <w:pPr>
+        <w:pStyle w:val="NoSpacing"/>
+        <w:rPr>
+          <w:rFonts w:cstheme="minorHAnsi"/>
+        </w:rPr>
+      </w:pPr>
+    </w:p>
+    <w:p>
+      <w:pPr>
+        <w:pStyle w:val="Heading2"/>
         <w:rPr>
           <w:rFonts w:asciiTheme="minorHAnsi" w:hAnsiTheme="minorHAnsi" w:cstheme="minorHAnsi"/>
           <w:color w:val="auto"/>
@@ -1550,12 +2505,22 @@
           <w:szCs w:val="22"/>
           <w:u w:val="single"/>
         </w:rPr>
+      </w:pPr>
+      <w:r>
+        <w:rPr>
+          <w:rFonts w:asciiTheme="minorHAnsi" w:hAnsiTheme="minorHAnsi" w:cstheme="minorHAnsi"/>
+          <w:color w:val="auto"/>
+          <w:sz w:val="22"/>
+          <w:szCs w:val="22"/>
+          <w:u w:val="single"/>
+        </w:rPr>
         <w:t>Education</w:t>
       </w:r>
     </w:p>
     <w:p>
       <w:pPr>
         <w:pStyle w:val="NoSpacing"/>
+        <w:ind w:left="284"/>
         <w:rPr>
           <w:rFonts w:cstheme="minorHAnsi"/>
           <w:bCs/>
@@ -1605,7 +2570,6 @@
         <w:pStyle w:val="NoSpacing"/>
         <w:rPr>
           <w:rFonts w:cstheme="minorHAnsi"/>
-          <w:bCs/>
         </w:rPr>
       </w:pPr>
     </w:p>
@@ -1640,7 +2604,7 @@
           <w:rFonts w:cstheme="minorHAnsi"/>
           <w:bCs/>
         </w:rPr>
-        <w:t>Certified Scrum Master | AWS Certified Solutions Architect - Associate | Certificate IV - Training and Assessment | DevOps Foundation | Secure Code Warrior (Orange Belt) | Remote Pilot Licence (</w:t>
+        <w:t>AWS Certified Solutions Architect - Associate | Certified Scrum Master | DevOps Foundation | Secure Code Warrior (Orange Belt) | Remote Pilot Licence (</w:t>
       </w:r>
       <w:proofErr w:type="spellStart"/>
       <w:r>
@@ -1662,7 +2626,7 @@
     <w:sectPr>
       <w:type w:val="continuous"/>
       <w:pgSz w:w="11906" w:h="16838"/>
-      <w:pgMar w:top="1440" w:right="1440" w:bottom="1440" w:left="1156" w:header="708" w:footer="708" w:gutter="0"/>
+      <w:pgMar w:top="1440" w:right="1133" w:bottom="1440" w:left="1134" w:header="708" w:footer="708" w:gutter="0"/>
       <w:cols w:space="708"/>
       <w:docGrid w:linePitch="360"/>
     </w:sectPr>
@@ -1857,10 +2821,10 @@
 <file path=word/numbering.xml><?xml version="1.0" encoding="utf-8"?>
 <w:numbering xmlns:wpc="http://schemas.microsoft.com/office/word/2010/wordprocessingCanvas" xmlns:cx="http://schemas.microsoft.com/office/drawing/2014/chartex" xmlns:cx1="http://schemas.microsoft.com/office/drawing/2015/9/8/chartex" xmlns:cx2="http://schemas.microsoft.com/office/drawing/2015/10/21/chartex" xmlns:cx3="http://schemas.microsoft.com/office/drawing/2016/5/9/chartex" xmlns:cx4="http://schemas.microsoft.com/office/drawing/2016/5/10/chartex" xmlns:cx5="http://schemas.microsoft.com/office/drawing/2016/5/11/chartex" xmlns:cx6="http://schemas.microsoft.com/office/drawing/2016/5/12/chartex" xmlns:cx7="http://schemas.microsoft.com/office/drawing/2016/5/13/chartex" xmlns:cx8="http://schemas.microsoft.com/office/drawing/2016/5/14/chartex" xmlns:mc="http://schemas.openxmlformats.org/markup-compatibility/2006" xmlns:aink="http://schemas.microsoft.com/office/drawing/2016/ink" xmlns:am3d="http://schemas.microsoft.com/office/drawing/2017/model3d" xmlns:o="urn:schemas-microsoft-com:office:office" xmlns:oel="http://schemas.microsoft.com/office/2019/extlst" xmlns:r="http://schemas.openxmlformats.org/officeDocument/2006/relationships" xmlns:m="http://schemas.openxmlformats.org/officeDocument/2006/math" xmlns:v="urn:schemas-microsoft-com:vml" xmlns:wp14="http://schemas.microsoft.com/office/word/2010/wordprocessingDrawing" xmlns:wp="http://schemas.openxmlformats.org/drawingml/2006/wordprocessingDrawing" xmlns:w10="urn:schemas-microsoft-com:office:word" xmlns:w="http://schemas.openxmlformats.org/wordprocessingml/2006/main" xmlns:w14="http://schemas.microsoft.com/office/word/2010/wordml" xmlns:w15="http://schemas.microsoft.com/office/word/2012/wordml" xmlns:w16cex="http://schemas.microsoft.com/office/word/2018/wordml/cex" xmlns:w16cid="http://schemas.microsoft.com/office/word/2016/wordml/cid" xmlns:w16="http://schemas.microsoft.com/office/word/2018/wordml" xmlns:w16du="http://schemas.microsoft.com/office/word/2023/wordml/word16du" xmlns:w16sdtdh="http://schemas.microsoft.com/office/word/2020/wordml/sdtdatahash" xmlns:w16sdtfl="http://schemas.microsoft.com/office/word/2024/wordml/sdtformatlock" xmlns:w16se="http://schemas.microsoft.com/office/word/2015/wordml/symex" xmlns:wpg="http://schemas.microsoft.com/office/word/2010/wordprocessingGroup" xmlns:wpi="http://schemas.microsoft.com/office/word/2010/wordprocessingInk" xmlns:wne="http://schemas.microsoft.com/office/word/2006/wordml" xmlns:wps="http://schemas.microsoft.com/office/word/2010/wordprocessingShape" mc:Ignorable="w14 w15 w16se w16cid w16 w16cex w16sdtdh w16sdtfl w16du wp14">
   <w:abstractNum w:abstractNumId="0" w15:restartNumberingAfterBreak="0">
-    <w:nsid w:val="01554739"/>
+    <w:nsid w:val="016110D1"/>
     <w:multiLevelType w:val="hybridMultilevel"/>
-    <w:tmpl w:val="14F2D0CA"/>
-    <w:lvl w:ilvl="0" w:tplc="08090001">
+    <w:tmpl w:val="89E0C9B6"/>
+    <w:lvl w:ilvl="0" w:tplc="0C090001">
       <w:start w:val="1"/>
       <w:numFmt w:val="bullet"/>
       <w:lvlText w:val=""/>
@@ -1872,7 +2836,7 @@
         <w:rFonts w:ascii="Symbol" w:hAnsi="Symbol" w:hint="default"/>
       </w:rPr>
     </w:lvl>
-    <w:lvl w:ilvl="1" w:tplc="08090003" w:tentative="1">
+    <w:lvl w:ilvl="1" w:tplc="0C090003" w:tentative="1">
       <w:start w:val="1"/>
       <w:numFmt w:val="bullet"/>
       <w:lvlText w:val="o"/>
@@ -1884,7 +2848,7 @@
         <w:rFonts w:ascii="Courier New" w:hAnsi="Courier New" w:cs="Courier New" w:hint="default"/>
       </w:rPr>
     </w:lvl>
-    <w:lvl w:ilvl="2" w:tplc="08090005" w:tentative="1">
+    <w:lvl w:ilvl="2" w:tplc="0C090005" w:tentative="1">
       <w:start w:val="1"/>
       <w:numFmt w:val="bullet"/>
       <w:lvlText w:val=""/>
@@ -1896,7 +2860,7 @@
         <w:rFonts w:ascii="Wingdings" w:hAnsi="Wingdings" w:hint="default"/>
       </w:rPr>
     </w:lvl>
-    <w:lvl w:ilvl="3" w:tplc="08090001" w:tentative="1">
+    <w:lvl w:ilvl="3" w:tplc="0C090001" w:tentative="1">
       <w:start w:val="1"/>
       <w:numFmt w:val="bullet"/>
       <w:lvlText w:val=""/>
@@ -1908,7 +2872,7 @@
         <w:rFonts w:ascii="Symbol" w:hAnsi="Symbol" w:hint="default"/>
       </w:rPr>
     </w:lvl>
-    <w:lvl w:ilvl="4" w:tplc="08090003" w:tentative="1">
+    <w:lvl w:ilvl="4" w:tplc="0C090003" w:tentative="1">
       <w:start w:val="1"/>
       <w:numFmt w:val="bullet"/>
       <w:lvlText w:val="o"/>
@@ -1920,7 +2884,7 @@
         <w:rFonts w:ascii="Courier New" w:hAnsi="Courier New" w:cs="Courier New" w:hint="default"/>
       </w:rPr>
     </w:lvl>
-    <w:lvl w:ilvl="5" w:tplc="08090005" w:tentative="1">
+    <w:lvl w:ilvl="5" w:tplc="0C090005" w:tentative="1">
       <w:start w:val="1"/>
       <w:numFmt w:val="bullet"/>
       <w:lvlText w:val=""/>
@@ -1932,7 +2896,7 @@
         <w:rFonts w:ascii="Wingdings" w:hAnsi="Wingdings" w:hint="default"/>
       </w:rPr>
     </w:lvl>
-    <w:lvl w:ilvl="6" w:tplc="08090001" w:tentative="1">
+    <w:lvl w:ilvl="6" w:tplc="0C090001" w:tentative="1">
       <w:start w:val="1"/>
       <w:numFmt w:val="bullet"/>
       <w:lvlText w:val=""/>
@@ -1944,7 +2908,7 @@
         <w:rFonts w:ascii="Symbol" w:hAnsi="Symbol" w:hint="default"/>
       </w:rPr>
     </w:lvl>
-    <w:lvl w:ilvl="7" w:tplc="08090003" w:tentative="1">
+    <w:lvl w:ilvl="7" w:tplc="0C090003" w:tentative="1">
       <w:start w:val="1"/>
       <w:numFmt w:val="bullet"/>
       <w:lvlText w:val="o"/>
@@ -1956,7 +2920,7 @@
         <w:rFonts w:ascii="Courier New" w:hAnsi="Courier New" w:cs="Courier New" w:hint="default"/>
       </w:rPr>
     </w:lvl>
-    <w:lvl w:ilvl="8" w:tplc="08090005" w:tentative="1">
+    <w:lvl w:ilvl="8" w:tplc="0C090005" w:tentative="1">
       <w:start w:val="1"/>
       <w:numFmt w:val="bullet"/>
       <w:lvlText w:val=""/>
@@ -1970,21 +2934,22 @@
     </w:lvl>
   </w:abstractNum>
   <w:abstractNum w:abstractNumId="1" w15:restartNumberingAfterBreak="0">
-    <w:nsid w:val="070E6766"/>
+    <w:nsid w:val="032021D5"/>
     <w:multiLevelType w:val="hybridMultilevel"/>
-    <w:tmpl w:val="2448205E"/>
-    <w:lvl w:ilvl="0" w:tplc="7DE070B4">
-      <w:numFmt w:val="bullet"/>
-      <w:lvlText w:val="-"/>
+    <w:tmpl w:val="4EB03D4E"/>
+    <w:lvl w:ilvl="0" w:tplc="0C090001">
+      <w:start w:val="1"/>
+      <w:numFmt w:val="bullet"/>
+      <w:lvlText w:val=""/>
       <w:lvlJc w:val="left"/>
       <w:pPr>
         <w:ind w:left="720" w:hanging="360"/>
       </w:pPr>
       <w:rPr>
-        <w:rFonts w:ascii="Calibri" w:eastAsiaTheme="minorEastAsia" w:hAnsi="Calibri" w:cs="Calibri" w:hint="default"/>
-      </w:rPr>
-    </w:lvl>
-    <w:lvl w:ilvl="1" w:tplc="08090003" w:tentative="1">
+        <w:rFonts w:ascii="Symbol" w:hAnsi="Symbol" w:hint="default"/>
+      </w:rPr>
+    </w:lvl>
+    <w:lvl w:ilvl="1" w:tplc="0C090003" w:tentative="1">
       <w:start w:val="1"/>
       <w:numFmt w:val="bullet"/>
       <w:lvlText w:val="o"/>
@@ -1996,7 +2961,7 @@
         <w:rFonts w:ascii="Courier New" w:hAnsi="Courier New" w:cs="Courier New" w:hint="default"/>
       </w:rPr>
     </w:lvl>
-    <w:lvl w:ilvl="2" w:tplc="08090005" w:tentative="1">
+    <w:lvl w:ilvl="2" w:tplc="0C090005" w:tentative="1">
       <w:start w:val="1"/>
       <w:numFmt w:val="bullet"/>
       <w:lvlText w:val=""/>
@@ -2008,7 +2973,7 @@
         <w:rFonts w:ascii="Wingdings" w:hAnsi="Wingdings" w:hint="default"/>
       </w:rPr>
     </w:lvl>
-    <w:lvl w:ilvl="3" w:tplc="08090001" w:tentative="1">
+    <w:lvl w:ilvl="3" w:tplc="0C090001" w:tentative="1">
       <w:start w:val="1"/>
       <w:numFmt w:val="bullet"/>
       <w:lvlText w:val=""/>
@@ -2020,7 +2985,7 @@
         <w:rFonts w:ascii="Symbol" w:hAnsi="Symbol" w:hint="default"/>
       </w:rPr>
     </w:lvl>
-    <w:lvl w:ilvl="4" w:tplc="08090003" w:tentative="1">
+    <w:lvl w:ilvl="4" w:tplc="0C090003" w:tentative="1">
       <w:start w:val="1"/>
       <w:numFmt w:val="bullet"/>
       <w:lvlText w:val="o"/>
@@ -2032,7 +2997,7 @@
         <w:rFonts w:ascii="Courier New" w:hAnsi="Courier New" w:cs="Courier New" w:hint="default"/>
       </w:rPr>
     </w:lvl>
-    <w:lvl w:ilvl="5" w:tplc="08090005" w:tentative="1">
+    <w:lvl w:ilvl="5" w:tplc="0C090005" w:tentative="1">
       <w:start w:val="1"/>
       <w:numFmt w:val="bullet"/>
       <w:lvlText w:val=""/>
@@ -2044,7 +3009,7 @@
         <w:rFonts w:ascii="Wingdings" w:hAnsi="Wingdings" w:hint="default"/>
       </w:rPr>
     </w:lvl>
-    <w:lvl w:ilvl="6" w:tplc="08090001" w:tentative="1">
+    <w:lvl w:ilvl="6" w:tplc="0C090001" w:tentative="1">
       <w:start w:val="1"/>
       <w:numFmt w:val="bullet"/>
       <w:lvlText w:val=""/>
@@ -2056,7 +3021,7 @@
         <w:rFonts w:ascii="Symbol" w:hAnsi="Symbol" w:hint="default"/>
       </w:rPr>
     </w:lvl>
-    <w:lvl w:ilvl="7" w:tplc="08090003" w:tentative="1">
+    <w:lvl w:ilvl="7" w:tplc="0C090003" w:tentative="1">
       <w:start w:val="1"/>
       <w:numFmt w:val="bullet"/>
       <w:lvlText w:val="o"/>
@@ -2068,7 +3033,7 @@
         <w:rFonts w:ascii="Courier New" w:hAnsi="Courier New" w:cs="Courier New" w:hint="default"/>
       </w:rPr>
     </w:lvl>
-    <w:lvl w:ilvl="8" w:tplc="08090005" w:tentative="1">
+    <w:lvl w:ilvl="8" w:tplc="0C090005" w:tentative="1">
       <w:start w:val="1"/>
       <w:numFmt w:val="bullet"/>
       <w:lvlText w:val=""/>
@@ -2082,112 +3047,112 @@
     </w:lvl>
   </w:abstractNum>
   <w:abstractNum w:abstractNumId="2" w15:restartNumberingAfterBreak="0">
-    <w:nsid w:val="1E817B3B"/>
+    <w:nsid w:val="05565C05"/>
     <w:multiLevelType w:val="hybridMultilevel"/>
-    <w:tmpl w:val="A9FCA0CA"/>
-    <w:lvl w:ilvl="0" w:tplc="08090001">
-      <w:start w:val="1"/>
-      <w:numFmt w:val="bullet"/>
-      <w:lvlText w:val=""/>
-      <w:lvlJc w:val="left"/>
-      <w:pPr>
-        <w:ind w:left="720" w:hanging="360"/>
-      </w:pPr>
-      <w:rPr>
-        <w:rFonts w:ascii="Symbol" w:hAnsi="Symbol" w:hint="default"/>
-      </w:rPr>
-    </w:lvl>
-    <w:lvl w:ilvl="1" w:tplc="08090003" w:tentative="1">
-      <w:start w:val="1"/>
-      <w:numFmt w:val="bullet"/>
-      <w:lvlText w:val="o"/>
-      <w:lvlJc w:val="left"/>
-      <w:pPr>
-        <w:ind w:left="1440" w:hanging="360"/>
-      </w:pPr>
-      <w:rPr>
-        <w:rFonts w:ascii="Courier New" w:hAnsi="Courier New" w:cs="Courier New" w:hint="default"/>
-      </w:rPr>
-    </w:lvl>
-    <w:lvl w:ilvl="2" w:tplc="08090005" w:tentative="1">
-      <w:start w:val="1"/>
-      <w:numFmt w:val="bullet"/>
-      <w:lvlText w:val=""/>
-      <w:lvlJc w:val="left"/>
-      <w:pPr>
-        <w:ind w:left="2160" w:hanging="360"/>
-      </w:pPr>
-      <w:rPr>
-        <w:rFonts w:ascii="Wingdings" w:hAnsi="Wingdings" w:hint="default"/>
-      </w:rPr>
-    </w:lvl>
-    <w:lvl w:ilvl="3" w:tplc="08090001" w:tentative="1">
-      <w:start w:val="1"/>
-      <w:numFmt w:val="bullet"/>
-      <w:lvlText w:val=""/>
-      <w:lvlJc w:val="left"/>
-      <w:pPr>
-        <w:ind w:left="2880" w:hanging="360"/>
-      </w:pPr>
-      <w:rPr>
-        <w:rFonts w:ascii="Symbol" w:hAnsi="Symbol" w:hint="default"/>
-      </w:rPr>
-    </w:lvl>
-    <w:lvl w:ilvl="4" w:tplc="08090003" w:tentative="1">
-      <w:start w:val="1"/>
-      <w:numFmt w:val="bullet"/>
-      <w:lvlText w:val="o"/>
-      <w:lvlJc w:val="left"/>
-      <w:pPr>
-        <w:ind w:left="3600" w:hanging="360"/>
-      </w:pPr>
-      <w:rPr>
-        <w:rFonts w:ascii="Courier New" w:hAnsi="Courier New" w:cs="Courier New" w:hint="default"/>
-      </w:rPr>
-    </w:lvl>
-    <w:lvl w:ilvl="5" w:tplc="08090005" w:tentative="1">
-      <w:start w:val="1"/>
-      <w:numFmt w:val="bullet"/>
-      <w:lvlText w:val=""/>
-      <w:lvlJc w:val="left"/>
-      <w:pPr>
-        <w:ind w:left="4320" w:hanging="360"/>
-      </w:pPr>
-      <w:rPr>
-        <w:rFonts w:ascii="Wingdings" w:hAnsi="Wingdings" w:hint="default"/>
-      </w:rPr>
-    </w:lvl>
-    <w:lvl w:ilvl="6" w:tplc="08090001" w:tentative="1">
-      <w:start w:val="1"/>
-      <w:numFmt w:val="bullet"/>
-      <w:lvlText w:val=""/>
-      <w:lvlJc w:val="left"/>
-      <w:pPr>
-        <w:ind w:left="5040" w:hanging="360"/>
-      </w:pPr>
-      <w:rPr>
-        <w:rFonts w:ascii="Symbol" w:hAnsi="Symbol" w:hint="default"/>
-      </w:rPr>
-    </w:lvl>
-    <w:lvl w:ilvl="7" w:tplc="08090003" w:tentative="1">
-      <w:start w:val="1"/>
-      <w:numFmt w:val="bullet"/>
-      <w:lvlText w:val="o"/>
-      <w:lvlJc w:val="left"/>
-      <w:pPr>
-        <w:ind w:left="5760" w:hanging="360"/>
-      </w:pPr>
-      <w:rPr>
-        <w:rFonts w:ascii="Courier New" w:hAnsi="Courier New" w:cs="Courier New" w:hint="default"/>
-      </w:rPr>
-    </w:lvl>
-    <w:lvl w:ilvl="8" w:tplc="08090005" w:tentative="1">
-      <w:start w:val="1"/>
-      <w:numFmt w:val="bullet"/>
-      <w:lvlText w:val=""/>
-      <w:lvlJc w:val="left"/>
-      <w:pPr>
-        <w:ind w:left="6480" w:hanging="360"/>
+    <w:tmpl w:val="EB8A946C"/>
+    <w:lvl w:ilvl="0" w:tplc="0C090001">
+      <w:start w:val="1"/>
+      <w:numFmt w:val="bullet"/>
+      <w:lvlText w:val=""/>
+      <w:lvlJc w:val="left"/>
+      <w:pPr>
+        <w:ind w:left="709" w:hanging="360"/>
+      </w:pPr>
+      <w:rPr>
+        <w:rFonts w:ascii="Symbol" w:hAnsi="Symbol" w:hint="default"/>
+      </w:rPr>
+    </w:lvl>
+    <w:lvl w:ilvl="1" w:tplc="0C090003">
+      <w:start w:val="1"/>
+      <w:numFmt w:val="bullet"/>
+      <w:lvlText w:val="o"/>
+      <w:lvlJc w:val="left"/>
+      <w:pPr>
+        <w:ind w:left="1429" w:hanging="360"/>
+      </w:pPr>
+      <w:rPr>
+        <w:rFonts w:ascii="Courier New" w:hAnsi="Courier New" w:cs="Courier New" w:hint="default"/>
+      </w:rPr>
+    </w:lvl>
+    <w:lvl w:ilvl="2" w:tplc="0C090005">
+      <w:start w:val="1"/>
+      <w:numFmt w:val="bullet"/>
+      <w:lvlText w:val=""/>
+      <w:lvlJc w:val="left"/>
+      <w:pPr>
+        <w:ind w:left="2149" w:hanging="360"/>
+      </w:pPr>
+      <w:rPr>
+        <w:rFonts w:ascii="Wingdings" w:hAnsi="Wingdings" w:hint="default"/>
+      </w:rPr>
+    </w:lvl>
+    <w:lvl w:ilvl="3" w:tplc="0C090001" w:tentative="1">
+      <w:start w:val="1"/>
+      <w:numFmt w:val="bullet"/>
+      <w:lvlText w:val=""/>
+      <w:lvlJc w:val="left"/>
+      <w:pPr>
+        <w:ind w:left="2869" w:hanging="360"/>
+      </w:pPr>
+      <w:rPr>
+        <w:rFonts w:ascii="Symbol" w:hAnsi="Symbol" w:hint="default"/>
+      </w:rPr>
+    </w:lvl>
+    <w:lvl w:ilvl="4" w:tplc="0C090003" w:tentative="1">
+      <w:start w:val="1"/>
+      <w:numFmt w:val="bullet"/>
+      <w:lvlText w:val="o"/>
+      <w:lvlJc w:val="left"/>
+      <w:pPr>
+        <w:ind w:left="3589" w:hanging="360"/>
+      </w:pPr>
+      <w:rPr>
+        <w:rFonts w:ascii="Courier New" w:hAnsi="Courier New" w:cs="Courier New" w:hint="default"/>
+      </w:rPr>
+    </w:lvl>
+    <w:lvl w:ilvl="5" w:tplc="0C090005" w:tentative="1">
+      <w:start w:val="1"/>
+      <w:numFmt w:val="bullet"/>
+      <w:lvlText w:val=""/>
+      <w:lvlJc w:val="left"/>
+      <w:pPr>
+        <w:ind w:left="4309" w:hanging="360"/>
+      </w:pPr>
+      <w:rPr>
+        <w:rFonts w:ascii="Wingdings" w:hAnsi="Wingdings" w:hint="default"/>
+      </w:rPr>
+    </w:lvl>
+    <w:lvl w:ilvl="6" w:tplc="0C090001" w:tentative="1">
+      <w:start w:val="1"/>
+      <w:numFmt w:val="bullet"/>
+      <w:lvlText w:val=""/>
+      <w:lvlJc w:val="left"/>
+      <w:pPr>
+        <w:ind w:left="5029" w:hanging="360"/>
+      </w:pPr>
+      <w:rPr>
+        <w:rFonts w:ascii="Symbol" w:hAnsi="Symbol" w:hint="default"/>
+      </w:rPr>
+    </w:lvl>
+    <w:lvl w:ilvl="7" w:tplc="0C090003" w:tentative="1">
+      <w:start w:val="1"/>
+      <w:numFmt w:val="bullet"/>
+      <w:lvlText w:val="o"/>
+      <w:lvlJc w:val="left"/>
+      <w:pPr>
+        <w:ind w:left="5749" w:hanging="360"/>
+      </w:pPr>
+      <w:rPr>
+        <w:rFonts w:ascii="Courier New" w:hAnsi="Courier New" w:cs="Courier New" w:hint="default"/>
+      </w:rPr>
+    </w:lvl>
+    <w:lvl w:ilvl="8" w:tplc="0C090005" w:tentative="1">
+      <w:start w:val="1"/>
+      <w:numFmt w:val="bullet"/>
+      <w:lvlText w:val=""/>
+      <w:lvlJc w:val="left"/>
+      <w:pPr>
+        <w:ind w:left="6469" w:hanging="360"/>
       </w:pPr>
       <w:rPr>
         <w:rFonts w:ascii="Wingdings" w:hAnsi="Wingdings" w:hint="default"/>
@@ -2195,28 +3160,28 @@
     </w:lvl>
   </w:abstractNum>
   <w:abstractNum w:abstractNumId="3" w15:restartNumberingAfterBreak="0">
-    <w:nsid w:val="23B46718"/>
+    <w:nsid w:val="06760A27"/>
     <w:multiLevelType w:val="hybridMultilevel"/>
-    <w:tmpl w:val="9D707204"/>
+    <w:tmpl w:val="580C3532"/>
     <w:lvl w:ilvl="0" w:tplc="08090001">
       <w:start w:val="1"/>
       <w:numFmt w:val="bullet"/>
       <w:lvlText w:val=""/>
       <w:lvlJc w:val="left"/>
       <w:pPr>
-        <w:ind w:left="1080" w:hanging="360"/>
-      </w:pPr>
-      <w:rPr>
-        <w:rFonts w:ascii="Symbol" w:hAnsi="Symbol" w:hint="default"/>
-      </w:rPr>
-    </w:lvl>
-    <w:lvl w:ilvl="1" w:tplc="08090003">
-      <w:start w:val="1"/>
-      <w:numFmt w:val="bullet"/>
-      <w:lvlText w:val="o"/>
-      <w:lvlJc w:val="left"/>
-      <w:pPr>
-        <w:ind w:left="1800" w:hanging="360"/>
+        <w:ind w:left="1004" w:hanging="360"/>
+      </w:pPr>
+      <w:rPr>
+        <w:rFonts w:ascii="Symbol" w:hAnsi="Symbol" w:hint="default"/>
+      </w:rPr>
+    </w:lvl>
+    <w:lvl w:ilvl="1" w:tplc="08090003" w:tentative="1">
+      <w:start w:val="1"/>
+      <w:numFmt w:val="bullet"/>
+      <w:lvlText w:val="o"/>
+      <w:lvlJc w:val="left"/>
+      <w:pPr>
+        <w:ind w:left="1724" w:hanging="360"/>
       </w:pPr>
       <w:rPr>
         <w:rFonts w:ascii="Courier New" w:hAnsi="Courier New" w:cs="Courier New" w:hint="default"/>
@@ -2228,7 +3193,7 @@
       <w:lvlText w:val=""/>
       <w:lvlJc w:val="left"/>
       <w:pPr>
-        <w:ind w:left="2520" w:hanging="360"/>
+        <w:ind w:left="2444" w:hanging="360"/>
       </w:pPr>
       <w:rPr>
         <w:rFonts w:ascii="Wingdings" w:hAnsi="Wingdings" w:hint="default"/>
@@ -2240,7 +3205,7 @@
       <w:lvlText w:val=""/>
       <w:lvlJc w:val="left"/>
       <w:pPr>
-        <w:ind w:left="3240" w:hanging="360"/>
+        <w:ind w:left="3164" w:hanging="360"/>
       </w:pPr>
       <w:rPr>
         <w:rFonts w:ascii="Symbol" w:hAnsi="Symbol" w:hint="default"/>
@@ -2252,7 +3217,7 @@
       <w:lvlText w:val="o"/>
       <w:lvlJc w:val="left"/>
       <w:pPr>
-        <w:ind w:left="3960" w:hanging="360"/>
+        <w:ind w:left="3884" w:hanging="360"/>
       </w:pPr>
       <w:rPr>
         <w:rFonts w:ascii="Courier New" w:hAnsi="Courier New" w:cs="Courier New" w:hint="default"/>
@@ -2264,7 +3229,7 @@
       <w:lvlText w:val=""/>
       <w:lvlJc w:val="left"/>
       <w:pPr>
-        <w:ind w:left="4680" w:hanging="360"/>
+        <w:ind w:left="4604" w:hanging="360"/>
       </w:pPr>
       <w:rPr>
         <w:rFonts w:ascii="Wingdings" w:hAnsi="Wingdings" w:hint="default"/>
@@ -2276,7 +3241,7 @@
       <w:lvlText w:val=""/>
       <w:lvlJc w:val="left"/>
       <w:pPr>
-        <w:ind w:left="5400" w:hanging="360"/>
+        <w:ind w:left="5324" w:hanging="360"/>
       </w:pPr>
       <w:rPr>
         <w:rFonts w:ascii="Symbol" w:hAnsi="Symbol" w:hint="default"/>
@@ -2288,7 +3253,7 @@
       <w:lvlText w:val="o"/>
       <w:lvlJc w:val="left"/>
       <w:pPr>
-        <w:ind w:left="6120" w:hanging="360"/>
+        <w:ind w:left="6044" w:hanging="360"/>
       </w:pPr>
       <w:rPr>
         <w:rFonts w:ascii="Courier New" w:hAnsi="Courier New" w:cs="Courier New" w:hint="default"/>
@@ -2300,7 +3265,7 @@
       <w:lvlText w:val=""/>
       <w:lvlJc w:val="left"/>
       <w:pPr>
-        <w:ind w:left="6840" w:hanging="360"/>
+        <w:ind w:left="6764" w:hanging="360"/>
       </w:pPr>
       <w:rPr>
         <w:rFonts w:ascii="Wingdings" w:hAnsi="Wingdings" w:hint="default"/>
@@ -2308,112 +3273,111 @@
     </w:lvl>
   </w:abstractNum>
   <w:abstractNum w:abstractNumId="4" w15:restartNumberingAfterBreak="0">
-    <w:nsid w:val="2E262717"/>
+    <w:nsid w:val="073E0985"/>
     <w:multiLevelType w:val="hybridMultilevel"/>
-    <w:tmpl w:val="B848289E"/>
-    <w:lvl w:ilvl="0" w:tplc="08090001">
-      <w:start w:val="1"/>
-      <w:numFmt w:val="bullet"/>
-      <w:lvlText w:val=""/>
-      <w:lvlJc w:val="left"/>
-      <w:pPr>
-        <w:ind w:left="720" w:hanging="360"/>
-      </w:pPr>
-      <w:rPr>
-        <w:rFonts w:ascii="Symbol" w:hAnsi="Symbol" w:hint="default"/>
-      </w:rPr>
-    </w:lvl>
-    <w:lvl w:ilvl="1" w:tplc="08090003" w:tentative="1">
-      <w:start w:val="1"/>
-      <w:numFmt w:val="bullet"/>
-      <w:lvlText w:val="o"/>
-      <w:lvlJc w:val="left"/>
-      <w:pPr>
-        <w:ind w:left="1440" w:hanging="360"/>
-      </w:pPr>
-      <w:rPr>
-        <w:rFonts w:ascii="Courier New" w:hAnsi="Courier New" w:cs="Courier New" w:hint="default"/>
-      </w:rPr>
-    </w:lvl>
-    <w:lvl w:ilvl="2" w:tplc="08090005" w:tentative="1">
-      <w:start w:val="1"/>
-      <w:numFmt w:val="bullet"/>
-      <w:lvlText w:val=""/>
-      <w:lvlJc w:val="left"/>
-      <w:pPr>
-        <w:ind w:left="2160" w:hanging="360"/>
-      </w:pPr>
-      <w:rPr>
-        <w:rFonts w:ascii="Wingdings" w:hAnsi="Wingdings" w:hint="default"/>
-      </w:rPr>
-    </w:lvl>
-    <w:lvl w:ilvl="3" w:tplc="08090001" w:tentative="1">
-      <w:start w:val="1"/>
-      <w:numFmt w:val="bullet"/>
-      <w:lvlText w:val=""/>
-      <w:lvlJc w:val="left"/>
-      <w:pPr>
-        <w:ind w:left="2880" w:hanging="360"/>
-      </w:pPr>
-      <w:rPr>
-        <w:rFonts w:ascii="Symbol" w:hAnsi="Symbol" w:hint="default"/>
-      </w:rPr>
-    </w:lvl>
-    <w:lvl w:ilvl="4" w:tplc="08090003" w:tentative="1">
-      <w:start w:val="1"/>
-      <w:numFmt w:val="bullet"/>
-      <w:lvlText w:val="o"/>
-      <w:lvlJc w:val="left"/>
-      <w:pPr>
-        <w:ind w:left="3600" w:hanging="360"/>
-      </w:pPr>
-      <w:rPr>
-        <w:rFonts w:ascii="Courier New" w:hAnsi="Courier New" w:cs="Courier New" w:hint="default"/>
-      </w:rPr>
-    </w:lvl>
-    <w:lvl w:ilvl="5" w:tplc="08090005" w:tentative="1">
-      <w:start w:val="1"/>
-      <w:numFmt w:val="bullet"/>
-      <w:lvlText w:val=""/>
-      <w:lvlJc w:val="left"/>
-      <w:pPr>
-        <w:ind w:left="4320" w:hanging="360"/>
-      </w:pPr>
-      <w:rPr>
-        <w:rFonts w:ascii="Wingdings" w:hAnsi="Wingdings" w:hint="default"/>
-      </w:rPr>
-    </w:lvl>
-    <w:lvl w:ilvl="6" w:tplc="08090001" w:tentative="1">
-      <w:start w:val="1"/>
-      <w:numFmt w:val="bullet"/>
-      <w:lvlText w:val=""/>
-      <w:lvlJc w:val="left"/>
-      <w:pPr>
-        <w:ind w:left="5040" w:hanging="360"/>
-      </w:pPr>
-      <w:rPr>
-        <w:rFonts w:ascii="Symbol" w:hAnsi="Symbol" w:hint="default"/>
-      </w:rPr>
-    </w:lvl>
-    <w:lvl w:ilvl="7" w:tplc="08090003" w:tentative="1">
-      <w:start w:val="1"/>
-      <w:numFmt w:val="bullet"/>
-      <w:lvlText w:val="o"/>
-      <w:lvlJc w:val="left"/>
-      <w:pPr>
-        <w:ind w:left="5760" w:hanging="360"/>
-      </w:pPr>
-      <w:rPr>
-        <w:rFonts w:ascii="Courier New" w:hAnsi="Courier New" w:cs="Courier New" w:hint="default"/>
-      </w:rPr>
-    </w:lvl>
-    <w:lvl w:ilvl="8" w:tplc="08090005" w:tentative="1">
-      <w:start w:val="1"/>
-      <w:numFmt w:val="bullet"/>
-      <w:lvlText w:val=""/>
-      <w:lvlJc w:val="left"/>
-      <w:pPr>
-        <w:ind w:left="6480" w:hanging="360"/>
+    <w:tmpl w:val="2B5A8566"/>
+    <w:lvl w:ilvl="0" w:tplc="A684C586">
+      <w:numFmt w:val="bullet"/>
+      <w:lvlText w:val="-"/>
+      <w:lvlJc w:val="left"/>
+      <w:pPr>
+        <w:ind w:left="1080" w:hanging="360"/>
+      </w:pPr>
+      <w:rPr>
+        <w:rFonts w:ascii="Calibri" w:eastAsiaTheme="minorEastAsia" w:hAnsi="Calibri" w:cs="Calibri" w:hint="default"/>
+      </w:rPr>
+    </w:lvl>
+    <w:lvl w:ilvl="1" w:tplc="0C090003" w:tentative="1">
+      <w:start w:val="1"/>
+      <w:numFmt w:val="bullet"/>
+      <w:lvlText w:val="o"/>
+      <w:lvlJc w:val="left"/>
+      <w:pPr>
+        <w:ind w:left="1800" w:hanging="360"/>
+      </w:pPr>
+      <w:rPr>
+        <w:rFonts w:ascii="Courier New" w:hAnsi="Courier New" w:cs="Courier New" w:hint="default"/>
+      </w:rPr>
+    </w:lvl>
+    <w:lvl w:ilvl="2" w:tplc="0C090005" w:tentative="1">
+      <w:start w:val="1"/>
+      <w:numFmt w:val="bullet"/>
+      <w:lvlText w:val=""/>
+      <w:lvlJc w:val="left"/>
+      <w:pPr>
+        <w:ind w:left="2520" w:hanging="360"/>
+      </w:pPr>
+      <w:rPr>
+        <w:rFonts w:ascii="Wingdings" w:hAnsi="Wingdings" w:hint="default"/>
+      </w:rPr>
+    </w:lvl>
+    <w:lvl w:ilvl="3" w:tplc="0C090001" w:tentative="1">
+      <w:start w:val="1"/>
+      <w:numFmt w:val="bullet"/>
+      <w:lvlText w:val=""/>
+      <w:lvlJc w:val="left"/>
+      <w:pPr>
+        <w:ind w:left="3240" w:hanging="360"/>
+      </w:pPr>
+      <w:rPr>
+        <w:rFonts w:ascii="Symbol" w:hAnsi="Symbol" w:hint="default"/>
+      </w:rPr>
+    </w:lvl>
+    <w:lvl w:ilvl="4" w:tplc="0C090003" w:tentative="1">
+      <w:start w:val="1"/>
+      <w:numFmt w:val="bullet"/>
+      <w:lvlText w:val="o"/>
+      <w:lvlJc w:val="left"/>
+      <w:pPr>
+        <w:ind w:left="3960" w:hanging="360"/>
+      </w:pPr>
+      <w:rPr>
+        <w:rFonts w:ascii="Courier New" w:hAnsi="Courier New" w:cs="Courier New" w:hint="default"/>
+      </w:rPr>
+    </w:lvl>
+    <w:lvl w:ilvl="5" w:tplc="0C090005" w:tentative="1">
+      <w:start w:val="1"/>
+      <w:numFmt w:val="bullet"/>
+      <w:lvlText w:val=""/>
+      <w:lvlJc w:val="left"/>
+      <w:pPr>
+        <w:ind w:left="4680" w:hanging="360"/>
+      </w:pPr>
+      <w:rPr>
+        <w:rFonts w:ascii="Wingdings" w:hAnsi="Wingdings" w:hint="default"/>
+      </w:rPr>
+    </w:lvl>
+    <w:lvl w:ilvl="6" w:tplc="0C090001" w:tentative="1">
+      <w:start w:val="1"/>
+      <w:numFmt w:val="bullet"/>
+      <w:lvlText w:val=""/>
+      <w:lvlJc w:val="left"/>
+      <w:pPr>
+        <w:ind w:left="5400" w:hanging="360"/>
+      </w:pPr>
+      <w:rPr>
+        <w:rFonts w:ascii="Symbol" w:hAnsi="Symbol" w:hint="default"/>
+      </w:rPr>
+    </w:lvl>
+    <w:lvl w:ilvl="7" w:tplc="0C090003" w:tentative="1">
+      <w:start w:val="1"/>
+      <w:numFmt w:val="bullet"/>
+      <w:lvlText w:val="o"/>
+      <w:lvlJc w:val="left"/>
+      <w:pPr>
+        <w:ind w:left="6120" w:hanging="360"/>
+      </w:pPr>
+      <w:rPr>
+        <w:rFonts w:ascii="Courier New" w:hAnsi="Courier New" w:cs="Courier New" w:hint="default"/>
+      </w:rPr>
+    </w:lvl>
+    <w:lvl w:ilvl="8" w:tplc="0C090005" w:tentative="1">
+      <w:start w:val="1"/>
+      <w:numFmt w:val="bullet"/>
+      <w:lvlText w:val=""/>
+      <w:lvlJc w:val="left"/>
+      <w:pPr>
+        <w:ind w:left="6840" w:hanging="360"/>
       </w:pPr>
       <w:rPr>
         <w:rFonts w:ascii="Wingdings" w:hAnsi="Wingdings" w:hint="default"/>
@@ -2421,18 +3385,19 @@
     </w:lvl>
   </w:abstractNum>
   <w:abstractNum w:abstractNumId="5" w15:restartNumberingAfterBreak="0">
-    <w:nsid w:val="3ECB22AA"/>
+    <w:nsid w:val="0B137B42"/>
     <w:multiLevelType w:val="hybridMultilevel"/>
-    <w:tmpl w:val="BDCCCECE"/>
-    <w:lvl w:ilvl="0" w:tplc="D4EE3BE2">
-      <w:numFmt w:val="bullet"/>
-      <w:lvlText w:val="-"/>
+    <w:tmpl w:val="C82E3CBE"/>
+    <w:lvl w:ilvl="0" w:tplc="08090001">
+      <w:start w:val="1"/>
+      <w:numFmt w:val="bullet"/>
+      <w:lvlText w:val=""/>
       <w:lvlJc w:val="left"/>
       <w:pPr>
         <w:ind w:left="720" w:hanging="360"/>
       </w:pPr>
       <w:rPr>
-        <w:rFonts w:ascii="Calibri" w:eastAsiaTheme="minorEastAsia" w:hAnsi="Calibri" w:cs="Calibri" w:hint="default"/>
+        <w:rFonts w:ascii="Symbol" w:hAnsi="Symbol" w:hint="default"/>
       </w:rPr>
     </w:lvl>
     <w:lvl w:ilvl="1" w:tplc="08090003" w:tentative="1">
@@ -2533,16 +3498,16 @@
     </w:lvl>
   </w:abstractNum>
   <w:abstractNum w:abstractNumId="6" w15:restartNumberingAfterBreak="0">
-    <w:nsid w:val="43ED2BB8"/>
+    <w:nsid w:val="0B4B6372"/>
     <w:multiLevelType w:val="hybridMultilevel"/>
-    <w:tmpl w:val="C18A647E"/>
+    <w:tmpl w:val="D0C80946"/>
     <w:lvl w:ilvl="0" w:tplc="08090001">
       <w:start w:val="1"/>
       <w:numFmt w:val="bullet"/>
       <w:lvlText w:val=""/>
       <w:lvlJc w:val="left"/>
       <w:pPr>
-        <w:ind w:left="720" w:hanging="360"/>
+        <w:ind w:left="1004" w:hanging="360"/>
       </w:pPr>
       <w:rPr>
         <w:rFonts w:ascii="Symbol" w:hAnsi="Symbol" w:hint="default"/>
@@ -2554,7 +3519,7 @@
       <w:lvlText w:val="o"/>
       <w:lvlJc w:val="left"/>
       <w:pPr>
-        <w:ind w:left="1440" w:hanging="360"/>
+        <w:ind w:left="1724" w:hanging="360"/>
       </w:pPr>
       <w:rPr>
         <w:rFonts w:ascii="Courier New" w:hAnsi="Courier New" w:cs="Courier New" w:hint="default"/>
@@ -2566,7 +3531,7 @@
       <w:lvlText w:val=""/>
       <w:lvlJc w:val="left"/>
       <w:pPr>
-        <w:ind w:left="2160" w:hanging="360"/>
+        <w:ind w:left="2444" w:hanging="360"/>
       </w:pPr>
       <w:rPr>
         <w:rFonts w:ascii="Wingdings" w:hAnsi="Wingdings" w:hint="default"/>
@@ -2578,7 +3543,7 @@
       <w:lvlText w:val=""/>
       <w:lvlJc w:val="left"/>
       <w:pPr>
-        <w:ind w:left="2880" w:hanging="360"/>
+        <w:ind w:left="3164" w:hanging="360"/>
       </w:pPr>
       <w:rPr>
         <w:rFonts w:ascii="Symbol" w:hAnsi="Symbol" w:hint="default"/>
@@ -2590,7 +3555,7 @@
       <w:lvlText w:val="o"/>
       <w:lvlJc w:val="left"/>
       <w:pPr>
-        <w:ind w:left="3600" w:hanging="360"/>
+        <w:ind w:left="3884" w:hanging="360"/>
       </w:pPr>
       <w:rPr>
         <w:rFonts w:ascii="Courier New" w:hAnsi="Courier New" w:cs="Courier New" w:hint="default"/>
@@ -2602,7 +3567,7 @@
       <w:lvlText w:val=""/>
       <w:lvlJc w:val="left"/>
       <w:pPr>
-        <w:ind w:left="4320" w:hanging="360"/>
+        <w:ind w:left="4604" w:hanging="360"/>
       </w:pPr>
       <w:rPr>
         <w:rFonts w:ascii="Wingdings" w:hAnsi="Wingdings" w:hint="default"/>
@@ -2614,7 +3579,7 @@
       <w:lvlText w:val=""/>
       <w:lvlJc w:val="left"/>
       <w:pPr>
-        <w:ind w:left="5040" w:hanging="360"/>
+        <w:ind w:left="5324" w:hanging="360"/>
       </w:pPr>
       <w:rPr>
         <w:rFonts w:ascii="Symbol" w:hAnsi="Symbol" w:hint="default"/>
@@ -2626,7 +3591,7 @@
       <w:lvlText w:val="o"/>
       <w:lvlJc w:val="left"/>
       <w:pPr>
-        <w:ind w:left="5760" w:hanging="360"/>
+        <w:ind w:left="6044" w:hanging="360"/>
       </w:pPr>
       <w:rPr>
         <w:rFonts w:ascii="Courier New" w:hAnsi="Courier New" w:cs="Courier New" w:hint="default"/>
@@ -2638,7 +3603,7 @@
       <w:lvlText w:val=""/>
       <w:lvlJc w:val="left"/>
       <w:pPr>
-        <w:ind w:left="6480" w:hanging="360"/>
+        <w:ind w:left="6764" w:hanging="360"/>
       </w:pPr>
       <w:rPr>
         <w:rFonts w:ascii="Wingdings" w:hAnsi="Wingdings" w:hint="default"/>
@@ -2646,10 +3611,10 @@
     </w:lvl>
   </w:abstractNum>
   <w:abstractNum w:abstractNumId="7" w15:restartNumberingAfterBreak="0">
-    <w:nsid w:val="63516431"/>
+    <w:nsid w:val="0D3E3003"/>
     <w:multiLevelType w:val="hybridMultilevel"/>
-    <w:tmpl w:val="59966424"/>
-    <w:lvl w:ilvl="0" w:tplc="08090001">
+    <w:tmpl w:val="CCA6882E"/>
+    <w:lvl w:ilvl="0" w:tplc="0C090001">
       <w:start w:val="1"/>
       <w:numFmt w:val="bullet"/>
       <w:lvlText w:val=""/>
@@ -2661,7 +3626,7 @@
         <w:rFonts w:ascii="Symbol" w:hAnsi="Symbol" w:hint="default"/>
       </w:rPr>
     </w:lvl>
-    <w:lvl w:ilvl="1" w:tplc="FFFFFFFF" w:tentative="1">
+    <w:lvl w:ilvl="1" w:tplc="0C090003">
       <w:start w:val="1"/>
       <w:numFmt w:val="bullet"/>
       <w:lvlText w:val="o"/>
@@ -2673,7 +3638,7 @@
         <w:rFonts w:ascii="Courier New" w:hAnsi="Courier New" w:cs="Courier New" w:hint="default"/>
       </w:rPr>
     </w:lvl>
-    <w:lvl w:ilvl="2" w:tplc="FFFFFFFF" w:tentative="1">
+    <w:lvl w:ilvl="2" w:tplc="0C090005" w:tentative="1">
       <w:start w:val="1"/>
       <w:numFmt w:val="bullet"/>
       <w:lvlText w:val=""/>
@@ -2685,7 +3650,7 @@
         <w:rFonts w:ascii="Wingdings" w:hAnsi="Wingdings" w:hint="default"/>
       </w:rPr>
     </w:lvl>
-    <w:lvl w:ilvl="3" w:tplc="FFFFFFFF" w:tentative="1">
+    <w:lvl w:ilvl="3" w:tplc="0C090001" w:tentative="1">
       <w:start w:val="1"/>
       <w:numFmt w:val="bullet"/>
       <w:lvlText w:val=""/>
@@ -2697,7 +3662,7 @@
         <w:rFonts w:ascii="Symbol" w:hAnsi="Symbol" w:hint="default"/>
       </w:rPr>
     </w:lvl>
-    <w:lvl w:ilvl="4" w:tplc="FFFFFFFF" w:tentative="1">
+    <w:lvl w:ilvl="4" w:tplc="0C090003" w:tentative="1">
       <w:start w:val="1"/>
       <w:numFmt w:val="bullet"/>
       <w:lvlText w:val="o"/>
@@ -2709,7 +3674,7 @@
         <w:rFonts w:ascii="Courier New" w:hAnsi="Courier New" w:cs="Courier New" w:hint="default"/>
       </w:rPr>
     </w:lvl>
-    <w:lvl w:ilvl="5" w:tplc="FFFFFFFF" w:tentative="1">
+    <w:lvl w:ilvl="5" w:tplc="0C090005" w:tentative="1">
       <w:start w:val="1"/>
       <w:numFmt w:val="bullet"/>
       <w:lvlText w:val=""/>
@@ -2721,7 +3686,7 @@
         <w:rFonts w:ascii="Wingdings" w:hAnsi="Wingdings" w:hint="default"/>
       </w:rPr>
     </w:lvl>
-    <w:lvl w:ilvl="6" w:tplc="FFFFFFFF" w:tentative="1">
+    <w:lvl w:ilvl="6" w:tplc="0C090001" w:tentative="1">
       <w:start w:val="1"/>
       <w:numFmt w:val="bullet"/>
       <w:lvlText w:val=""/>
@@ -2733,7 +3698,7 @@
         <w:rFonts w:ascii="Symbol" w:hAnsi="Symbol" w:hint="default"/>
       </w:rPr>
     </w:lvl>
-    <w:lvl w:ilvl="7" w:tplc="FFFFFFFF" w:tentative="1">
+    <w:lvl w:ilvl="7" w:tplc="0C090003" w:tentative="1">
       <w:start w:val="1"/>
       <w:numFmt w:val="bullet"/>
       <w:lvlText w:val="o"/>
@@ -2745,7 +3710,7 @@
         <w:rFonts w:ascii="Courier New" w:hAnsi="Courier New" w:cs="Courier New" w:hint="default"/>
       </w:rPr>
     </w:lvl>
-    <w:lvl w:ilvl="8" w:tplc="FFFFFFFF" w:tentative="1">
+    <w:lvl w:ilvl="8" w:tplc="0C090005" w:tentative="1">
       <w:start w:val="1"/>
       <w:numFmt w:val="bullet"/>
       <w:lvlText w:val=""/>
@@ -2759,19 +3724,18 @@
     </w:lvl>
   </w:abstractNum>
   <w:abstractNum w:abstractNumId="8" w15:restartNumberingAfterBreak="0">
-    <w:nsid w:val="6AAF0183"/>
+    <w:nsid w:val="11367172"/>
     <w:multiLevelType w:val="hybridMultilevel"/>
-    <w:tmpl w:val="4956F17C"/>
-    <w:lvl w:ilvl="0" w:tplc="08090001">
-      <w:start w:val="1"/>
-      <w:numFmt w:val="bullet"/>
-      <w:lvlText w:val=""/>
-      <w:lvlJc w:val="left"/>
-      <w:pPr>
-        <w:ind w:left="720" w:hanging="360"/>
-      </w:pPr>
-      <w:rPr>
-        <w:rFonts w:ascii="Symbol" w:hAnsi="Symbol" w:hint="default"/>
+    <w:tmpl w:val="C8F85192"/>
+    <w:lvl w:ilvl="0" w:tplc="F83CB3E4">
+      <w:numFmt w:val="bullet"/>
+      <w:lvlText w:val="-"/>
+      <w:lvlJc w:val="left"/>
+      <w:pPr>
+        <w:ind w:left="644" w:hanging="360"/>
+      </w:pPr>
+      <w:rPr>
+        <w:rFonts w:ascii="Calibri" w:eastAsiaTheme="minorEastAsia" w:hAnsi="Calibri" w:cs="Calibri" w:hint="default"/>
       </w:rPr>
     </w:lvl>
     <w:lvl w:ilvl="1" w:tplc="08090003" w:tentative="1">
@@ -2780,7 +3744,7 @@
       <w:lvlText w:val="o"/>
       <w:lvlJc w:val="left"/>
       <w:pPr>
-        <w:ind w:left="1440" w:hanging="360"/>
+        <w:ind w:left="1364" w:hanging="360"/>
       </w:pPr>
       <w:rPr>
         <w:rFonts w:ascii="Courier New" w:hAnsi="Courier New" w:cs="Courier New" w:hint="default"/>
@@ -2792,7 +3756,7 @@
       <w:lvlText w:val=""/>
       <w:lvlJc w:val="left"/>
       <w:pPr>
-        <w:ind w:left="2160" w:hanging="360"/>
+        <w:ind w:left="2084" w:hanging="360"/>
       </w:pPr>
       <w:rPr>
         <w:rFonts w:ascii="Wingdings" w:hAnsi="Wingdings" w:hint="default"/>
@@ -2804,7 +3768,7 @@
       <w:lvlText w:val=""/>
       <w:lvlJc w:val="left"/>
       <w:pPr>
-        <w:ind w:left="2880" w:hanging="360"/>
+        <w:ind w:left="2804" w:hanging="360"/>
       </w:pPr>
       <w:rPr>
         <w:rFonts w:ascii="Symbol" w:hAnsi="Symbol" w:hint="default"/>
@@ -2816,7 +3780,7 @@
       <w:lvlText w:val="o"/>
       <w:lvlJc w:val="left"/>
       <w:pPr>
-        <w:ind w:left="3600" w:hanging="360"/>
+        <w:ind w:left="3524" w:hanging="360"/>
       </w:pPr>
       <w:rPr>
         <w:rFonts w:ascii="Courier New" w:hAnsi="Courier New" w:cs="Courier New" w:hint="default"/>
@@ -2828,7 +3792,7 @@
       <w:lvlText w:val=""/>
       <w:lvlJc w:val="left"/>
       <w:pPr>
-        <w:ind w:left="4320" w:hanging="360"/>
+        <w:ind w:left="4244" w:hanging="360"/>
       </w:pPr>
       <w:rPr>
         <w:rFonts w:ascii="Wingdings" w:hAnsi="Wingdings" w:hint="default"/>
@@ -2840,7 +3804,7 @@
       <w:lvlText w:val=""/>
       <w:lvlJc w:val="left"/>
       <w:pPr>
-        <w:ind w:left="5040" w:hanging="360"/>
+        <w:ind w:left="4964" w:hanging="360"/>
       </w:pPr>
       <w:rPr>
         <w:rFonts w:ascii="Symbol" w:hAnsi="Symbol" w:hint="default"/>
@@ -2852,7 +3816,7 @@
       <w:lvlText w:val="o"/>
       <w:lvlJc w:val="left"/>
       <w:pPr>
-        <w:ind w:left="5760" w:hanging="360"/>
+        <w:ind w:left="5684" w:hanging="360"/>
       </w:pPr>
       <w:rPr>
         <w:rFonts w:ascii="Courier New" w:hAnsi="Courier New" w:cs="Courier New" w:hint="default"/>
@@ -2864,7 +3828,7 @@
       <w:lvlText w:val=""/>
       <w:lvlJc w:val="left"/>
       <w:pPr>
-        <w:ind w:left="6480" w:hanging="360"/>
+        <w:ind w:left="6404" w:hanging="360"/>
       </w:pPr>
       <w:rPr>
         <w:rFonts w:ascii="Wingdings" w:hAnsi="Wingdings" w:hint="default"/>
@@ -2872,112 +3836,112 @@
     </w:lvl>
   </w:abstractNum>
   <w:abstractNum w:abstractNumId="9" w15:restartNumberingAfterBreak="0">
-    <w:nsid w:val="6DAC2307"/>
+    <w:nsid w:val="149667E4"/>
     <w:multiLevelType w:val="hybridMultilevel"/>
-    <w:tmpl w:val="08C27CF6"/>
-    <w:lvl w:ilvl="0" w:tplc="08090001">
-      <w:start w:val="1"/>
-      <w:numFmt w:val="bullet"/>
-      <w:lvlText w:val=""/>
+    <w:tmpl w:val="CB1C88CE"/>
+    <w:lvl w:ilvl="0" w:tplc="0C090001">
+      <w:start w:val="1"/>
+      <w:numFmt w:val="bullet"/>
+      <w:lvlText w:val=""/>
+      <w:lvlJc w:val="left"/>
+      <w:pPr>
+        <w:ind w:left="720" w:hanging="360"/>
+      </w:pPr>
+      <w:rPr>
+        <w:rFonts w:ascii="Symbol" w:hAnsi="Symbol" w:hint="default"/>
+      </w:rPr>
+    </w:lvl>
+    <w:lvl w:ilvl="1" w:tplc="0C090003">
+      <w:start w:val="1"/>
+      <w:numFmt w:val="bullet"/>
+      <w:lvlText w:val="o"/>
       <w:lvlJc w:val="left"/>
       <w:pPr>
         <w:ind w:left="1440" w:hanging="360"/>
       </w:pPr>
       <w:rPr>
-        <w:rFonts w:ascii="Symbol" w:hAnsi="Symbol" w:hint="default"/>
-      </w:rPr>
-    </w:lvl>
-    <w:lvl w:ilvl="1" w:tplc="08090003" w:tentative="1">
-      <w:start w:val="1"/>
-      <w:numFmt w:val="bullet"/>
-      <w:lvlText w:val="o"/>
+        <w:rFonts w:ascii="Courier New" w:hAnsi="Courier New" w:cs="Courier New" w:hint="default"/>
+      </w:rPr>
+    </w:lvl>
+    <w:lvl w:ilvl="2" w:tplc="0C090005">
+      <w:start w:val="1"/>
+      <w:numFmt w:val="bullet"/>
+      <w:lvlText w:val=""/>
       <w:lvlJc w:val="left"/>
       <w:pPr>
         <w:ind w:left="2160" w:hanging="360"/>
       </w:pPr>
       <w:rPr>
-        <w:rFonts w:ascii="Courier New" w:hAnsi="Courier New" w:cs="Courier New" w:hint="default"/>
-      </w:rPr>
-    </w:lvl>
-    <w:lvl w:ilvl="2" w:tplc="08090005" w:tentative="1">
-      <w:start w:val="1"/>
-      <w:numFmt w:val="bullet"/>
-      <w:lvlText w:val=""/>
+        <w:rFonts w:ascii="Wingdings" w:hAnsi="Wingdings" w:hint="default"/>
+      </w:rPr>
+    </w:lvl>
+    <w:lvl w:ilvl="3" w:tplc="0C090001" w:tentative="1">
+      <w:start w:val="1"/>
+      <w:numFmt w:val="bullet"/>
+      <w:lvlText w:val=""/>
       <w:lvlJc w:val="left"/>
       <w:pPr>
         <w:ind w:left="2880" w:hanging="360"/>
       </w:pPr>
       <w:rPr>
-        <w:rFonts w:ascii="Wingdings" w:hAnsi="Wingdings" w:hint="default"/>
-      </w:rPr>
-    </w:lvl>
-    <w:lvl w:ilvl="3" w:tplc="08090001" w:tentative="1">
-      <w:start w:val="1"/>
-      <w:numFmt w:val="bullet"/>
-      <w:lvlText w:val=""/>
+        <w:rFonts w:ascii="Symbol" w:hAnsi="Symbol" w:hint="default"/>
+      </w:rPr>
+    </w:lvl>
+    <w:lvl w:ilvl="4" w:tplc="0C090003" w:tentative="1">
+      <w:start w:val="1"/>
+      <w:numFmt w:val="bullet"/>
+      <w:lvlText w:val="o"/>
       <w:lvlJc w:val="left"/>
       <w:pPr>
         <w:ind w:left="3600" w:hanging="360"/>
       </w:pPr>
       <w:rPr>
-        <w:rFonts w:ascii="Symbol" w:hAnsi="Symbol" w:hint="default"/>
-      </w:rPr>
-    </w:lvl>
-    <w:lvl w:ilvl="4" w:tplc="08090003" w:tentative="1">
-      <w:start w:val="1"/>
-      <w:numFmt w:val="bullet"/>
-      <w:lvlText w:val="o"/>
+        <w:rFonts w:ascii="Courier New" w:hAnsi="Courier New" w:cs="Courier New" w:hint="default"/>
+      </w:rPr>
+    </w:lvl>
+    <w:lvl w:ilvl="5" w:tplc="0C090005" w:tentative="1">
+      <w:start w:val="1"/>
+      <w:numFmt w:val="bullet"/>
+      <w:lvlText w:val=""/>
       <w:lvlJc w:val="left"/>
       <w:pPr>
         <w:ind w:left="4320" w:hanging="360"/>
       </w:pPr>
       <w:rPr>
-        <w:rFonts w:ascii="Courier New" w:hAnsi="Courier New" w:cs="Courier New" w:hint="default"/>
-      </w:rPr>
-    </w:lvl>
-    <w:lvl w:ilvl="5" w:tplc="08090005" w:tentative="1">
-      <w:start w:val="1"/>
-      <w:numFmt w:val="bullet"/>
-      <w:lvlText w:val=""/>
+        <w:rFonts w:ascii="Wingdings" w:hAnsi="Wingdings" w:hint="default"/>
+      </w:rPr>
+    </w:lvl>
+    <w:lvl w:ilvl="6" w:tplc="0C090001" w:tentative="1">
+      <w:start w:val="1"/>
+      <w:numFmt w:val="bullet"/>
+      <w:lvlText w:val=""/>
       <w:lvlJc w:val="left"/>
       <w:pPr>
         <w:ind w:left="5040" w:hanging="360"/>
       </w:pPr>
       <w:rPr>
-        <w:rFonts w:ascii="Wingdings" w:hAnsi="Wingdings" w:hint="default"/>
-      </w:rPr>
-    </w:lvl>
-    <w:lvl w:ilvl="6" w:tplc="08090001" w:tentative="1">
-      <w:start w:val="1"/>
-      <w:numFmt w:val="bullet"/>
-      <w:lvlText w:val=""/>
+        <w:rFonts w:ascii="Symbol" w:hAnsi="Symbol" w:hint="default"/>
+      </w:rPr>
+    </w:lvl>
+    <w:lvl w:ilvl="7" w:tplc="0C090003" w:tentative="1">
+      <w:start w:val="1"/>
+      <w:numFmt w:val="bullet"/>
+      <w:lvlText w:val="o"/>
       <w:lvlJc w:val="left"/>
       <w:pPr>
         <w:ind w:left="5760" w:hanging="360"/>
       </w:pPr>
       <w:rPr>
-        <w:rFonts w:ascii="Symbol" w:hAnsi="Symbol" w:hint="default"/>
-      </w:rPr>
-    </w:lvl>
-    <w:lvl w:ilvl="7" w:tplc="08090003" w:tentative="1">
-      <w:start w:val="1"/>
-      <w:numFmt w:val="bullet"/>
-      <w:lvlText w:val="o"/>
+        <w:rFonts w:ascii="Courier New" w:hAnsi="Courier New" w:cs="Courier New" w:hint="default"/>
+      </w:rPr>
+    </w:lvl>
+    <w:lvl w:ilvl="8" w:tplc="0C090005" w:tentative="1">
+      <w:start w:val="1"/>
+      <w:numFmt w:val="bullet"/>
+      <w:lvlText w:val=""/>
       <w:lvlJc w:val="left"/>
       <w:pPr>
         <w:ind w:left="6480" w:hanging="360"/>
-      </w:pPr>
-      <w:rPr>
-        <w:rFonts w:ascii="Courier New" w:hAnsi="Courier New" w:cs="Courier New" w:hint="default"/>
-      </w:rPr>
-    </w:lvl>
-    <w:lvl w:ilvl="8" w:tplc="08090005" w:tentative="1">
-      <w:start w:val="1"/>
-      <w:numFmt w:val="bullet"/>
-      <w:lvlText w:val=""/>
-      <w:lvlJc w:val="left"/>
-      <w:pPr>
-        <w:ind w:left="7200" w:hanging="360"/>
       </w:pPr>
       <w:rPr>
         <w:rFonts w:ascii="Wingdings" w:hAnsi="Wingdings" w:hint="default"/>
@@ -2985,112 +3949,112 @@
     </w:lvl>
   </w:abstractNum>
   <w:abstractNum w:abstractNumId="10" w15:restartNumberingAfterBreak="0">
-    <w:nsid w:val="728943B3"/>
+    <w:nsid w:val="14EA04FB"/>
     <w:multiLevelType w:val="hybridMultilevel"/>
-    <w:tmpl w:val="87D0A878"/>
-    <w:lvl w:ilvl="0" w:tplc="08090001">
-      <w:start w:val="1"/>
-      <w:numFmt w:val="bullet"/>
-      <w:lvlText w:val=""/>
-      <w:lvlJc w:val="left"/>
-      <w:pPr>
-        <w:ind w:left="360" w:hanging="360"/>
-      </w:pPr>
-      <w:rPr>
-        <w:rFonts w:ascii="Symbol" w:hAnsi="Symbol" w:hint="default"/>
-      </w:rPr>
-    </w:lvl>
-    <w:lvl w:ilvl="1" w:tplc="FFFFFFFF" w:tentative="1">
-      <w:start w:val="1"/>
-      <w:numFmt w:val="bullet"/>
-      <w:lvlText w:val="o"/>
-      <w:lvlJc w:val="left"/>
-      <w:pPr>
-        <w:ind w:left="360" w:hanging="360"/>
-      </w:pPr>
-      <w:rPr>
-        <w:rFonts w:ascii="Courier New" w:hAnsi="Courier New" w:cs="Courier New" w:hint="default"/>
-      </w:rPr>
-    </w:lvl>
-    <w:lvl w:ilvl="2" w:tplc="FFFFFFFF" w:tentative="1">
-      <w:start w:val="1"/>
-      <w:numFmt w:val="bullet"/>
-      <w:lvlText w:val=""/>
-      <w:lvlJc w:val="left"/>
-      <w:pPr>
-        <w:ind w:left="1080" w:hanging="360"/>
-      </w:pPr>
-      <w:rPr>
-        <w:rFonts w:ascii="Wingdings" w:hAnsi="Wingdings" w:hint="default"/>
-      </w:rPr>
-    </w:lvl>
-    <w:lvl w:ilvl="3" w:tplc="FFFFFFFF" w:tentative="1">
-      <w:start w:val="1"/>
-      <w:numFmt w:val="bullet"/>
-      <w:lvlText w:val=""/>
-      <w:lvlJc w:val="left"/>
-      <w:pPr>
-        <w:ind w:left="1800" w:hanging="360"/>
-      </w:pPr>
-      <w:rPr>
-        <w:rFonts w:ascii="Symbol" w:hAnsi="Symbol" w:hint="default"/>
-      </w:rPr>
-    </w:lvl>
-    <w:lvl w:ilvl="4" w:tplc="FFFFFFFF" w:tentative="1">
-      <w:start w:val="1"/>
-      <w:numFmt w:val="bullet"/>
-      <w:lvlText w:val="o"/>
-      <w:lvlJc w:val="left"/>
-      <w:pPr>
-        <w:ind w:left="2520" w:hanging="360"/>
-      </w:pPr>
-      <w:rPr>
-        <w:rFonts w:ascii="Courier New" w:hAnsi="Courier New" w:cs="Courier New" w:hint="default"/>
-      </w:rPr>
-    </w:lvl>
-    <w:lvl w:ilvl="5" w:tplc="FFFFFFFF" w:tentative="1">
-      <w:start w:val="1"/>
-      <w:numFmt w:val="bullet"/>
-      <w:lvlText w:val=""/>
-      <w:lvlJc w:val="left"/>
-      <w:pPr>
-        <w:ind w:left="3240" w:hanging="360"/>
-      </w:pPr>
-      <w:rPr>
-        <w:rFonts w:ascii="Wingdings" w:hAnsi="Wingdings" w:hint="default"/>
-      </w:rPr>
-    </w:lvl>
-    <w:lvl w:ilvl="6" w:tplc="FFFFFFFF" w:tentative="1">
-      <w:start w:val="1"/>
-      <w:numFmt w:val="bullet"/>
-      <w:lvlText w:val=""/>
-      <w:lvlJc w:val="left"/>
-      <w:pPr>
-        <w:ind w:left="3960" w:hanging="360"/>
-      </w:pPr>
-      <w:rPr>
-        <w:rFonts w:ascii="Symbol" w:hAnsi="Symbol" w:hint="default"/>
-      </w:rPr>
-    </w:lvl>
-    <w:lvl w:ilvl="7" w:tplc="FFFFFFFF" w:tentative="1">
-      <w:start w:val="1"/>
-      <w:numFmt w:val="bullet"/>
-      <w:lvlText w:val="o"/>
-      <w:lvlJc w:val="left"/>
-      <w:pPr>
-        <w:ind w:left="4680" w:hanging="360"/>
-      </w:pPr>
-      <w:rPr>
-        <w:rFonts w:ascii="Courier New" w:hAnsi="Courier New" w:cs="Courier New" w:hint="default"/>
-      </w:rPr>
-    </w:lvl>
-    <w:lvl w:ilvl="8" w:tplc="FFFFFFFF" w:tentative="1">
-      <w:start w:val="1"/>
-      <w:numFmt w:val="bullet"/>
-      <w:lvlText w:val=""/>
-      <w:lvlJc w:val="left"/>
-      <w:pPr>
-        <w:ind w:left="5400" w:hanging="360"/>
+    <w:tmpl w:val="7F2E98CC"/>
+    <w:lvl w:ilvl="0" w:tplc="0C090001">
+      <w:start w:val="1"/>
+      <w:numFmt w:val="bullet"/>
+      <w:lvlText w:val=""/>
+      <w:lvlJc w:val="left"/>
+      <w:pPr>
+        <w:ind w:left="720" w:hanging="360"/>
+      </w:pPr>
+      <w:rPr>
+        <w:rFonts w:ascii="Symbol" w:hAnsi="Symbol" w:hint="default"/>
+      </w:rPr>
+    </w:lvl>
+    <w:lvl w:ilvl="1" w:tplc="0C090003" w:tentative="1">
+      <w:start w:val="1"/>
+      <w:numFmt w:val="bullet"/>
+      <w:lvlText w:val="o"/>
+      <w:lvlJc w:val="left"/>
+      <w:pPr>
+        <w:ind w:left="1440" w:hanging="360"/>
+      </w:pPr>
+      <w:rPr>
+        <w:rFonts w:ascii="Courier New" w:hAnsi="Courier New" w:cs="Courier New" w:hint="default"/>
+      </w:rPr>
+    </w:lvl>
+    <w:lvl w:ilvl="2" w:tplc="0C090005" w:tentative="1">
+      <w:start w:val="1"/>
+      <w:numFmt w:val="bullet"/>
+      <w:lvlText w:val=""/>
+      <w:lvlJc w:val="left"/>
+      <w:pPr>
+        <w:ind w:left="2160" w:hanging="360"/>
+      </w:pPr>
+      <w:rPr>
+        <w:rFonts w:ascii="Wingdings" w:hAnsi="Wingdings" w:hint="default"/>
+      </w:rPr>
+    </w:lvl>
+    <w:lvl w:ilvl="3" w:tplc="0C090001" w:tentative="1">
+      <w:start w:val="1"/>
+      <w:numFmt w:val="bullet"/>
+      <w:lvlText w:val=""/>
+      <w:lvlJc w:val="left"/>
+      <w:pPr>
+        <w:ind w:left="2880" w:hanging="360"/>
+      </w:pPr>
+      <w:rPr>
+        <w:rFonts w:ascii="Symbol" w:hAnsi="Symbol" w:hint="default"/>
+      </w:rPr>
+    </w:lvl>
+    <w:lvl w:ilvl="4" w:tplc="0C090003" w:tentative="1">
+      <w:start w:val="1"/>
+      <w:numFmt w:val="bullet"/>
+      <w:lvlText w:val="o"/>
+      <w:lvlJc w:val="left"/>
+      <w:pPr>
+        <w:ind w:left="3600" w:hanging="360"/>
+      </w:pPr>
+      <w:rPr>
+        <w:rFonts w:ascii="Courier New" w:hAnsi="Courier New" w:cs="Courier New" w:hint="default"/>
+      </w:rPr>
+    </w:lvl>
+    <w:lvl w:ilvl="5" w:tplc="0C090005" w:tentative="1">
+      <w:start w:val="1"/>
+      <w:numFmt w:val="bullet"/>
+      <w:lvlText w:val=""/>
+      <w:lvlJc w:val="left"/>
+      <w:pPr>
+        <w:ind w:left="4320" w:hanging="360"/>
+      </w:pPr>
+      <w:rPr>
+        <w:rFonts w:ascii="Wingdings" w:hAnsi="Wingdings" w:hint="default"/>
+      </w:rPr>
+    </w:lvl>
+    <w:lvl w:ilvl="6" w:tplc="0C090001" w:tentative="1">
+      <w:start w:val="1"/>
+      <w:numFmt w:val="bullet"/>
+      <w:lvlText w:val=""/>
+      <w:lvlJc w:val="left"/>
+      <w:pPr>
+        <w:ind w:left="5040" w:hanging="360"/>
+      </w:pPr>
+      <w:rPr>
+        <w:rFonts w:ascii="Symbol" w:hAnsi="Symbol" w:hint="default"/>
+      </w:rPr>
+    </w:lvl>
+    <w:lvl w:ilvl="7" w:tplc="0C090003" w:tentative="1">
+      <w:start w:val="1"/>
+      <w:numFmt w:val="bullet"/>
+      <w:lvlText w:val="o"/>
+      <w:lvlJc w:val="left"/>
+      <w:pPr>
+        <w:ind w:left="5760" w:hanging="360"/>
+      </w:pPr>
+      <w:rPr>
+        <w:rFonts w:ascii="Courier New" w:hAnsi="Courier New" w:cs="Courier New" w:hint="default"/>
+      </w:rPr>
+    </w:lvl>
+    <w:lvl w:ilvl="8" w:tplc="0C090005" w:tentative="1">
+      <w:start w:val="1"/>
+      <w:numFmt w:val="bullet"/>
+      <w:lvlText w:val=""/>
+      <w:lvlJc w:val="left"/>
+      <w:pPr>
+        <w:ind w:left="6480" w:hanging="360"/>
       </w:pPr>
       <w:rPr>
         <w:rFonts w:ascii="Wingdings" w:hAnsi="Wingdings" w:hint="default"/>
@@ -3098,9 +4062,9 @@
     </w:lvl>
   </w:abstractNum>
   <w:abstractNum w:abstractNumId="11" w15:restartNumberingAfterBreak="0">
-    <w:nsid w:val="74AD6C64"/>
+    <w:nsid w:val="16A329A9"/>
     <w:multiLevelType w:val="hybridMultilevel"/>
-    <w:tmpl w:val="2968E026"/>
+    <w:tmpl w:val="38BA86D6"/>
     <w:lvl w:ilvl="0" w:tplc="08090001">
       <w:start w:val="1"/>
       <w:numFmt w:val="bullet"/>
@@ -3113,97 +4077,97 @@
         <w:rFonts w:ascii="Symbol" w:hAnsi="Symbol" w:hint="default"/>
       </w:rPr>
     </w:lvl>
-    <w:lvl w:ilvl="1" w:tplc="08090003" w:tentative="1">
-      <w:start w:val="1"/>
-      <w:numFmt w:val="bullet"/>
-      <w:lvlText w:val="o"/>
-      <w:lvlJc w:val="left"/>
-      <w:pPr>
-        <w:ind w:left="1440" w:hanging="360"/>
-      </w:pPr>
-      <w:rPr>
-        <w:rFonts w:ascii="Courier New" w:hAnsi="Courier New" w:cs="Courier New" w:hint="default"/>
-      </w:rPr>
-    </w:lvl>
-    <w:lvl w:ilvl="2" w:tplc="08090005" w:tentative="1">
-      <w:start w:val="1"/>
-      <w:numFmt w:val="bullet"/>
-      <w:lvlText w:val=""/>
-      <w:lvlJc w:val="left"/>
-      <w:pPr>
-        <w:ind w:left="2160" w:hanging="360"/>
-      </w:pPr>
-      <w:rPr>
-        <w:rFonts w:ascii="Wingdings" w:hAnsi="Wingdings" w:hint="default"/>
-      </w:rPr>
-    </w:lvl>
-    <w:lvl w:ilvl="3" w:tplc="08090001" w:tentative="1">
-      <w:start w:val="1"/>
-      <w:numFmt w:val="bullet"/>
-      <w:lvlText w:val=""/>
-      <w:lvlJc w:val="left"/>
-      <w:pPr>
-        <w:ind w:left="2880" w:hanging="360"/>
-      </w:pPr>
-      <w:rPr>
-        <w:rFonts w:ascii="Symbol" w:hAnsi="Symbol" w:hint="default"/>
-      </w:rPr>
-    </w:lvl>
-    <w:lvl w:ilvl="4" w:tplc="08090003" w:tentative="1">
-      <w:start w:val="1"/>
-      <w:numFmt w:val="bullet"/>
-      <w:lvlText w:val="o"/>
-      <w:lvlJc w:val="left"/>
-      <w:pPr>
-        <w:ind w:left="3600" w:hanging="360"/>
-      </w:pPr>
-      <w:rPr>
-        <w:rFonts w:ascii="Courier New" w:hAnsi="Courier New" w:cs="Courier New" w:hint="default"/>
-      </w:rPr>
-    </w:lvl>
-    <w:lvl w:ilvl="5" w:tplc="08090005" w:tentative="1">
-      <w:start w:val="1"/>
-      <w:numFmt w:val="bullet"/>
-      <w:lvlText w:val=""/>
-      <w:lvlJc w:val="left"/>
-      <w:pPr>
-        <w:ind w:left="4320" w:hanging="360"/>
-      </w:pPr>
-      <w:rPr>
-        <w:rFonts w:ascii="Wingdings" w:hAnsi="Wingdings" w:hint="default"/>
-      </w:rPr>
-    </w:lvl>
-    <w:lvl w:ilvl="6" w:tplc="08090001" w:tentative="1">
-      <w:start w:val="1"/>
-      <w:numFmt w:val="bullet"/>
-      <w:lvlText w:val=""/>
-      <w:lvlJc w:val="left"/>
-      <w:pPr>
-        <w:ind w:left="5040" w:hanging="360"/>
-      </w:pPr>
-      <w:rPr>
-        <w:rFonts w:ascii="Symbol" w:hAnsi="Symbol" w:hint="default"/>
-      </w:rPr>
-    </w:lvl>
-    <w:lvl w:ilvl="7" w:tplc="08090003" w:tentative="1">
-      <w:start w:val="1"/>
-      <w:numFmt w:val="bullet"/>
-      <w:lvlText w:val="o"/>
-      <w:lvlJc w:val="left"/>
-      <w:pPr>
-        <w:ind w:left="5760" w:hanging="360"/>
-      </w:pPr>
-      <w:rPr>
-        <w:rFonts w:ascii="Courier New" w:hAnsi="Courier New" w:cs="Courier New" w:hint="default"/>
-      </w:rPr>
-    </w:lvl>
-    <w:lvl w:ilvl="8" w:tplc="08090005" w:tentative="1">
-      <w:start w:val="1"/>
-      <w:numFmt w:val="bullet"/>
-      <w:lvlText w:val=""/>
-      <w:lvlJc w:val="left"/>
-      <w:pPr>
-        <w:ind w:left="6480" w:hanging="360"/>
+    <w:lvl w:ilvl="1" w:tplc="FFFFFFFF" w:tentative="1">
+      <w:start w:val="1"/>
+      <w:numFmt w:val="bullet"/>
+      <w:lvlText w:val="o"/>
+      <w:lvlJc w:val="left"/>
+      <w:pPr>
+        <w:ind w:left="1364" w:hanging="360"/>
+      </w:pPr>
+      <w:rPr>
+        <w:rFonts w:ascii="Courier New" w:hAnsi="Courier New" w:cs="Courier New" w:hint="default"/>
+      </w:rPr>
+    </w:lvl>
+    <w:lvl w:ilvl="2" w:tplc="FFFFFFFF" w:tentative="1">
+      <w:start w:val="1"/>
+      <w:numFmt w:val="bullet"/>
+      <w:lvlText w:val=""/>
+      <w:lvlJc w:val="left"/>
+      <w:pPr>
+        <w:ind w:left="2084" w:hanging="360"/>
+      </w:pPr>
+      <w:rPr>
+        <w:rFonts w:ascii="Wingdings" w:hAnsi="Wingdings" w:hint="default"/>
+      </w:rPr>
+    </w:lvl>
+    <w:lvl w:ilvl="3" w:tplc="FFFFFFFF" w:tentative="1">
+      <w:start w:val="1"/>
+      <w:numFmt w:val="bullet"/>
+      <w:lvlText w:val=""/>
+      <w:lvlJc w:val="left"/>
+      <w:pPr>
+        <w:ind w:left="2804" w:hanging="360"/>
+      </w:pPr>
+      <w:rPr>
+        <w:rFonts w:ascii="Symbol" w:hAnsi="Symbol" w:hint="default"/>
+      </w:rPr>
+    </w:lvl>
+    <w:lvl w:ilvl="4" w:tplc="FFFFFFFF" w:tentative="1">
+      <w:start w:val="1"/>
+      <w:numFmt w:val="bullet"/>
+      <w:lvlText w:val="o"/>
+      <w:lvlJc w:val="left"/>
+      <w:pPr>
+        <w:ind w:left="3524" w:hanging="360"/>
+      </w:pPr>
+      <w:rPr>
+        <w:rFonts w:ascii="Courier New" w:hAnsi="Courier New" w:cs="Courier New" w:hint="default"/>
+      </w:rPr>
+    </w:lvl>
+    <w:lvl w:ilvl="5" w:tplc="FFFFFFFF" w:tentative="1">
+      <w:start w:val="1"/>
+      <w:numFmt w:val="bullet"/>
+      <w:lvlText w:val=""/>
+      <w:lvlJc w:val="left"/>
+      <w:pPr>
+        <w:ind w:left="4244" w:hanging="360"/>
+      </w:pPr>
+      <w:rPr>
+        <w:rFonts w:ascii="Wingdings" w:hAnsi="Wingdings" w:hint="default"/>
+      </w:rPr>
+    </w:lvl>
+    <w:lvl w:ilvl="6" w:tplc="FFFFFFFF" w:tentative="1">
+      <w:start w:val="1"/>
+      <w:numFmt w:val="bullet"/>
+      <w:lvlText w:val=""/>
+      <w:lvlJc w:val="left"/>
+      <w:pPr>
+        <w:ind w:left="4964" w:hanging="360"/>
+      </w:pPr>
+      <w:rPr>
+        <w:rFonts w:ascii="Symbol" w:hAnsi="Symbol" w:hint="default"/>
+      </w:rPr>
+    </w:lvl>
+    <w:lvl w:ilvl="7" w:tplc="FFFFFFFF" w:tentative="1">
+      <w:start w:val="1"/>
+      <w:numFmt w:val="bullet"/>
+      <w:lvlText w:val="o"/>
+      <w:lvlJc w:val="left"/>
+      <w:pPr>
+        <w:ind w:left="5684" w:hanging="360"/>
+      </w:pPr>
+      <w:rPr>
+        <w:rFonts w:ascii="Courier New" w:hAnsi="Courier New" w:cs="Courier New" w:hint="default"/>
+      </w:rPr>
+    </w:lvl>
+    <w:lvl w:ilvl="8" w:tplc="FFFFFFFF" w:tentative="1">
+      <w:start w:val="1"/>
+      <w:numFmt w:val="bullet"/>
+      <w:lvlText w:val=""/>
+      <w:lvlJc w:val="left"/>
+      <w:pPr>
+        <w:ind w:left="6404" w:hanging="360"/>
       </w:pPr>
       <w:rPr>
         <w:rFonts w:ascii="Wingdings" w:hAnsi="Wingdings" w:hint="default"/>
@@ -3211,9 +4175,235 @@
     </w:lvl>
   </w:abstractNum>
   <w:abstractNum w:abstractNumId="12" w15:restartNumberingAfterBreak="0">
-    <w:nsid w:val="74B4796A"/>
+    <w:nsid w:val="18D61249"/>
     <w:multiLevelType w:val="hybridMultilevel"/>
-    <w:tmpl w:val="348652F2"/>
+    <w:tmpl w:val="4F22438E"/>
+    <w:lvl w:ilvl="0" w:tplc="C3B20F8E">
+      <w:start w:val="2016"/>
+      <w:numFmt w:val="bullet"/>
+      <w:lvlText w:val="-"/>
+      <w:lvlJc w:val="left"/>
+      <w:pPr>
+        <w:ind w:left="1440" w:hanging="360"/>
+      </w:pPr>
+      <w:rPr>
+        <w:rFonts w:ascii="Calibri" w:eastAsiaTheme="minorEastAsia" w:hAnsi="Calibri" w:cstheme="minorBidi" w:hint="default"/>
+      </w:rPr>
+    </w:lvl>
+    <w:lvl w:ilvl="1" w:tplc="0C090003" w:tentative="1">
+      <w:start w:val="1"/>
+      <w:numFmt w:val="bullet"/>
+      <w:lvlText w:val="o"/>
+      <w:lvlJc w:val="left"/>
+      <w:pPr>
+        <w:ind w:left="2160" w:hanging="360"/>
+      </w:pPr>
+      <w:rPr>
+        <w:rFonts w:ascii="Courier New" w:hAnsi="Courier New" w:cs="Courier New" w:hint="default"/>
+      </w:rPr>
+    </w:lvl>
+    <w:lvl w:ilvl="2" w:tplc="0C090005" w:tentative="1">
+      <w:start w:val="1"/>
+      <w:numFmt w:val="bullet"/>
+      <w:lvlText w:val=""/>
+      <w:lvlJc w:val="left"/>
+      <w:pPr>
+        <w:ind w:left="2880" w:hanging="360"/>
+      </w:pPr>
+      <w:rPr>
+        <w:rFonts w:ascii="Wingdings" w:hAnsi="Wingdings" w:hint="default"/>
+      </w:rPr>
+    </w:lvl>
+    <w:lvl w:ilvl="3" w:tplc="0C090001" w:tentative="1">
+      <w:start w:val="1"/>
+      <w:numFmt w:val="bullet"/>
+      <w:lvlText w:val=""/>
+      <w:lvlJc w:val="left"/>
+      <w:pPr>
+        <w:ind w:left="3600" w:hanging="360"/>
+      </w:pPr>
+      <w:rPr>
+        <w:rFonts w:ascii="Symbol" w:hAnsi="Symbol" w:hint="default"/>
+      </w:rPr>
+    </w:lvl>
+    <w:lvl w:ilvl="4" w:tplc="0C090003" w:tentative="1">
+      <w:start w:val="1"/>
+      <w:numFmt w:val="bullet"/>
+      <w:lvlText w:val="o"/>
+      <w:lvlJc w:val="left"/>
+      <w:pPr>
+        <w:ind w:left="4320" w:hanging="360"/>
+      </w:pPr>
+      <w:rPr>
+        <w:rFonts w:ascii="Courier New" w:hAnsi="Courier New" w:cs="Courier New" w:hint="default"/>
+      </w:rPr>
+    </w:lvl>
+    <w:lvl w:ilvl="5" w:tplc="0C090005" w:tentative="1">
+      <w:start w:val="1"/>
+      <w:numFmt w:val="bullet"/>
+      <w:lvlText w:val=""/>
+      <w:lvlJc w:val="left"/>
+      <w:pPr>
+        <w:ind w:left="5040" w:hanging="360"/>
+      </w:pPr>
+      <w:rPr>
+        <w:rFonts w:ascii="Wingdings" w:hAnsi="Wingdings" w:hint="default"/>
+      </w:rPr>
+    </w:lvl>
+    <w:lvl w:ilvl="6" w:tplc="0C090001" w:tentative="1">
+      <w:start w:val="1"/>
+      <w:numFmt w:val="bullet"/>
+      <w:lvlText w:val=""/>
+      <w:lvlJc w:val="left"/>
+      <w:pPr>
+        <w:ind w:left="5760" w:hanging="360"/>
+      </w:pPr>
+      <w:rPr>
+        <w:rFonts w:ascii="Symbol" w:hAnsi="Symbol" w:hint="default"/>
+      </w:rPr>
+    </w:lvl>
+    <w:lvl w:ilvl="7" w:tplc="0C090003" w:tentative="1">
+      <w:start w:val="1"/>
+      <w:numFmt w:val="bullet"/>
+      <w:lvlText w:val="o"/>
+      <w:lvlJc w:val="left"/>
+      <w:pPr>
+        <w:ind w:left="6480" w:hanging="360"/>
+      </w:pPr>
+      <w:rPr>
+        <w:rFonts w:ascii="Courier New" w:hAnsi="Courier New" w:cs="Courier New" w:hint="default"/>
+      </w:rPr>
+    </w:lvl>
+    <w:lvl w:ilvl="8" w:tplc="0C090005" w:tentative="1">
+      <w:start w:val="1"/>
+      <w:numFmt w:val="bullet"/>
+      <w:lvlText w:val=""/>
+      <w:lvlJc w:val="left"/>
+      <w:pPr>
+        <w:ind w:left="7200" w:hanging="360"/>
+      </w:pPr>
+      <w:rPr>
+        <w:rFonts w:ascii="Wingdings" w:hAnsi="Wingdings" w:hint="default"/>
+      </w:rPr>
+    </w:lvl>
+  </w:abstractNum>
+  <w:abstractNum w:abstractNumId="13" w15:restartNumberingAfterBreak="0">
+    <w:nsid w:val="1B233C6B"/>
+    <w:multiLevelType w:val="hybridMultilevel"/>
+    <w:tmpl w:val="071ACCB0"/>
+    <w:lvl w:ilvl="0" w:tplc="0C090001">
+      <w:start w:val="1"/>
+      <w:numFmt w:val="bullet"/>
+      <w:lvlText w:val=""/>
+      <w:lvlJc w:val="left"/>
+      <w:pPr>
+        <w:ind w:left="644" w:hanging="360"/>
+      </w:pPr>
+      <w:rPr>
+        <w:rFonts w:ascii="Symbol" w:hAnsi="Symbol" w:hint="default"/>
+      </w:rPr>
+    </w:lvl>
+    <w:lvl w:ilvl="1" w:tplc="0C090003" w:tentative="1">
+      <w:start w:val="1"/>
+      <w:numFmt w:val="bullet"/>
+      <w:lvlText w:val="o"/>
+      <w:lvlJc w:val="left"/>
+      <w:pPr>
+        <w:ind w:left="1364" w:hanging="360"/>
+      </w:pPr>
+      <w:rPr>
+        <w:rFonts w:ascii="Courier New" w:hAnsi="Courier New" w:cs="Courier New" w:hint="default"/>
+      </w:rPr>
+    </w:lvl>
+    <w:lvl w:ilvl="2" w:tplc="0C090005" w:tentative="1">
+      <w:start w:val="1"/>
+      <w:numFmt w:val="bullet"/>
+      <w:lvlText w:val=""/>
+      <w:lvlJc w:val="left"/>
+      <w:pPr>
+        <w:ind w:left="2084" w:hanging="360"/>
+      </w:pPr>
+      <w:rPr>
+        <w:rFonts w:ascii="Wingdings" w:hAnsi="Wingdings" w:hint="default"/>
+      </w:rPr>
+    </w:lvl>
+    <w:lvl w:ilvl="3" w:tplc="0C090001" w:tentative="1">
+      <w:start w:val="1"/>
+      <w:numFmt w:val="bullet"/>
+      <w:lvlText w:val=""/>
+      <w:lvlJc w:val="left"/>
+      <w:pPr>
+        <w:ind w:left="2804" w:hanging="360"/>
+      </w:pPr>
+      <w:rPr>
+        <w:rFonts w:ascii="Symbol" w:hAnsi="Symbol" w:hint="default"/>
+      </w:rPr>
+    </w:lvl>
+    <w:lvl w:ilvl="4" w:tplc="0C090003" w:tentative="1">
+      <w:start w:val="1"/>
+      <w:numFmt w:val="bullet"/>
+      <w:lvlText w:val="o"/>
+      <w:lvlJc w:val="left"/>
+      <w:pPr>
+        <w:ind w:left="3524" w:hanging="360"/>
+      </w:pPr>
+      <w:rPr>
+        <w:rFonts w:ascii="Courier New" w:hAnsi="Courier New" w:cs="Courier New" w:hint="default"/>
+      </w:rPr>
+    </w:lvl>
+    <w:lvl w:ilvl="5" w:tplc="0C090005" w:tentative="1">
+      <w:start w:val="1"/>
+      <w:numFmt w:val="bullet"/>
+      <w:lvlText w:val=""/>
+      <w:lvlJc w:val="left"/>
+      <w:pPr>
+        <w:ind w:left="4244" w:hanging="360"/>
+      </w:pPr>
+      <w:rPr>
+        <w:rFonts w:ascii="Wingdings" w:hAnsi="Wingdings" w:hint="default"/>
+      </w:rPr>
+    </w:lvl>
+    <w:lvl w:ilvl="6" w:tplc="0C090001" w:tentative="1">
+      <w:start w:val="1"/>
+      <w:numFmt w:val="bullet"/>
+      <w:lvlText w:val=""/>
+      <w:lvlJc w:val="left"/>
+      <w:pPr>
+        <w:ind w:left="4964" w:hanging="360"/>
+      </w:pPr>
+      <w:rPr>
+        <w:rFonts w:ascii="Symbol" w:hAnsi="Symbol" w:hint="default"/>
+      </w:rPr>
+    </w:lvl>
+    <w:lvl w:ilvl="7" w:tplc="0C090003" w:tentative="1">
+      <w:start w:val="1"/>
+      <w:numFmt w:val="bullet"/>
+      <w:lvlText w:val="o"/>
+      <w:lvlJc w:val="left"/>
+      <w:pPr>
+        <w:ind w:left="5684" w:hanging="360"/>
+      </w:pPr>
+      <w:rPr>
+        <w:rFonts w:ascii="Courier New" w:hAnsi="Courier New" w:cs="Courier New" w:hint="default"/>
+      </w:rPr>
+    </w:lvl>
+    <w:lvl w:ilvl="8" w:tplc="0C090005" w:tentative="1">
+      <w:start w:val="1"/>
+      <w:numFmt w:val="bullet"/>
+      <w:lvlText w:val=""/>
+      <w:lvlJc w:val="left"/>
+      <w:pPr>
+        <w:ind w:left="6404" w:hanging="360"/>
+      </w:pPr>
+      <w:rPr>
+        <w:rFonts w:ascii="Wingdings" w:hAnsi="Wingdings" w:hint="default"/>
+      </w:rPr>
+    </w:lvl>
+  </w:abstractNum>
+  <w:abstractNum w:abstractNumId="14" w15:restartNumberingAfterBreak="0">
+    <w:nsid w:val="1B250999"/>
+    <w:multiLevelType w:val="hybridMultilevel"/>
+    <w:tmpl w:val="B1E662E8"/>
     <w:lvl w:ilvl="0" w:tplc="08090001">
       <w:start w:val="1"/>
       <w:numFmt w:val="bullet"/>
@@ -3226,12 +4416,689 @@
         <w:rFonts w:ascii="Symbol" w:hAnsi="Symbol" w:hint="default"/>
       </w:rPr>
     </w:lvl>
+    <w:lvl w:ilvl="1" w:tplc="FFFFFFFF" w:tentative="1">
+      <w:start w:val="1"/>
+      <w:numFmt w:val="bullet"/>
+      <w:lvlText w:val="o"/>
+      <w:lvlJc w:val="left"/>
+      <w:pPr>
+        <w:ind w:left="1440" w:hanging="360"/>
+      </w:pPr>
+      <w:rPr>
+        <w:rFonts w:ascii="Courier New" w:hAnsi="Courier New" w:cs="Courier New" w:hint="default"/>
+      </w:rPr>
+    </w:lvl>
+    <w:lvl w:ilvl="2" w:tplc="FFFFFFFF" w:tentative="1">
+      <w:start w:val="1"/>
+      <w:numFmt w:val="bullet"/>
+      <w:lvlText w:val=""/>
+      <w:lvlJc w:val="left"/>
+      <w:pPr>
+        <w:ind w:left="2160" w:hanging="360"/>
+      </w:pPr>
+      <w:rPr>
+        <w:rFonts w:ascii="Wingdings" w:hAnsi="Wingdings" w:hint="default"/>
+      </w:rPr>
+    </w:lvl>
+    <w:lvl w:ilvl="3" w:tplc="FFFFFFFF" w:tentative="1">
+      <w:start w:val="1"/>
+      <w:numFmt w:val="bullet"/>
+      <w:lvlText w:val=""/>
+      <w:lvlJc w:val="left"/>
+      <w:pPr>
+        <w:ind w:left="2880" w:hanging="360"/>
+      </w:pPr>
+      <w:rPr>
+        <w:rFonts w:ascii="Symbol" w:hAnsi="Symbol" w:hint="default"/>
+      </w:rPr>
+    </w:lvl>
+    <w:lvl w:ilvl="4" w:tplc="FFFFFFFF" w:tentative="1">
+      <w:start w:val="1"/>
+      <w:numFmt w:val="bullet"/>
+      <w:lvlText w:val="o"/>
+      <w:lvlJc w:val="left"/>
+      <w:pPr>
+        <w:ind w:left="3600" w:hanging="360"/>
+      </w:pPr>
+      <w:rPr>
+        <w:rFonts w:ascii="Courier New" w:hAnsi="Courier New" w:cs="Courier New" w:hint="default"/>
+      </w:rPr>
+    </w:lvl>
+    <w:lvl w:ilvl="5" w:tplc="FFFFFFFF" w:tentative="1">
+      <w:start w:val="1"/>
+      <w:numFmt w:val="bullet"/>
+      <w:lvlText w:val=""/>
+      <w:lvlJc w:val="left"/>
+      <w:pPr>
+        <w:ind w:left="4320" w:hanging="360"/>
+      </w:pPr>
+      <w:rPr>
+        <w:rFonts w:ascii="Wingdings" w:hAnsi="Wingdings" w:hint="default"/>
+      </w:rPr>
+    </w:lvl>
+    <w:lvl w:ilvl="6" w:tplc="FFFFFFFF" w:tentative="1">
+      <w:start w:val="1"/>
+      <w:numFmt w:val="bullet"/>
+      <w:lvlText w:val=""/>
+      <w:lvlJc w:val="left"/>
+      <w:pPr>
+        <w:ind w:left="5040" w:hanging="360"/>
+      </w:pPr>
+      <w:rPr>
+        <w:rFonts w:ascii="Symbol" w:hAnsi="Symbol" w:hint="default"/>
+      </w:rPr>
+    </w:lvl>
+    <w:lvl w:ilvl="7" w:tplc="FFFFFFFF" w:tentative="1">
+      <w:start w:val="1"/>
+      <w:numFmt w:val="bullet"/>
+      <w:lvlText w:val="o"/>
+      <w:lvlJc w:val="left"/>
+      <w:pPr>
+        <w:ind w:left="5760" w:hanging="360"/>
+      </w:pPr>
+      <w:rPr>
+        <w:rFonts w:ascii="Courier New" w:hAnsi="Courier New" w:cs="Courier New" w:hint="default"/>
+      </w:rPr>
+    </w:lvl>
+    <w:lvl w:ilvl="8" w:tplc="FFFFFFFF" w:tentative="1">
+      <w:start w:val="1"/>
+      <w:numFmt w:val="bullet"/>
+      <w:lvlText w:val=""/>
+      <w:lvlJc w:val="left"/>
+      <w:pPr>
+        <w:ind w:left="6480" w:hanging="360"/>
+      </w:pPr>
+      <w:rPr>
+        <w:rFonts w:ascii="Wingdings" w:hAnsi="Wingdings" w:hint="default"/>
+      </w:rPr>
+    </w:lvl>
+  </w:abstractNum>
+  <w:abstractNum w:abstractNumId="15" w15:restartNumberingAfterBreak="0">
+    <w:nsid w:val="1BB400CD"/>
+    <w:multiLevelType w:val="hybridMultilevel"/>
+    <w:tmpl w:val="736EA6E8"/>
+    <w:lvl w:ilvl="0" w:tplc="0C090001">
+      <w:start w:val="1"/>
+      <w:numFmt w:val="bullet"/>
+      <w:lvlText w:val=""/>
+      <w:lvlJc w:val="left"/>
+      <w:pPr>
+        <w:ind w:left="980" w:hanging="360"/>
+      </w:pPr>
+      <w:rPr>
+        <w:rFonts w:ascii="Symbol" w:hAnsi="Symbol" w:hint="default"/>
+      </w:rPr>
+    </w:lvl>
+    <w:lvl w:ilvl="1" w:tplc="0C090003">
+      <w:start w:val="1"/>
+      <w:numFmt w:val="bullet"/>
+      <w:lvlText w:val="o"/>
+      <w:lvlJc w:val="left"/>
+      <w:pPr>
+        <w:ind w:left="1700" w:hanging="360"/>
+      </w:pPr>
+      <w:rPr>
+        <w:rFonts w:ascii="Courier New" w:hAnsi="Courier New" w:cs="Courier New" w:hint="default"/>
+      </w:rPr>
+    </w:lvl>
+    <w:lvl w:ilvl="2" w:tplc="0C090005" w:tentative="1">
+      <w:start w:val="1"/>
+      <w:numFmt w:val="bullet"/>
+      <w:lvlText w:val=""/>
+      <w:lvlJc w:val="left"/>
+      <w:pPr>
+        <w:ind w:left="2420" w:hanging="360"/>
+      </w:pPr>
+      <w:rPr>
+        <w:rFonts w:ascii="Wingdings" w:hAnsi="Wingdings" w:hint="default"/>
+      </w:rPr>
+    </w:lvl>
+    <w:lvl w:ilvl="3" w:tplc="0C090001" w:tentative="1">
+      <w:start w:val="1"/>
+      <w:numFmt w:val="bullet"/>
+      <w:lvlText w:val=""/>
+      <w:lvlJc w:val="left"/>
+      <w:pPr>
+        <w:ind w:left="3140" w:hanging="360"/>
+      </w:pPr>
+      <w:rPr>
+        <w:rFonts w:ascii="Symbol" w:hAnsi="Symbol" w:hint="default"/>
+      </w:rPr>
+    </w:lvl>
+    <w:lvl w:ilvl="4" w:tplc="0C090003" w:tentative="1">
+      <w:start w:val="1"/>
+      <w:numFmt w:val="bullet"/>
+      <w:lvlText w:val="o"/>
+      <w:lvlJc w:val="left"/>
+      <w:pPr>
+        <w:ind w:left="3860" w:hanging="360"/>
+      </w:pPr>
+      <w:rPr>
+        <w:rFonts w:ascii="Courier New" w:hAnsi="Courier New" w:cs="Courier New" w:hint="default"/>
+      </w:rPr>
+    </w:lvl>
+    <w:lvl w:ilvl="5" w:tplc="0C090005" w:tentative="1">
+      <w:start w:val="1"/>
+      <w:numFmt w:val="bullet"/>
+      <w:lvlText w:val=""/>
+      <w:lvlJc w:val="left"/>
+      <w:pPr>
+        <w:ind w:left="4580" w:hanging="360"/>
+      </w:pPr>
+      <w:rPr>
+        <w:rFonts w:ascii="Wingdings" w:hAnsi="Wingdings" w:hint="default"/>
+      </w:rPr>
+    </w:lvl>
+    <w:lvl w:ilvl="6" w:tplc="0C090001" w:tentative="1">
+      <w:start w:val="1"/>
+      <w:numFmt w:val="bullet"/>
+      <w:lvlText w:val=""/>
+      <w:lvlJc w:val="left"/>
+      <w:pPr>
+        <w:ind w:left="5300" w:hanging="360"/>
+      </w:pPr>
+      <w:rPr>
+        <w:rFonts w:ascii="Symbol" w:hAnsi="Symbol" w:hint="default"/>
+      </w:rPr>
+    </w:lvl>
+    <w:lvl w:ilvl="7" w:tplc="0C090003" w:tentative="1">
+      <w:start w:val="1"/>
+      <w:numFmt w:val="bullet"/>
+      <w:lvlText w:val="o"/>
+      <w:lvlJc w:val="left"/>
+      <w:pPr>
+        <w:ind w:left="6020" w:hanging="360"/>
+      </w:pPr>
+      <w:rPr>
+        <w:rFonts w:ascii="Courier New" w:hAnsi="Courier New" w:cs="Courier New" w:hint="default"/>
+      </w:rPr>
+    </w:lvl>
+    <w:lvl w:ilvl="8" w:tplc="0C090005" w:tentative="1">
+      <w:start w:val="1"/>
+      <w:numFmt w:val="bullet"/>
+      <w:lvlText w:val=""/>
+      <w:lvlJc w:val="left"/>
+      <w:pPr>
+        <w:ind w:left="6740" w:hanging="360"/>
+      </w:pPr>
+      <w:rPr>
+        <w:rFonts w:ascii="Wingdings" w:hAnsi="Wingdings" w:hint="default"/>
+      </w:rPr>
+    </w:lvl>
+  </w:abstractNum>
+  <w:abstractNum w:abstractNumId="16" w15:restartNumberingAfterBreak="0">
+    <w:nsid w:val="1C1209F2"/>
+    <w:multiLevelType w:val="hybridMultilevel"/>
+    <w:tmpl w:val="7AC457F6"/>
+    <w:lvl w:ilvl="0" w:tplc="C3B20F8E">
+      <w:start w:val="2016"/>
+      <w:numFmt w:val="bullet"/>
+      <w:lvlText w:val="-"/>
+      <w:lvlJc w:val="left"/>
+      <w:pPr>
+        <w:ind w:left="1778" w:hanging="360"/>
+      </w:pPr>
+      <w:rPr>
+        <w:rFonts w:ascii="Calibri" w:eastAsiaTheme="minorEastAsia" w:hAnsi="Calibri" w:cstheme="minorBidi" w:hint="default"/>
+      </w:rPr>
+    </w:lvl>
+    <w:lvl w:ilvl="1" w:tplc="0C090003" w:tentative="1">
+      <w:start w:val="1"/>
+      <w:numFmt w:val="bullet"/>
+      <w:lvlText w:val="o"/>
+      <w:lvlJc w:val="left"/>
+      <w:pPr>
+        <w:ind w:left="2498" w:hanging="360"/>
+      </w:pPr>
+      <w:rPr>
+        <w:rFonts w:ascii="Courier New" w:hAnsi="Courier New" w:cs="Courier New" w:hint="default"/>
+      </w:rPr>
+    </w:lvl>
+    <w:lvl w:ilvl="2" w:tplc="0C090005" w:tentative="1">
+      <w:start w:val="1"/>
+      <w:numFmt w:val="bullet"/>
+      <w:lvlText w:val=""/>
+      <w:lvlJc w:val="left"/>
+      <w:pPr>
+        <w:ind w:left="3218" w:hanging="360"/>
+      </w:pPr>
+      <w:rPr>
+        <w:rFonts w:ascii="Wingdings" w:hAnsi="Wingdings" w:hint="default"/>
+      </w:rPr>
+    </w:lvl>
+    <w:lvl w:ilvl="3" w:tplc="0C090001" w:tentative="1">
+      <w:start w:val="1"/>
+      <w:numFmt w:val="bullet"/>
+      <w:lvlText w:val=""/>
+      <w:lvlJc w:val="left"/>
+      <w:pPr>
+        <w:ind w:left="3938" w:hanging="360"/>
+      </w:pPr>
+      <w:rPr>
+        <w:rFonts w:ascii="Symbol" w:hAnsi="Symbol" w:hint="default"/>
+      </w:rPr>
+    </w:lvl>
+    <w:lvl w:ilvl="4" w:tplc="0C090003" w:tentative="1">
+      <w:start w:val="1"/>
+      <w:numFmt w:val="bullet"/>
+      <w:lvlText w:val="o"/>
+      <w:lvlJc w:val="left"/>
+      <w:pPr>
+        <w:ind w:left="4658" w:hanging="360"/>
+      </w:pPr>
+      <w:rPr>
+        <w:rFonts w:ascii="Courier New" w:hAnsi="Courier New" w:cs="Courier New" w:hint="default"/>
+      </w:rPr>
+    </w:lvl>
+    <w:lvl w:ilvl="5" w:tplc="0C090005" w:tentative="1">
+      <w:start w:val="1"/>
+      <w:numFmt w:val="bullet"/>
+      <w:lvlText w:val=""/>
+      <w:lvlJc w:val="left"/>
+      <w:pPr>
+        <w:ind w:left="5378" w:hanging="360"/>
+      </w:pPr>
+      <w:rPr>
+        <w:rFonts w:ascii="Wingdings" w:hAnsi="Wingdings" w:hint="default"/>
+      </w:rPr>
+    </w:lvl>
+    <w:lvl w:ilvl="6" w:tplc="0C090001" w:tentative="1">
+      <w:start w:val="1"/>
+      <w:numFmt w:val="bullet"/>
+      <w:lvlText w:val=""/>
+      <w:lvlJc w:val="left"/>
+      <w:pPr>
+        <w:ind w:left="6098" w:hanging="360"/>
+      </w:pPr>
+      <w:rPr>
+        <w:rFonts w:ascii="Symbol" w:hAnsi="Symbol" w:hint="default"/>
+      </w:rPr>
+    </w:lvl>
+    <w:lvl w:ilvl="7" w:tplc="0C090003" w:tentative="1">
+      <w:start w:val="1"/>
+      <w:numFmt w:val="bullet"/>
+      <w:lvlText w:val="o"/>
+      <w:lvlJc w:val="left"/>
+      <w:pPr>
+        <w:ind w:left="6818" w:hanging="360"/>
+      </w:pPr>
+      <w:rPr>
+        <w:rFonts w:ascii="Courier New" w:hAnsi="Courier New" w:cs="Courier New" w:hint="default"/>
+      </w:rPr>
+    </w:lvl>
+    <w:lvl w:ilvl="8" w:tplc="0C090005" w:tentative="1">
+      <w:start w:val="1"/>
+      <w:numFmt w:val="bullet"/>
+      <w:lvlText w:val=""/>
+      <w:lvlJc w:val="left"/>
+      <w:pPr>
+        <w:ind w:left="7538" w:hanging="360"/>
+      </w:pPr>
+      <w:rPr>
+        <w:rFonts w:ascii="Wingdings" w:hAnsi="Wingdings" w:hint="default"/>
+      </w:rPr>
+    </w:lvl>
+  </w:abstractNum>
+  <w:abstractNum w:abstractNumId="17" w15:restartNumberingAfterBreak="0">
+    <w:nsid w:val="1FA667BE"/>
+    <w:multiLevelType w:val="hybridMultilevel"/>
+    <w:tmpl w:val="7046C65A"/>
+    <w:lvl w:ilvl="0" w:tplc="6DE6AEC6">
+      <w:numFmt w:val="bullet"/>
+      <w:lvlText w:val="-"/>
+      <w:lvlJc w:val="left"/>
+      <w:pPr>
+        <w:ind w:left="644" w:hanging="360"/>
+      </w:pPr>
+      <w:rPr>
+        <w:rFonts w:ascii="Calibri" w:eastAsiaTheme="minorEastAsia" w:hAnsi="Calibri" w:cs="Calibri" w:hint="default"/>
+      </w:rPr>
+    </w:lvl>
     <w:lvl w:ilvl="1" w:tplc="08090003" w:tentative="1">
       <w:start w:val="1"/>
       <w:numFmt w:val="bullet"/>
       <w:lvlText w:val="o"/>
       <w:lvlJc w:val="left"/>
       <w:pPr>
+        <w:ind w:left="1364" w:hanging="360"/>
+      </w:pPr>
+      <w:rPr>
+        <w:rFonts w:ascii="Courier New" w:hAnsi="Courier New" w:cs="Courier New" w:hint="default"/>
+      </w:rPr>
+    </w:lvl>
+    <w:lvl w:ilvl="2" w:tplc="08090005" w:tentative="1">
+      <w:start w:val="1"/>
+      <w:numFmt w:val="bullet"/>
+      <w:lvlText w:val=""/>
+      <w:lvlJc w:val="left"/>
+      <w:pPr>
+        <w:ind w:left="2084" w:hanging="360"/>
+      </w:pPr>
+      <w:rPr>
+        <w:rFonts w:ascii="Wingdings" w:hAnsi="Wingdings" w:hint="default"/>
+      </w:rPr>
+    </w:lvl>
+    <w:lvl w:ilvl="3" w:tplc="08090001" w:tentative="1">
+      <w:start w:val="1"/>
+      <w:numFmt w:val="bullet"/>
+      <w:lvlText w:val=""/>
+      <w:lvlJc w:val="left"/>
+      <w:pPr>
+        <w:ind w:left="2804" w:hanging="360"/>
+      </w:pPr>
+      <w:rPr>
+        <w:rFonts w:ascii="Symbol" w:hAnsi="Symbol" w:hint="default"/>
+      </w:rPr>
+    </w:lvl>
+    <w:lvl w:ilvl="4" w:tplc="08090003" w:tentative="1">
+      <w:start w:val="1"/>
+      <w:numFmt w:val="bullet"/>
+      <w:lvlText w:val="o"/>
+      <w:lvlJc w:val="left"/>
+      <w:pPr>
+        <w:ind w:left="3524" w:hanging="360"/>
+      </w:pPr>
+      <w:rPr>
+        <w:rFonts w:ascii="Courier New" w:hAnsi="Courier New" w:cs="Courier New" w:hint="default"/>
+      </w:rPr>
+    </w:lvl>
+    <w:lvl w:ilvl="5" w:tplc="08090005" w:tentative="1">
+      <w:start w:val="1"/>
+      <w:numFmt w:val="bullet"/>
+      <w:lvlText w:val=""/>
+      <w:lvlJc w:val="left"/>
+      <w:pPr>
+        <w:ind w:left="4244" w:hanging="360"/>
+      </w:pPr>
+      <w:rPr>
+        <w:rFonts w:ascii="Wingdings" w:hAnsi="Wingdings" w:hint="default"/>
+      </w:rPr>
+    </w:lvl>
+    <w:lvl w:ilvl="6" w:tplc="08090001" w:tentative="1">
+      <w:start w:val="1"/>
+      <w:numFmt w:val="bullet"/>
+      <w:lvlText w:val=""/>
+      <w:lvlJc w:val="left"/>
+      <w:pPr>
+        <w:ind w:left="4964" w:hanging="360"/>
+      </w:pPr>
+      <w:rPr>
+        <w:rFonts w:ascii="Symbol" w:hAnsi="Symbol" w:hint="default"/>
+      </w:rPr>
+    </w:lvl>
+    <w:lvl w:ilvl="7" w:tplc="08090003" w:tentative="1">
+      <w:start w:val="1"/>
+      <w:numFmt w:val="bullet"/>
+      <w:lvlText w:val="o"/>
+      <w:lvlJc w:val="left"/>
+      <w:pPr>
+        <w:ind w:left="5684" w:hanging="360"/>
+      </w:pPr>
+      <w:rPr>
+        <w:rFonts w:ascii="Courier New" w:hAnsi="Courier New" w:cs="Courier New" w:hint="default"/>
+      </w:rPr>
+    </w:lvl>
+    <w:lvl w:ilvl="8" w:tplc="08090005" w:tentative="1">
+      <w:start w:val="1"/>
+      <w:numFmt w:val="bullet"/>
+      <w:lvlText w:val=""/>
+      <w:lvlJc w:val="left"/>
+      <w:pPr>
+        <w:ind w:left="6404" w:hanging="360"/>
+      </w:pPr>
+      <w:rPr>
+        <w:rFonts w:ascii="Wingdings" w:hAnsi="Wingdings" w:hint="default"/>
+      </w:rPr>
+    </w:lvl>
+  </w:abstractNum>
+  <w:abstractNum w:abstractNumId="18" w15:restartNumberingAfterBreak="0">
+    <w:nsid w:val="23C15B5D"/>
+    <w:multiLevelType w:val="hybridMultilevel"/>
+    <w:tmpl w:val="821601D2"/>
+    <w:lvl w:ilvl="0" w:tplc="0C090001">
+      <w:start w:val="1"/>
+      <w:numFmt w:val="bullet"/>
+      <w:lvlText w:val=""/>
+      <w:lvlJc w:val="left"/>
+      <w:pPr>
+        <w:ind w:left="1439" w:hanging="360"/>
+      </w:pPr>
+      <w:rPr>
+        <w:rFonts w:ascii="Symbol" w:hAnsi="Symbol" w:hint="default"/>
+      </w:rPr>
+    </w:lvl>
+    <w:lvl w:ilvl="1" w:tplc="0C090003" w:tentative="1">
+      <w:start w:val="1"/>
+      <w:numFmt w:val="bullet"/>
+      <w:lvlText w:val="o"/>
+      <w:lvlJc w:val="left"/>
+      <w:pPr>
+        <w:ind w:left="2159" w:hanging="360"/>
+      </w:pPr>
+      <w:rPr>
+        <w:rFonts w:ascii="Courier New" w:hAnsi="Courier New" w:cs="Courier New" w:hint="default"/>
+      </w:rPr>
+    </w:lvl>
+    <w:lvl w:ilvl="2" w:tplc="0C090005" w:tentative="1">
+      <w:start w:val="1"/>
+      <w:numFmt w:val="bullet"/>
+      <w:lvlText w:val=""/>
+      <w:lvlJc w:val="left"/>
+      <w:pPr>
+        <w:ind w:left="2879" w:hanging="360"/>
+      </w:pPr>
+      <w:rPr>
+        <w:rFonts w:ascii="Wingdings" w:hAnsi="Wingdings" w:hint="default"/>
+      </w:rPr>
+    </w:lvl>
+    <w:lvl w:ilvl="3" w:tplc="0C090001" w:tentative="1">
+      <w:start w:val="1"/>
+      <w:numFmt w:val="bullet"/>
+      <w:lvlText w:val=""/>
+      <w:lvlJc w:val="left"/>
+      <w:pPr>
+        <w:ind w:left="3599" w:hanging="360"/>
+      </w:pPr>
+      <w:rPr>
+        <w:rFonts w:ascii="Symbol" w:hAnsi="Symbol" w:hint="default"/>
+      </w:rPr>
+    </w:lvl>
+    <w:lvl w:ilvl="4" w:tplc="0C090003" w:tentative="1">
+      <w:start w:val="1"/>
+      <w:numFmt w:val="bullet"/>
+      <w:lvlText w:val="o"/>
+      <w:lvlJc w:val="left"/>
+      <w:pPr>
+        <w:ind w:left="4319" w:hanging="360"/>
+      </w:pPr>
+      <w:rPr>
+        <w:rFonts w:ascii="Courier New" w:hAnsi="Courier New" w:cs="Courier New" w:hint="default"/>
+      </w:rPr>
+    </w:lvl>
+    <w:lvl w:ilvl="5" w:tplc="0C090005" w:tentative="1">
+      <w:start w:val="1"/>
+      <w:numFmt w:val="bullet"/>
+      <w:lvlText w:val=""/>
+      <w:lvlJc w:val="left"/>
+      <w:pPr>
+        <w:ind w:left="5039" w:hanging="360"/>
+      </w:pPr>
+      <w:rPr>
+        <w:rFonts w:ascii="Wingdings" w:hAnsi="Wingdings" w:hint="default"/>
+      </w:rPr>
+    </w:lvl>
+    <w:lvl w:ilvl="6" w:tplc="0C090001" w:tentative="1">
+      <w:start w:val="1"/>
+      <w:numFmt w:val="bullet"/>
+      <w:lvlText w:val=""/>
+      <w:lvlJc w:val="left"/>
+      <w:pPr>
+        <w:ind w:left="5759" w:hanging="360"/>
+      </w:pPr>
+      <w:rPr>
+        <w:rFonts w:ascii="Symbol" w:hAnsi="Symbol" w:hint="default"/>
+      </w:rPr>
+    </w:lvl>
+    <w:lvl w:ilvl="7" w:tplc="0C090003" w:tentative="1">
+      <w:start w:val="1"/>
+      <w:numFmt w:val="bullet"/>
+      <w:lvlText w:val="o"/>
+      <w:lvlJc w:val="left"/>
+      <w:pPr>
+        <w:ind w:left="6479" w:hanging="360"/>
+      </w:pPr>
+      <w:rPr>
+        <w:rFonts w:ascii="Courier New" w:hAnsi="Courier New" w:cs="Courier New" w:hint="default"/>
+      </w:rPr>
+    </w:lvl>
+    <w:lvl w:ilvl="8" w:tplc="0C090005" w:tentative="1">
+      <w:start w:val="1"/>
+      <w:numFmt w:val="bullet"/>
+      <w:lvlText w:val=""/>
+      <w:lvlJc w:val="left"/>
+      <w:pPr>
+        <w:ind w:left="7199" w:hanging="360"/>
+      </w:pPr>
+      <w:rPr>
+        <w:rFonts w:ascii="Wingdings" w:hAnsi="Wingdings" w:hint="default"/>
+      </w:rPr>
+    </w:lvl>
+  </w:abstractNum>
+  <w:abstractNum w:abstractNumId="19" w15:restartNumberingAfterBreak="0">
+    <w:nsid w:val="24FB62FF"/>
+    <w:multiLevelType w:val="hybridMultilevel"/>
+    <w:tmpl w:val="92B80210"/>
+    <w:lvl w:ilvl="0" w:tplc="0C090001">
+      <w:start w:val="1"/>
+      <w:numFmt w:val="bullet"/>
+      <w:lvlText w:val=""/>
+      <w:lvlJc w:val="left"/>
+      <w:pPr>
+        <w:ind w:left="644" w:hanging="360"/>
+      </w:pPr>
+      <w:rPr>
+        <w:rFonts w:ascii="Symbol" w:hAnsi="Symbol" w:hint="default"/>
+      </w:rPr>
+    </w:lvl>
+    <w:lvl w:ilvl="1" w:tplc="0C090003" w:tentative="1">
+      <w:start w:val="1"/>
+      <w:numFmt w:val="bullet"/>
+      <w:lvlText w:val="o"/>
+      <w:lvlJc w:val="left"/>
+      <w:pPr>
+        <w:ind w:left="1364" w:hanging="360"/>
+      </w:pPr>
+      <w:rPr>
+        <w:rFonts w:ascii="Courier New" w:hAnsi="Courier New" w:cs="Courier New" w:hint="default"/>
+      </w:rPr>
+    </w:lvl>
+    <w:lvl w:ilvl="2" w:tplc="0C090005" w:tentative="1">
+      <w:start w:val="1"/>
+      <w:numFmt w:val="bullet"/>
+      <w:lvlText w:val=""/>
+      <w:lvlJc w:val="left"/>
+      <w:pPr>
+        <w:ind w:left="2084" w:hanging="360"/>
+      </w:pPr>
+      <w:rPr>
+        <w:rFonts w:ascii="Wingdings" w:hAnsi="Wingdings" w:hint="default"/>
+      </w:rPr>
+    </w:lvl>
+    <w:lvl w:ilvl="3" w:tplc="0C090001" w:tentative="1">
+      <w:start w:val="1"/>
+      <w:numFmt w:val="bullet"/>
+      <w:lvlText w:val=""/>
+      <w:lvlJc w:val="left"/>
+      <w:pPr>
+        <w:ind w:left="2804" w:hanging="360"/>
+      </w:pPr>
+      <w:rPr>
+        <w:rFonts w:ascii="Symbol" w:hAnsi="Symbol" w:hint="default"/>
+      </w:rPr>
+    </w:lvl>
+    <w:lvl w:ilvl="4" w:tplc="0C090003" w:tentative="1">
+      <w:start w:val="1"/>
+      <w:numFmt w:val="bullet"/>
+      <w:lvlText w:val="o"/>
+      <w:lvlJc w:val="left"/>
+      <w:pPr>
+        <w:ind w:left="3524" w:hanging="360"/>
+      </w:pPr>
+      <w:rPr>
+        <w:rFonts w:ascii="Courier New" w:hAnsi="Courier New" w:cs="Courier New" w:hint="default"/>
+      </w:rPr>
+    </w:lvl>
+    <w:lvl w:ilvl="5" w:tplc="0C090005" w:tentative="1">
+      <w:start w:val="1"/>
+      <w:numFmt w:val="bullet"/>
+      <w:lvlText w:val=""/>
+      <w:lvlJc w:val="left"/>
+      <w:pPr>
+        <w:ind w:left="4244" w:hanging="360"/>
+      </w:pPr>
+      <w:rPr>
+        <w:rFonts w:ascii="Wingdings" w:hAnsi="Wingdings" w:hint="default"/>
+      </w:rPr>
+    </w:lvl>
+    <w:lvl w:ilvl="6" w:tplc="0C090001" w:tentative="1">
+      <w:start w:val="1"/>
+      <w:numFmt w:val="bullet"/>
+      <w:lvlText w:val=""/>
+      <w:lvlJc w:val="left"/>
+      <w:pPr>
+        <w:ind w:left="4964" w:hanging="360"/>
+      </w:pPr>
+      <w:rPr>
+        <w:rFonts w:ascii="Symbol" w:hAnsi="Symbol" w:hint="default"/>
+      </w:rPr>
+    </w:lvl>
+    <w:lvl w:ilvl="7" w:tplc="0C090003" w:tentative="1">
+      <w:start w:val="1"/>
+      <w:numFmt w:val="bullet"/>
+      <w:lvlText w:val="o"/>
+      <w:lvlJc w:val="left"/>
+      <w:pPr>
+        <w:ind w:left="5684" w:hanging="360"/>
+      </w:pPr>
+      <w:rPr>
+        <w:rFonts w:ascii="Courier New" w:hAnsi="Courier New" w:cs="Courier New" w:hint="default"/>
+      </w:rPr>
+    </w:lvl>
+    <w:lvl w:ilvl="8" w:tplc="0C090005" w:tentative="1">
+      <w:start w:val="1"/>
+      <w:numFmt w:val="bullet"/>
+      <w:lvlText w:val=""/>
+      <w:lvlJc w:val="left"/>
+      <w:pPr>
+        <w:ind w:left="6404" w:hanging="360"/>
+      </w:pPr>
+      <w:rPr>
+        <w:rFonts w:ascii="Wingdings" w:hAnsi="Wingdings" w:hint="default"/>
+      </w:rPr>
+    </w:lvl>
+  </w:abstractNum>
+  <w:abstractNum w:abstractNumId="20" w15:restartNumberingAfterBreak="0">
+    <w:nsid w:val="2A9E3876"/>
+    <w:multiLevelType w:val="hybridMultilevel"/>
+    <w:tmpl w:val="9C34DD06"/>
+    <w:lvl w:ilvl="0" w:tplc="08090001">
+      <w:start w:val="1"/>
+      <w:numFmt w:val="bullet"/>
+      <w:lvlText w:val=""/>
+      <w:lvlJc w:val="left"/>
+      <w:pPr>
+        <w:ind w:left="720" w:hanging="360"/>
+      </w:pPr>
+      <w:rPr>
+        <w:rFonts w:ascii="Symbol" w:hAnsi="Symbol" w:hint="default"/>
+      </w:rPr>
+    </w:lvl>
+    <w:lvl w:ilvl="1" w:tplc="08090003" w:tentative="1">
+      <w:start w:val="1"/>
+      <w:numFmt w:val="bullet"/>
+      <w:lvlText w:val="o"/>
+      <w:lvlJc w:val="left"/>
+      <w:pPr>
         <w:ind w:left="1440" w:hanging="360"/>
       </w:pPr>
       <w:rPr>
@@ -3323,46 +5190,2732 @@
       </w:rPr>
     </w:lvl>
   </w:abstractNum>
-  <w:num w:numId="1" w16cid:durableId="1134906101">
+  <w:abstractNum w:abstractNumId="21" w15:restartNumberingAfterBreak="0">
+    <w:nsid w:val="2B742F3F"/>
+    <w:multiLevelType w:val="hybridMultilevel"/>
+    <w:tmpl w:val="CAD60CF6"/>
+    <w:lvl w:ilvl="0" w:tplc="0C090001">
+      <w:start w:val="1"/>
+      <w:numFmt w:val="bullet"/>
+      <w:lvlText w:val=""/>
+      <w:lvlJc w:val="left"/>
+      <w:pPr>
+        <w:ind w:left="720" w:hanging="360"/>
+      </w:pPr>
+      <w:rPr>
+        <w:rFonts w:ascii="Symbol" w:hAnsi="Symbol" w:hint="default"/>
+      </w:rPr>
+    </w:lvl>
+    <w:lvl w:ilvl="1" w:tplc="C3B20F8E">
+      <w:start w:val="2016"/>
+      <w:numFmt w:val="bullet"/>
+      <w:lvlText w:val="-"/>
+      <w:lvlJc w:val="left"/>
+      <w:pPr>
+        <w:ind w:left="1440" w:hanging="360"/>
+      </w:pPr>
+      <w:rPr>
+        <w:rFonts w:ascii="Calibri" w:eastAsiaTheme="minorEastAsia" w:hAnsi="Calibri" w:cstheme="minorBidi" w:hint="default"/>
+      </w:rPr>
+    </w:lvl>
+    <w:lvl w:ilvl="2" w:tplc="C3B20F8E">
+      <w:start w:val="2016"/>
+      <w:numFmt w:val="bullet"/>
+      <w:lvlText w:val="-"/>
+      <w:lvlJc w:val="left"/>
+      <w:pPr>
+        <w:ind w:left="2160" w:hanging="360"/>
+      </w:pPr>
+      <w:rPr>
+        <w:rFonts w:ascii="Calibri" w:eastAsiaTheme="minorEastAsia" w:hAnsi="Calibri" w:cstheme="minorBidi" w:hint="default"/>
+      </w:rPr>
+    </w:lvl>
+    <w:lvl w:ilvl="3" w:tplc="0C090001" w:tentative="1">
+      <w:start w:val="1"/>
+      <w:numFmt w:val="bullet"/>
+      <w:lvlText w:val=""/>
+      <w:lvlJc w:val="left"/>
+      <w:pPr>
+        <w:ind w:left="2880" w:hanging="360"/>
+      </w:pPr>
+      <w:rPr>
+        <w:rFonts w:ascii="Symbol" w:hAnsi="Symbol" w:hint="default"/>
+      </w:rPr>
+    </w:lvl>
+    <w:lvl w:ilvl="4" w:tplc="0C090003" w:tentative="1">
+      <w:start w:val="1"/>
+      <w:numFmt w:val="bullet"/>
+      <w:lvlText w:val="o"/>
+      <w:lvlJc w:val="left"/>
+      <w:pPr>
+        <w:ind w:left="3600" w:hanging="360"/>
+      </w:pPr>
+      <w:rPr>
+        <w:rFonts w:ascii="Courier New" w:hAnsi="Courier New" w:cs="Courier New" w:hint="default"/>
+      </w:rPr>
+    </w:lvl>
+    <w:lvl w:ilvl="5" w:tplc="0C090005" w:tentative="1">
+      <w:start w:val="1"/>
+      <w:numFmt w:val="bullet"/>
+      <w:lvlText w:val=""/>
+      <w:lvlJc w:val="left"/>
+      <w:pPr>
+        <w:ind w:left="4320" w:hanging="360"/>
+      </w:pPr>
+      <w:rPr>
+        <w:rFonts w:ascii="Wingdings" w:hAnsi="Wingdings" w:hint="default"/>
+      </w:rPr>
+    </w:lvl>
+    <w:lvl w:ilvl="6" w:tplc="0C090001" w:tentative="1">
+      <w:start w:val="1"/>
+      <w:numFmt w:val="bullet"/>
+      <w:lvlText w:val=""/>
+      <w:lvlJc w:val="left"/>
+      <w:pPr>
+        <w:ind w:left="5040" w:hanging="360"/>
+      </w:pPr>
+      <w:rPr>
+        <w:rFonts w:ascii="Symbol" w:hAnsi="Symbol" w:hint="default"/>
+      </w:rPr>
+    </w:lvl>
+    <w:lvl w:ilvl="7" w:tplc="0C090003" w:tentative="1">
+      <w:start w:val="1"/>
+      <w:numFmt w:val="bullet"/>
+      <w:lvlText w:val="o"/>
+      <w:lvlJc w:val="left"/>
+      <w:pPr>
+        <w:ind w:left="5760" w:hanging="360"/>
+      </w:pPr>
+      <w:rPr>
+        <w:rFonts w:ascii="Courier New" w:hAnsi="Courier New" w:cs="Courier New" w:hint="default"/>
+      </w:rPr>
+    </w:lvl>
+    <w:lvl w:ilvl="8" w:tplc="0C090005" w:tentative="1">
+      <w:start w:val="1"/>
+      <w:numFmt w:val="bullet"/>
+      <w:lvlText w:val=""/>
+      <w:lvlJc w:val="left"/>
+      <w:pPr>
+        <w:ind w:left="6480" w:hanging="360"/>
+      </w:pPr>
+      <w:rPr>
+        <w:rFonts w:ascii="Wingdings" w:hAnsi="Wingdings" w:hint="default"/>
+      </w:rPr>
+    </w:lvl>
+  </w:abstractNum>
+  <w:abstractNum w:abstractNumId="22" w15:restartNumberingAfterBreak="0">
+    <w:nsid w:val="2D0C61B5"/>
+    <w:multiLevelType w:val="hybridMultilevel"/>
+    <w:tmpl w:val="486E05D6"/>
+    <w:lvl w:ilvl="0" w:tplc="0C090001">
+      <w:start w:val="1"/>
+      <w:numFmt w:val="bullet"/>
+      <w:lvlText w:val=""/>
+      <w:lvlJc w:val="left"/>
+      <w:pPr>
+        <w:ind w:left="1429" w:hanging="360"/>
+      </w:pPr>
+      <w:rPr>
+        <w:rFonts w:ascii="Symbol" w:hAnsi="Symbol" w:hint="default"/>
+      </w:rPr>
+    </w:lvl>
+    <w:lvl w:ilvl="1" w:tplc="0C090003" w:tentative="1">
+      <w:start w:val="1"/>
+      <w:numFmt w:val="bullet"/>
+      <w:lvlText w:val="o"/>
+      <w:lvlJc w:val="left"/>
+      <w:pPr>
+        <w:ind w:left="2149" w:hanging="360"/>
+      </w:pPr>
+      <w:rPr>
+        <w:rFonts w:ascii="Courier New" w:hAnsi="Courier New" w:cs="Courier New" w:hint="default"/>
+      </w:rPr>
+    </w:lvl>
+    <w:lvl w:ilvl="2" w:tplc="0C090005" w:tentative="1">
+      <w:start w:val="1"/>
+      <w:numFmt w:val="bullet"/>
+      <w:lvlText w:val=""/>
+      <w:lvlJc w:val="left"/>
+      <w:pPr>
+        <w:ind w:left="2869" w:hanging="360"/>
+      </w:pPr>
+      <w:rPr>
+        <w:rFonts w:ascii="Wingdings" w:hAnsi="Wingdings" w:hint="default"/>
+      </w:rPr>
+    </w:lvl>
+    <w:lvl w:ilvl="3" w:tplc="0C090001" w:tentative="1">
+      <w:start w:val="1"/>
+      <w:numFmt w:val="bullet"/>
+      <w:lvlText w:val=""/>
+      <w:lvlJc w:val="left"/>
+      <w:pPr>
+        <w:ind w:left="3589" w:hanging="360"/>
+      </w:pPr>
+      <w:rPr>
+        <w:rFonts w:ascii="Symbol" w:hAnsi="Symbol" w:hint="default"/>
+      </w:rPr>
+    </w:lvl>
+    <w:lvl w:ilvl="4" w:tplc="0C090003" w:tentative="1">
+      <w:start w:val="1"/>
+      <w:numFmt w:val="bullet"/>
+      <w:lvlText w:val="o"/>
+      <w:lvlJc w:val="left"/>
+      <w:pPr>
+        <w:ind w:left="4309" w:hanging="360"/>
+      </w:pPr>
+      <w:rPr>
+        <w:rFonts w:ascii="Courier New" w:hAnsi="Courier New" w:cs="Courier New" w:hint="default"/>
+      </w:rPr>
+    </w:lvl>
+    <w:lvl w:ilvl="5" w:tplc="0C090005" w:tentative="1">
+      <w:start w:val="1"/>
+      <w:numFmt w:val="bullet"/>
+      <w:lvlText w:val=""/>
+      <w:lvlJc w:val="left"/>
+      <w:pPr>
+        <w:ind w:left="5029" w:hanging="360"/>
+      </w:pPr>
+      <w:rPr>
+        <w:rFonts w:ascii="Wingdings" w:hAnsi="Wingdings" w:hint="default"/>
+      </w:rPr>
+    </w:lvl>
+    <w:lvl w:ilvl="6" w:tplc="0C090001" w:tentative="1">
+      <w:start w:val="1"/>
+      <w:numFmt w:val="bullet"/>
+      <w:lvlText w:val=""/>
+      <w:lvlJc w:val="left"/>
+      <w:pPr>
+        <w:ind w:left="5749" w:hanging="360"/>
+      </w:pPr>
+      <w:rPr>
+        <w:rFonts w:ascii="Symbol" w:hAnsi="Symbol" w:hint="default"/>
+      </w:rPr>
+    </w:lvl>
+    <w:lvl w:ilvl="7" w:tplc="0C090003" w:tentative="1">
+      <w:start w:val="1"/>
+      <w:numFmt w:val="bullet"/>
+      <w:lvlText w:val="o"/>
+      <w:lvlJc w:val="left"/>
+      <w:pPr>
+        <w:ind w:left="6469" w:hanging="360"/>
+      </w:pPr>
+      <w:rPr>
+        <w:rFonts w:ascii="Courier New" w:hAnsi="Courier New" w:cs="Courier New" w:hint="default"/>
+      </w:rPr>
+    </w:lvl>
+    <w:lvl w:ilvl="8" w:tplc="0C090005" w:tentative="1">
+      <w:start w:val="1"/>
+      <w:numFmt w:val="bullet"/>
+      <w:lvlText w:val=""/>
+      <w:lvlJc w:val="left"/>
+      <w:pPr>
+        <w:ind w:left="7189" w:hanging="360"/>
+      </w:pPr>
+      <w:rPr>
+        <w:rFonts w:ascii="Wingdings" w:hAnsi="Wingdings" w:hint="default"/>
+      </w:rPr>
+    </w:lvl>
+  </w:abstractNum>
+  <w:abstractNum w:abstractNumId="23" w15:restartNumberingAfterBreak="0">
+    <w:nsid w:val="330D3DB8"/>
+    <w:multiLevelType w:val="hybridMultilevel"/>
+    <w:tmpl w:val="D9345C7E"/>
+    <w:lvl w:ilvl="0" w:tplc="0C090001">
+      <w:start w:val="1"/>
+      <w:numFmt w:val="bullet"/>
+      <w:lvlText w:val=""/>
+      <w:lvlJc w:val="left"/>
+      <w:pPr>
+        <w:ind w:left="928" w:hanging="360"/>
+      </w:pPr>
+      <w:rPr>
+        <w:rFonts w:ascii="Symbol" w:hAnsi="Symbol" w:hint="default"/>
+      </w:rPr>
+    </w:lvl>
+    <w:lvl w:ilvl="1" w:tplc="08090003" w:tentative="1">
+      <w:start w:val="1"/>
+      <w:numFmt w:val="bullet"/>
+      <w:lvlText w:val="o"/>
+      <w:lvlJc w:val="left"/>
+      <w:pPr>
+        <w:ind w:left="1724" w:hanging="360"/>
+      </w:pPr>
+      <w:rPr>
+        <w:rFonts w:ascii="Courier New" w:hAnsi="Courier New" w:cs="Courier New" w:hint="default"/>
+      </w:rPr>
+    </w:lvl>
+    <w:lvl w:ilvl="2" w:tplc="08090005" w:tentative="1">
+      <w:start w:val="1"/>
+      <w:numFmt w:val="bullet"/>
+      <w:lvlText w:val=""/>
+      <w:lvlJc w:val="left"/>
+      <w:pPr>
+        <w:ind w:left="2444" w:hanging="360"/>
+      </w:pPr>
+      <w:rPr>
+        <w:rFonts w:ascii="Wingdings" w:hAnsi="Wingdings" w:hint="default"/>
+      </w:rPr>
+    </w:lvl>
+    <w:lvl w:ilvl="3" w:tplc="08090001" w:tentative="1">
+      <w:start w:val="1"/>
+      <w:numFmt w:val="bullet"/>
+      <w:lvlText w:val=""/>
+      <w:lvlJc w:val="left"/>
+      <w:pPr>
+        <w:ind w:left="3164" w:hanging="360"/>
+      </w:pPr>
+      <w:rPr>
+        <w:rFonts w:ascii="Symbol" w:hAnsi="Symbol" w:hint="default"/>
+      </w:rPr>
+    </w:lvl>
+    <w:lvl w:ilvl="4" w:tplc="08090003" w:tentative="1">
+      <w:start w:val="1"/>
+      <w:numFmt w:val="bullet"/>
+      <w:lvlText w:val="o"/>
+      <w:lvlJc w:val="left"/>
+      <w:pPr>
+        <w:ind w:left="3884" w:hanging="360"/>
+      </w:pPr>
+      <w:rPr>
+        <w:rFonts w:ascii="Courier New" w:hAnsi="Courier New" w:cs="Courier New" w:hint="default"/>
+      </w:rPr>
+    </w:lvl>
+    <w:lvl w:ilvl="5" w:tplc="08090005" w:tentative="1">
+      <w:start w:val="1"/>
+      <w:numFmt w:val="bullet"/>
+      <w:lvlText w:val=""/>
+      <w:lvlJc w:val="left"/>
+      <w:pPr>
+        <w:ind w:left="4604" w:hanging="360"/>
+      </w:pPr>
+      <w:rPr>
+        <w:rFonts w:ascii="Wingdings" w:hAnsi="Wingdings" w:hint="default"/>
+      </w:rPr>
+    </w:lvl>
+    <w:lvl w:ilvl="6" w:tplc="08090001" w:tentative="1">
+      <w:start w:val="1"/>
+      <w:numFmt w:val="bullet"/>
+      <w:lvlText w:val=""/>
+      <w:lvlJc w:val="left"/>
+      <w:pPr>
+        <w:ind w:left="5324" w:hanging="360"/>
+      </w:pPr>
+      <w:rPr>
+        <w:rFonts w:ascii="Symbol" w:hAnsi="Symbol" w:hint="default"/>
+      </w:rPr>
+    </w:lvl>
+    <w:lvl w:ilvl="7" w:tplc="08090003" w:tentative="1">
+      <w:start w:val="1"/>
+      <w:numFmt w:val="bullet"/>
+      <w:lvlText w:val="o"/>
+      <w:lvlJc w:val="left"/>
+      <w:pPr>
+        <w:ind w:left="6044" w:hanging="360"/>
+      </w:pPr>
+      <w:rPr>
+        <w:rFonts w:ascii="Courier New" w:hAnsi="Courier New" w:cs="Courier New" w:hint="default"/>
+      </w:rPr>
+    </w:lvl>
+    <w:lvl w:ilvl="8" w:tplc="08090005" w:tentative="1">
+      <w:start w:val="1"/>
+      <w:numFmt w:val="bullet"/>
+      <w:lvlText w:val=""/>
+      <w:lvlJc w:val="left"/>
+      <w:pPr>
+        <w:ind w:left="6764" w:hanging="360"/>
+      </w:pPr>
+      <w:rPr>
+        <w:rFonts w:ascii="Wingdings" w:hAnsi="Wingdings" w:hint="default"/>
+      </w:rPr>
+    </w:lvl>
+  </w:abstractNum>
+  <w:abstractNum w:abstractNumId="24" w15:restartNumberingAfterBreak="0">
+    <w:nsid w:val="33951828"/>
+    <w:multiLevelType w:val="hybridMultilevel"/>
+    <w:tmpl w:val="C2F85BD8"/>
+    <w:lvl w:ilvl="0" w:tplc="0C090001">
+      <w:start w:val="1"/>
+      <w:numFmt w:val="bullet"/>
+      <w:lvlText w:val=""/>
+      <w:lvlJc w:val="left"/>
+      <w:pPr>
+        <w:ind w:left="720" w:hanging="360"/>
+      </w:pPr>
+      <w:rPr>
+        <w:rFonts w:ascii="Symbol" w:hAnsi="Symbol" w:hint="default"/>
+      </w:rPr>
+    </w:lvl>
+    <w:lvl w:ilvl="1" w:tplc="0C090003" w:tentative="1">
+      <w:start w:val="1"/>
+      <w:numFmt w:val="bullet"/>
+      <w:lvlText w:val="o"/>
+      <w:lvlJc w:val="left"/>
+      <w:pPr>
+        <w:ind w:left="1440" w:hanging="360"/>
+      </w:pPr>
+      <w:rPr>
+        <w:rFonts w:ascii="Courier New" w:hAnsi="Courier New" w:cs="Courier New" w:hint="default"/>
+      </w:rPr>
+    </w:lvl>
+    <w:lvl w:ilvl="2" w:tplc="0C090005" w:tentative="1">
+      <w:start w:val="1"/>
+      <w:numFmt w:val="bullet"/>
+      <w:lvlText w:val=""/>
+      <w:lvlJc w:val="left"/>
+      <w:pPr>
+        <w:ind w:left="2160" w:hanging="360"/>
+      </w:pPr>
+      <w:rPr>
+        <w:rFonts w:ascii="Wingdings" w:hAnsi="Wingdings" w:hint="default"/>
+      </w:rPr>
+    </w:lvl>
+    <w:lvl w:ilvl="3" w:tplc="0C090001" w:tentative="1">
+      <w:start w:val="1"/>
+      <w:numFmt w:val="bullet"/>
+      <w:lvlText w:val=""/>
+      <w:lvlJc w:val="left"/>
+      <w:pPr>
+        <w:ind w:left="2880" w:hanging="360"/>
+      </w:pPr>
+      <w:rPr>
+        <w:rFonts w:ascii="Symbol" w:hAnsi="Symbol" w:hint="default"/>
+      </w:rPr>
+    </w:lvl>
+    <w:lvl w:ilvl="4" w:tplc="0C090003" w:tentative="1">
+      <w:start w:val="1"/>
+      <w:numFmt w:val="bullet"/>
+      <w:lvlText w:val="o"/>
+      <w:lvlJc w:val="left"/>
+      <w:pPr>
+        <w:ind w:left="3600" w:hanging="360"/>
+      </w:pPr>
+      <w:rPr>
+        <w:rFonts w:ascii="Courier New" w:hAnsi="Courier New" w:cs="Courier New" w:hint="default"/>
+      </w:rPr>
+    </w:lvl>
+    <w:lvl w:ilvl="5" w:tplc="0C090005" w:tentative="1">
+      <w:start w:val="1"/>
+      <w:numFmt w:val="bullet"/>
+      <w:lvlText w:val=""/>
+      <w:lvlJc w:val="left"/>
+      <w:pPr>
+        <w:ind w:left="4320" w:hanging="360"/>
+      </w:pPr>
+      <w:rPr>
+        <w:rFonts w:ascii="Wingdings" w:hAnsi="Wingdings" w:hint="default"/>
+      </w:rPr>
+    </w:lvl>
+    <w:lvl w:ilvl="6" w:tplc="0C090001" w:tentative="1">
+      <w:start w:val="1"/>
+      <w:numFmt w:val="bullet"/>
+      <w:lvlText w:val=""/>
+      <w:lvlJc w:val="left"/>
+      <w:pPr>
+        <w:ind w:left="5040" w:hanging="360"/>
+      </w:pPr>
+      <w:rPr>
+        <w:rFonts w:ascii="Symbol" w:hAnsi="Symbol" w:hint="default"/>
+      </w:rPr>
+    </w:lvl>
+    <w:lvl w:ilvl="7" w:tplc="0C090003" w:tentative="1">
+      <w:start w:val="1"/>
+      <w:numFmt w:val="bullet"/>
+      <w:lvlText w:val="o"/>
+      <w:lvlJc w:val="left"/>
+      <w:pPr>
+        <w:ind w:left="5760" w:hanging="360"/>
+      </w:pPr>
+      <w:rPr>
+        <w:rFonts w:ascii="Courier New" w:hAnsi="Courier New" w:cs="Courier New" w:hint="default"/>
+      </w:rPr>
+    </w:lvl>
+    <w:lvl w:ilvl="8" w:tplc="0C090005" w:tentative="1">
+      <w:start w:val="1"/>
+      <w:numFmt w:val="bullet"/>
+      <w:lvlText w:val=""/>
+      <w:lvlJc w:val="left"/>
+      <w:pPr>
+        <w:ind w:left="6480" w:hanging="360"/>
+      </w:pPr>
+      <w:rPr>
+        <w:rFonts w:ascii="Wingdings" w:hAnsi="Wingdings" w:hint="default"/>
+      </w:rPr>
+    </w:lvl>
+  </w:abstractNum>
+  <w:abstractNum w:abstractNumId="25" w15:restartNumberingAfterBreak="0">
+    <w:nsid w:val="356F2901"/>
+    <w:multiLevelType w:val="hybridMultilevel"/>
+    <w:tmpl w:val="91E6B2A8"/>
+    <w:lvl w:ilvl="0" w:tplc="0C090001">
+      <w:start w:val="1"/>
+      <w:numFmt w:val="bullet"/>
+      <w:lvlText w:val=""/>
+      <w:lvlJc w:val="left"/>
+      <w:pPr>
+        <w:ind w:left="720" w:hanging="360"/>
+      </w:pPr>
+      <w:rPr>
+        <w:rFonts w:ascii="Symbol" w:hAnsi="Symbol" w:hint="default"/>
+      </w:rPr>
+    </w:lvl>
+    <w:lvl w:ilvl="1" w:tplc="0C090003" w:tentative="1">
+      <w:start w:val="1"/>
+      <w:numFmt w:val="bullet"/>
+      <w:lvlText w:val="o"/>
+      <w:lvlJc w:val="left"/>
+      <w:pPr>
+        <w:ind w:left="1440" w:hanging="360"/>
+      </w:pPr>
+      <w:rPr>
+        <w:rFonts w:ascii="Courier New" w:hAnsi="Courier New" w:cs="Courier New" w:hint="default"/>
+      </w:rPr>
+    </w:lvl>
+    <w:lvl w:ilvl="2" w:tplc="0C090005" w:tentative="1">
+      <w:start w:val="1"/>
+      <w:numFmt w:val="bullet"/>
+      <w:lvlText w:val=""/>
+      <w:lvlJc w:val="left"/>
+      <w:pPr>
+        <w:ind w:left="2160" w:hanging="360"/>
+      </w:pPr>
+      <w:rPr>
+        <w:rFonts w:ascii="Wingdings" w:hAnsi="Wingdings" w:hint="default"/>
+      </w:rPr>
+    </w:lvl>
+    <w:lvl w:ilvl="3" w:tplc="0C090001" w:tentative="1">
+      <w:start w:val="1"/>
+      <w:numFmt w:val="bullet"/>
+      <w:lvlText w:val=""/>
+      <w:lvlJc w:val="left"/>
+      <w:pPr>
+        <w:ind w:left="2880" w:hanging="360"/>
+      </w:pPr>
+      <w:rPr>
+        <w:rFonts w:ascii="Symbol" w:hAnsi="Symbol" w:hint="default"/>
+      </w:rPr>
+    </w:lvl>
+    <w:lvl w:ilvl="4" w:tplc="0C090003" w:tentative="1">
+      <w:start w:val="1"/>
+      <w:numFmt w:val="bullet"/>
+      <w:lvlText w:val="o"/>
+      <w:lvlJc w:val="left"/>
+      <w:pPr>
+        <w:ind w:left="3600" w:hanging="360"/>
+      </w:pPr>
+      <w:rPr>
+        <w:rFonts w:ascii="Courier New" w:hAnsi="Courier New" w:cs="Courier New" w:hint="default"/>
+      </w:rPr>
+    </w:lvl>
+    <w:lvl w:ilvl="5" w:tplc="0C090005" w:tentative="1">
+      <w:start w:val="1"/>
+      <w:numFmt w:val="bullet"/>
+      <w:lvlText w:val=""/>
+      <w:lvlJc w:val="left"/>
+      <w:pPr>
+        <w:ind w:left="4320" w:hanging="360"/>
+      </w:pPr>
+      <w:rPr>
+        <w:rFonts w:ascii="Wingdings" w:hAnsi="Wingdings" w:hint="default"/>
+      </w:rPr>
+    </w:lvl>
+    <w:lvl w:ilvl="6" w:tplc="0C090001" w:tentative="1">
+      <w:start w:val="1"/>
+      <w:numFmt w:val="bullet"/>
+      <w:lvlText w:val=""/>
+      <w:lvlJc w:val="left"/>
+      <w:pPr>
+        <w:ind w:left="5040" w:hanging="360"/>
+      </w:pPr>
+      <w:rPr>
+        <w:rFonts w:ascii="Symbol" w:hAnsi="Symbol" w:hint="default"/>
+      </w:rPr>
+    </w:lvl>
+    <w:lvl w:ilvl="7" w:tplc="0C090003" w:tentative="1">
+      <w:start w:val="1"/>
+      <w:numFmt w:val="bullet"/>
+      <w:lvlText w:val="o"/>
+      <w:lvlJc w:val="left"/>
+      <w:pPr>
+        <w:ind w:left="5760" w:hanging="360"/>
+      </w:pPr>
+      <w:rPr>
+        <w:rFonts w:ascii="Courier New" w:hAnsi="Courier New" w:cs="Courier New" w:hint="default"/>
+      </w:rPr>
+    </w:lvl>
+    <w:lvl w:ilvl="8" w:tplc="0C090005" w:tentative="1">
+      <w:start w:val="1"/>
+      <w:numFmt w:val="bullet"/>
+      <w:lvlText w:val=""/>
+      <w:lvlJc w:val="left"/>
+      <w:pPr>
+        <w:ind w:left="6480" w:hanging="360"/>
+      </w:pPr>
+      <w:rPr>
+        <w:rFonts w:ascii="Wingdings" w:hAnsi="Wingdings" w:hint="default"/>
+      </w:rPr>
+    </w:lvl>
+  </w:abstractNum>
+  <w:abstractNum w:abstractNumId="26" w15:restartNumberingAfterBreak="0">
+    <w:nsid w:val="375F048D"/>
+    <w:multiLevelType w:val="hybridMultilevel"/>
+    <w:tmpl w:val="1C3A4FFE"/>
+    <w:lvl w:ilvl="0" w:tplc="08090001">
+      <w:start w:val="1"/>
+      <w:numFmt w:val="bullet"/>
+      <w:lvlText w:val=""/>
+      <w:lvlJc w:val="left"/>
+      <w:pPr>
+        <w:ind w:left="720" w:hanging="360"/>
+      </w:pPr>
+      <w:rPr>
+        <w:rFonts w:ascii="Symbol" w:hAnsi="Symbol" w:hint="default"/>
+      </w:rPr>
+    </w:lvl>
+    <w:lvl w:ilvl="1" w:tplc="FFFFFFFF" w:tentative="1">
+      <w:start w:val="1"/>
+      <w:numFmt w:val="bullet"/>
+      <w:lvlText w:val="o"/>
+      <w:lvlJc w:val="left"/>
+      <w:pPr>
+        <w:ind w:left="1364" w:hanging="360"/>
+      </w:pPr>
+      <w:rPr>
+        <w:rFonts w:ascii="Courier New" w:hAnsi="Courier New" w:cs="Courier New" w:hint="default"/>
+      </w:rPr>
+    </w:lvl>
+    <w:lvl w:ilvl="2" w:tplc="FFFFFFFF" w:tentative="1">
+      <w:start w:val="1"/>
+      <w:numFmt w:val="bullet"/>
+      <w:lvlText w:val=""/>
+      <w:lvlJc w:val="left"/>
+      <w:pPr>
+        <w:ind w:left="2084" w:hanging="360"/>
+      </w:pPr>
+      <w:rPr>
+        <w:rFonts w:ascii="Wingdings" w:hAnsi="Wingdings" w:hint="default"/>
+      </w:rPr>
+    </w:lvl>
+    <w:lvl w:ilvl="3" w:tplc="FFFFFFFF" w:tentative="1">
+      <w:start w:val="1"/>
+      <w:numFmt w:val="bullet"/>
+      <w:lvlText w:val=""/>
+      <w:lvlJc w:val="left"/>
+      <w:pPr>
+        <w:ind w:left="2804" w:hanging="360"/>
+      </w:pPr>
+      <w:rPr>
+        <w:rFonts w:ascii="Symbol" w:hAnsi="Symbol" w:hint="default"/>
+      </w:rPr>
+    </w:lvl>
+    <w:lvl w:ilvl="4" w:tplc="FFFFFFFF" w:tentative="1">
+      <w:start w:val="1"/>
+      <w:numFmt w:val="bullet"/>
+      <w:lvlText w:val="o"/>
+      <w:lvlJc w:val="left"/>
+      <w:pPr>
+        <w:ind w:left="3524" w:hanging="360"/>
+      </w:pPr>
+      <w:rPr>
+        <w:rFonts w:ascii="Courier New" w:hAnsi="Courier New" w:cs="Courier New" w:hint="default"/>
+      </w:rPr>
+    </w:lvl>
+    <w:lvl w:ilvl="5" w:tplc="FFFFFFFF" w:tentative="1">
+      <w:start w:val="1"/>
+      <w:numFmt w:val="bullet"/>
+      <w:lvlText w:val=""/>
+      <w:lvlJc w:val="left"/>
+      <w:pPr>
+        <w:ind w:left="4244" w:hanging="360"/>
+      </w:pPr>
+      <w:rPr>
+        <w:rFonts w:ascii="Wingdings" w:hAnsi="Wingdings" w:hint="default"/>
+      </w:rPr>
+    </w:lvl>
+    <w:lvl w:ilvl="6" w:tplc="FFFFFFFF" w:tentative="1">
+      <w:start w:val="1"/>
+      <w:numFmt w:val="bullet"/>
+      <w:lvlText w:val=""/>
+      <w:lvlJc w:val="left"/>
+      <w:pPr>
+        <w:ind w:left="4964" w:hanging="360"/>
+      </w:pPr>
+      <w:rPr>
+        <w:rFonts w:ascii="Symbol" w:hAnsi="Symbol" w:hint="default"/>
+      </w:rPr>
+    </w:lvl>
+    <w:lvl w:ilvl="7" w:tplc="FFFFFFFF" w:tentative="1">
+      <w:start w:val="1"/>
+      <w:numFmt w:val="bullet"/>
+      <w:lvlText w:val="o"/>
+      <w:lvlJc w:val="left"/>
+      <w:pPr>
+        <w:ind w:left="5684" w:hanging="360"/>
+      </w:pPr>
+      <w:rPr>
+        <w:rFonts w:ascii="Courier New" w:hAnsi="Courier New" w:cs="Courier New" w:hint="default"/>
+      </w:rPr>
+    </w:lvl>
+    <w:lvl w:ilvl="8" w:tplc="FFFFFFFF" w:tentative="1">
+      <w:start w:val="1"/>
+      <w:numFmt w:val="bullet"/>
+      <w:lvlText w:val=""/>
+      <w:lvlJc w:val="left"/>
+      <w:pPr>
+        <w:ind w:left="6404" w:hanging="360"/>
+      </w:pPr>
+      <w:rPr>
+        <w:rFonts w:ascii="Wingdings" w:hAnsi="Wingdings" w:hint="default"/>
+      </w:rPr>
+    </w:lvl>
+  </w:abstractNum>
+  <w:abstractNum w:abstractNumId="27" w15:restartNumberingAfterBreak="0">
+    <w:nsid w:val="3B061CA3"/>
+    <w:multiLevelType w:val="hybridMultilevel"/>
+    <w:tmpl w:val="7CFC364A"/>
+    <w:lvl w:ilvl="0" w:tplc="08090001">
+      <w:start w:val="1"/>
+      <w:numFmt w:val="bullet"/>
+      <w:lvlText w:val=""/>
+      <w:lvlJc w:val="left"/>
+      <w:pPr>
+        <w:ind w:left="720" w:hanging="360"/>
+      </w:pPr>
+      <w:rPr>
+        <w:rFonts w:ascii="Symbol" w:hAnsi="Symbol" w:hint="default"/>
+      </w:rPr>
+    </w:lvl>
+    <w:lvl w:ilvl="1" w:tplc="FFFFFFFF" w:tentative="1">
+      <w:start w:val="1"/>
+      <w:numFmt w:val="bullet"/>
+      <w:lvlText w:val="o"/>
+      <w:lvlJc w:val="left"/>
+      <w:pPr>
+        <w:ind w:left="1364" w:hanging="360"/>
+      </w:pPr>
+      <w:rPr>
+        <w:rFonts w:ascii="Courier New" w:hAnsi="Courier New" w:cs="Courier New" w:hint="default"/>
+      </w:rPr>
+    </w:lvl>
+    <w:lvl w:ilvl="2" w:tplc="FFFFFFFF" w:tentative="1">
+      <w:start w:val="1"/>
+      <w:numFmt w:val="bullet"/>
+      <w:lvlText w:val=""/>
+      <w:lvlJc w:val="left"/>
+      <w:pPr>
+        <w:ind w:left="2084" w:hanging="360"/>
+      </w:pPr>
+      <w:rPr>
+        <w:rFonts w:ascii="Wingdings" w:hAnsi="Wingdings" w:hint="default"/>
+      </w:rPr>
+    </w:lvl>
+    <w:lvl w:ilvl="3" w:tplc="FFFFFFFF" w:tentative="1">
+      <w:start w:val="1"/>
+      <w:numFmt w:val="bullet"/>
+      <w:lvlText w:val=""/>
+      <w:lvlJc w:val="left"/>
+      <w:pPr>
+        <w:ind w:left="2804" w:hanging="360"/>
+      </w:pPr>
+      <w:rPr>
+        <w:rFonts w:ascii="Symbol" w:hAnsi="Symbol" w:hint="default"/>
+      </w:rPr>
+    </w:lvl>
+    <w:lvl w:ilvl="4" w:tplc="FFFFFFFF" w:tentative="1">
+      <w:start w:val="1"/>
+      <w:numFmt w:val="bullet"/>
+      <w:lvlText w:val="o"/>
+      <w:lvlJc w:val="left"/>
+      <w:pPr>
+        <w:ind w:left="3524" w:hanging="360"/>
+      </w:pPr>
+      <w:rPr>
+        <w:rFonts w:ascii="Courier New" w:hAnsi="Courier New" w:cs="Courier New" w:hint="default"/>
+      </w:rPr>
+    </w:lvl>
+    <w:lvl w:ilvl="5" w:tplc="FFFFFFFF" w:tentative="1">
+      <w:start w:val="1"/>
+      <w:numFmt w:val="bullet"/>
+      <w:lvlText w:val=""/>
+      <w:lvlJc w:val="left"/>
+      <w:pPr>
+        <w:ind w:left="4244" w:hanging="360"/>
+      </w:pPr>
+      <w:rPr>
+        <w:rFonts w:ascii="Wingdings" w:hAnsi="Wingdings" w:hint="default"/>
+      </w:rPr>
+    </w:lvl>
+    <w:lvl w:ilvl="6" w:tplc="FFFFFFFF" w:tentative="1">
+      <w:start w:val="1"/>
+      <w:numFmt w:val="bullet"/>
+      <w:lvlText w:val=""/>
+      <w:lvlJc w:val="left"/>
+      <w:pPr>
+        <w:ind w:left="4964" w:hanging="360"/>
+      </w:pPr>
+      <w:rPr>
+        <w:rFonts w:ascii="Symbol" w:hAnsi="Symbol" w:hint="default"/>
+      </w:rPr>
+    </w:lvl>
+    <w:lvl w:ilvl="7" w:tplc="FFFFFFFF" w:tentative="1">
+      <w:start w:val="1"/>
+      <w:numFmt w:val="bullet"/>
+      <w:lvlText w:val="o"/>
+      <w:lvlJc w:val="left"/>
+      <w:pPr>
+        <w:ind w:left="5684" w:hanging="360"/>
+      </w:pPr>
+      <w:rPr>
+        <w:rFonts w:ascii="Courier New" w:hAnsi="Courier New" w:cs="Courier New" w:hint="default"/>
+      </w:rPr>
+    </w:lvl>
+    <w:lvl w:ilvl="8" w:tplc="FFFFFFFF" w:tentative="1">
+      <w:start w:val="1"/>
+      <w:numFmt w:val="bullet"/>
+      <w:lvlText w:val=""/>
+      <w:lvlJc w:val="left"/>
+      <w:pPr>
+        <w:ind w:left="6404" w:hanging="360"/>
+      </w:pPr>
+      <w:rPr>
+        <w:rFonts w:ascii="Wingdings" w:hAnsi="Wingdings" w:hint="default"/>
+      </w:rPr>
+    </w:lvl>
+  </w:abstractNum>
+  <w:abstractNum w:abstractNumId="28" w15:restartNumberingAfterBreak="0">
+    <w:nsid w:val="3F7075AF"/>
+    <w:multiLevelType w:val="hybridMultilevel"/>
+    <w:tmpl w:val="125CC57A"/>
+    <w:lvl w:ilvl="0" w:tplc="0C090001">
+      <w:start w:val="1"/>
+      <w:numFmt w:val="bullet"/>
+      <w:lvlText w:val=""/>
+      <w:lvlJc w:val="left"/>
+      <w:pPr>
+        <w:ind w:left="720" w:hanging="360"/>
+      </w:pPr>
+      <w:rPr>
+        <w:rFonts w:ascii="Symbol" w:hAnsi="Symbol" w:hint="default"/>
+      </w:rPr>
+    </w:lvl>
+    <w:lvl w:ilvl="1" w:tplc="0C090003" w:tentative="1">
+      <w:start w:val="1"/>
+      <w:numFmt w:val="bullet"/>
+      <w:lvlText w:val="o"/>
+      <w:lvlJc w:val="left"/>
+      <w:pPr>
+        <w:ind w:left="1440" w:hanging="360"/>
+      </w:pPr>
+      <w:rPr>
+        <w:rFonts w:ascii="Courier New" w:hAnsi="Courier New" w:cs="Courier New" w:hint="default"/>
+      </w:rPr>
+    </w:lvl>
+    <w:lvl w:ilvl="2" w:tplc="0C090005" w:tentative="1">
+      <w:start w:val="1"/>
+      <w:numFmt w:val="bullet"/>
+      <w:lvlText w:val=""/>
+      <w:lvlJc w:val="left"/>
+      <w:pPr>
+        <w:ind w:left="2160" w:hanging="360"/>
+      </w:pPr>
+      <w:rPr>
+        <w:rFonts w:ascii="Wingdings" w:hAnsi="Wingdings" w:hint="default"/>
+      </w:rPr>
+    </w:lvl>
+    <w:lvl w:ilvl="3" w:tplc="0C090001" w:tentative="1">
+      <w:start w:val="1"/>
+      <w:numFmt w:val="bullet"/>
+      <w:lvlText w:val=""/>
+      <w:lvlJc w:val="left"/>
+      <w:pPr>
+        <w:ind w:left="2880" w:hanging="360"/>
+      </w:pPr>
+      <w:rPr>
+        <w:rFonts w:ascii="Symbol" w:hAnsi="Symbol" w:hint="default"/>
+      </w:rPr>
+    </w:lvl>
+    <w:lvl w:ilvl="4" w:tplc="0C090003" w:tentative="1">
+      <w:start w:val="1"/>
+      <w:numFmt w:val="bullet"/>
+      <w:lvlText w:val="o"/>
+      <w:lvlJc w:val="left"/>
+      <w:pPr>
+        <w:ind w:left="3600" w:hanging="360"/>
+      </w:pPr>
+      <w:rPr>
+        <w:rFonts w:ascii="Courier New" w:hAnsi="Courier New" w:cs="Courier New" w:hint="default"/>
+      </w:rPr>
+    </w:lvl>
+    <w:lvl w:ilvl="5" w:tplc="0C090005" w:tentative="1">
+      <w:start w:val="1"/>
+      <w:numFmt w:val="bullet"/>
+      <w:lvlText w:val=""/>
+      <w:lvlJc w:val="left"/>
+      <w:pPr>
+        <w:ind w:left="4320" w:hanging="360"/>
+      </w:pPr>
+      <w:rPr>
+        <w:rFonts w:ascii="Wingdings" w:hAnsi="Wingdings" w:hint="default"/>
+      </w:rPr>
+    </w:lvl>
+    <w:lvl w:ilvl="6" w:tplc="0C090001" w:tentative="1">
+      <w:start w:val="1"/>
+      <w:numFmt w:val="bullet"/>
+      <w:lvlText w:val=""/>
+      <w:lvlJc w:val="left"/>
+      <w:pPr>
+        <w:ind w:left="5040" w:hanging="360"/>
+      </w:pPr>
+      <w:rPr>
+        <w:rFonts w:ascii="Symbol" w:hAnsi="Symbol" w:hint="default"/>
+      </w:rPr>
+    </w:lvl>
+    <w:lvl w:ilvl="7" w:tplc="0C090003" w:tentative="1">
+      <w:start w:val="1"/>
+      <w:numFmt w:val="bullet"/>
+      <w:lvlText w:val="o"/>
+      <w:lvlJc w:val="left"/>
+      <w:pPr>
+        <w:ind w:left="5760" w:hanging="360"/>
+      </w:pPr>
+      <w:rPr>
+        <w:rFonts w:ascii="Courier New" w:hAnsi="Courier New" w:cs="Courier New" w:hint="default"/>
+      </w:rPr>
+    </w:lvl>
+    <w:lvl w:ilvl="8" w:tplc="0C090005" w:tentative="1">
+      <w:start w:val="1"/>
+      <w:numFmt w:val="bullet"/>
+      <w:lvlText w:val=""/>
+      <w:lvlJc w:val="left"/>
+      <w:pPr>
+        <w:ind w:left="6480" w:hanging="360"/>
+      </w:pPr>
+      <w:rPr>
+        <w:rFonts w:ascii="Wingdings" w:hAnsi="Wingdings" w:hint="default"/>
+      </w:rPr>
+    </w:lvl>
+  </w:abstractNum>
+  <w:abstractNum w:abstractNumId="29" w15:restartNumberingAfterBreak="0">
+    <w:nsid w:val="435962F9"/>
+    <w:multiLevelType w:val="hybridMultilevel"/>
+    <w:tmpl w:val="52445664"/>
+    <w:lvl w:ilvl="0" w:tplc="5BA89930">
+      <w:numFmt w:val="bullet"/>
+      <w:lvlText w:val="-"/>
+      <w:lvlJc w:val="left"/>
+      <w:pPr>
+        <w:ind w:left="720" w:hanging="360"/>
+      </w:pPr>
+      <w:rPr>
+        <w:rFonts w:ascii="Calibri" w:eastAsiaTheme="minorEastAsia" w:hAnsi="Calibri" w:cs="Calibri" w:hint="default"/>
+      </w:rPr>
+    </w:lvl>
+    <w:lvl w:ilvl="1" w:tplc="08090003" w:tentative="1">
+      <w:start w:val="1"/>
+      <w:numFmt w:val="bullet"/>
+      <w:lvlText w:val="o"/>
+      <w:lvlJc w:val="left"/>
+      <w:pPr>
+        <w:ind w:left="1440" w:hanging="360"/>
+      </w:pPr>
+      <w:rPr>
+        <w:rFonts w:ascii="Courier New" w:hAnsi="Courier New" w:cs="Courier New" w:hint="default"/>
+      </w:rPr>
+    </w:lvl>
+    <w:lvl w:ilvl="2" w:tplc="08090005" w:tentative="1">
+      <w:start w:val="1"/>
+      <w:numFmt w:val="bullet"/>
+      <w:lvlText w:val=""/>
+      <w:lvlJc w:val="left"/>
+      <w:pPr>
+        <w:ind w:left="2160" w:hanging="360"/>
+      </w:pPr>
+      <w:rPr>
+        <w:rFonts w:ascii="Wingdings" w:hAnsi="Wingdings" w:hint="default"/>
+      </w:rPr>
+    </w:lvl>
+    <w:lvl w:ilvl="3" w:tplc="08090001" w:tentative="1">
+      <w:start w:val="1"/>
+      <w:numFmt w:val="bullet"/>
+      <w:lvlText w:val=""/>
+      <w:lvlJc w:val="left"/>
+      <w:pPr>
+        <w:ind w:left="2880" w:hanging="360"/>
+      </w:pPr>
+      <w:rPr>
+        <w:rFonts w:ascii="Symbol" w:hAnsi="Symbol" w:hint="default"/>
+      </w:rPr>
+    </w:lvl>
+    <w:lvl w:ilvl="4" w:tplc="08090003" w:tentative="1">
+      <w:start w:val="1"/>
+      <w:numFmt w:val="bullet"/>
+      <w:lvlText w:val="o"/>
+      <w:lvlJc w:val="left"/>
+      <w:pPr>
+        <w:ind w:left="3600" w:hanging="360"/>
+      </w:pPr>
+      <w:rPr>
+        <w:rFonts w:ascii="Courier New" w:hAnsi="Courier New" w:cs="Courier New" w:hint="default"/>
+      </w:rPr>
+    </w:lvl>
+    <w:lvl w:ilvl="5" w:tplc="08090005" w:tentative="1">
+      <w:start w:val="1"/>
+      <w:numFmt w:val="bullet"/>
+      <w:lvlText w:val=""/>
+      <w:lvlJc w:val="left"/>
+      <w:pPr>
+        <w:ind w:left="4320" w:hanging="360"/>
+      </w:pPr>
+      <w:rPr>
+        <w:rFonts w:ascii="Wingdings" w:hAnsi="Wingdings" w:hint="default"/>
+      </w:rPr>
+    </w:lvl>
+    <w:lvl w:ilvl="6" w:tplc="08090001" w:tentative="1">
+      <w:start w:val="1"/>
+      <w:numFmt w:val="bullet"/>
+      <w:lvlText w:val=""/>
+      <w:lvlJc w:val="left"/>
+      <w:pPr>
+        <w:ind w:left="5040" w:hanging="360"/>
+      </w:pPr>
+      <w:rPr>
+        <w:rFonts w:ascii="Symbol" w:hAnsi="Symbol" w:hint="default"/>
+      </w:rPr>
+    </w:lvl>
+    <w:lvl w:ilvl="7" w:tplc="08090003" w:tentative="1">
+      <w:start w:val="1"/>
+      <w:numFmt w:val="bullet"/>
+      <w:lvlText w:val="o"/>
+      <w:lvlJc w:val="left"/>
+      <w:pPr>
+        <w:ind w:left="5760" w:hanging="360"/>
+      </w:pPr>
+      <w:rPr>
+        <w:rFonts w:ascii="Courier New" w:hAnsi="Courier New" w:cs="Courier New" w:hint="default"/>
+      </w:rPr>
+    </w:lvl>
+    <w:lvl w:ilvl="8" w:tplc="08090005" w:tentative="1">
+      <w:start w:val="1"/>
+      <w:numFmt w:val="bullet"/>
+      <w:lvlText w:val=""/>
+      <w:lvlJc w:val="left"/>
+      <w:pPr>
+        <w:ind w:left="6480" w:hanging="360"/>
+      </w:pPr>
+      <w:rPr>
+        <w:rFonts w:ascii="Wingdings" w:hAnsi="Wingdings" w:hint="default"/>
+      </w:rPr>
+    </w:lvl>
+  </w:abstractNum>
+  <w:abstractNum w:abstractNumId="30" w15:restartNumberingAfterBreak="0">
+    <w:nsid w:val="44AA7E75"/>
+    <w:multiLevelType w:val="hybridMultilevel"/>
+    <w:tmpl w:val="3BEC376A"/>
+    <w:lvl w:ilvl="0" w:tplc="0C090001">
+      <w:start w:val="1"/>
+      <w:numFmt w:val="bullet"/>
+      <w:lvlText w:val=""/>
+      <w:lvlJc w:val="left"/>
+      <w:pPr>
+        <w:ind w:left="928" w:hanging="360"/>
+      </w:pPr>
+      <w:rPr>
+        <w:rFonts w:ascii="Symbol" w:hAnsi="Symbol" w:hint="default"/>
+      </w:rPr>
+    </w:lvl>
+    <w:lvl w:ilvl="1" w:tplc="08090003" w:tentative="1">
+      <w:start w:val="1"/>
+      <w:numFmt w:val="bullet"/>
+      <w:lvlText w:val="o"/>
+      <w:lvlJc w:val="left"/>
+      <w:pPr>
+        <w:ind w:left="1724" w:hanging="360"/>
+      </w:pPr>
+      <w:rPr>
+        <w:rFonts w:ascii="Courier New" w:hAnsi="Courier New" w:cs="Courier New" w:hint="default"/>
+      </w:rPr>
+    </w:lvl>
+    <w:lvl w:ilvl="2" w:tplc="08090005" w:tentative="1">
+      <w:start w:val="1"/>
+      <w:numFmt w:val="bullet"/>
+      <w:lvlText w:val=""/>
+      <w:lvlJc w:val="left"/>
+      <w:pPr>
+        <w:ind w:left="2444" w:hanging="360"/>
+      </w:pPr>
+      <w:rPr>
+        <w:rFonts w:ascii="Wingdings" w:hAnsi="Wingdings" w:hint="default"/>
+      </w:rPr>
+    </w:lvl>
+    <w:lvl w:ilvl="3" w:tplc="08090001" w:tentative="1">
+      <w:start w:val="1"/>
+      <w:numFmt w:val="bullet"/>
+      <w:lvlText w:val=""/>
+      <w:lvlJc w:val="left"/>
+      <w:pPr>
+        <w:ind w:left="3164" w:hanging="360"/>
+      </w:pPr>
+      <w:rPr>
+        <w:rFonts w:ascii="Symbol" w:hAnsi="Symbol" w:hint="default"/>
+      </w:rPr>
+    </w:lvl>
+    <w:lvl w:ilvl="4" w:tplc="08090003" w:tentative="1">
+      <w:start w:val="1"/>
+      <w:numFmt w:val="bullet"/>
+      <w:lvlText w:val="o"/>
+      <w:lvlJc w:val="left"/>
+      <w:pPr>
+        <w:ind w:left="3884" w:hanging="360"/>
+      </w:pPr>
+      <w:rPr>
+        <w:rFonts w:ascii="Courier New" w:hAnsi="Courier New" w:cs="Courier New" w:hint="default"/>
+      </w:rPr>
+    </w:lvl>
+    <w:lvl w:ilvl="5" w:tplc="08090005" w:tentative="1">
+      <w:start w:val="1"/>
+      <w:numFmt w:val="bullet"/>
+      <w:lvlText w:val=""/>
+      <w:lvlJc w:val="left"/>
+      <w:pPr>
+        <w:ind w:left="4604" w:hanging="360"/>
+      </w:pPr>
+      <w:rPr>
+        <w:rFonts w:ascii="Wingdings" w:hAnsi="Wingdings" w:hint="default"/>
+      </w:rPr>
+    </w:lvl>
+    <w:lvl w:ilvl="6" w:tplc="08090001" w:tentative="1">
+      <w:start w:val="1"/>
+      <w:numFmt w:val="bullet"/>
+      <w:lvlText w:val=""/>
+      <w:lvlJc w:val="left"/>
+      <w:pPr>
+        <w:ind w:left="5324" w:hanging="360"/>
+      </w:pPr>
+      <w:rPr>
+        <w:rFonts w:ascii="Symbol" w:hAnsi="Symbol" w:hint="default"/>
+      </w:rPr>
+    </w:lvl>
+    <w:lvl w:ilvl="7" w:tplc="08090003" w:tentative="1">
+      <w:start w:val="1"/>
+      <w:numFmt w:val="bullet"/>
+      <w:lvlText w:val="o"/>
+      <w:lvlJc w:val="left"/>
+      <w:pPr>
+        <w:ind w:left="6044" w:hanging="360"/>
+      </w:pPr>
+      <w:rPr>
+        <w:rFonts w:ascii="Courier New" w:hAnsi="Courier New" w:cs="Courier New" w:hint="default"/>
+      </w:rPr>
+    </w:lvl>
+    <w:lvl w:ilvl="8" w:tplc="08090005" w:tentative="1">
+      <w:start w:val="1"/>
+      <w:numFmt w:val="bullet"/>
+      <w:lvlText w:val=""/>
+      <w:lvlJc w:val="left"/>
+      <w:pPr>
+        <w:ind w:left="6764" w:hanging="360"/>
+      </w:pPr>
+      <w:rPr>
+        <w:rFonts w:ascii="Wingdings" w:hAnsi="Wingdings" w:hint="default"/>
+      </w:rPr>
+    </w:lvl>
+  </w:abstractNum>
+  <w:abstractNum w:abstractNumId="31" w15:restartNumberingAfterBreak="0">
+    <w:nsid w:val="48AA5F51"/>
+    <w:multiLevelType w:val="hybridMultilevel"/>
+    <w:tmpl w:val="837E0712"/>
+    <w:lvl w:ilvl="0" w:tplc="08090001">
+      <w:start w:val="1"/>
+      <w:numFmt w:val="bullet"/>
+      <w:lvlText w:val=""/>
+      <w:lvlJc w:val="left"/>
+      <w:pPr>
+        <w:ind w:left="720" w:hanging="360"/>
+      </w:pPr>
+      <w:rPr>
+        <w:rFonts w:ascii="Symbol" w:hAnsi="Symbol" w:hint="default"/>
+      </w:rPr>
+    </w:lvl>
+    <w:lvl w:ilvl="1" w:tplc="FFFFFFFF" w:tentative="1">
+      <w:start w:val="1"/>
+      <w:numFmt w:val="bullet"/>
+      <w:lvlText w:val="o"/>
+      <w:lvlJc w:val="left"/>
+      <w:pPr>
+        <w:ind w:left="1364" w:hanging="360"/>
+      </w:pPr>
+      <w:rPr>
+        <w:rFonts w:ascii="Courier New" w:hAnsi="Courier New" w:cs="Courier New" w:hint="default"/>
+      </w:rPr>
+    </w:lvl>
+    <w:lvl w:ilvl="2" w:tplc="FFFFFFFF" w:tentative="1">
+      <w:start w:val="1"/>
+      <w:numFmt w:val="bullet"/>
+      <w:lvlText w:val=""/>
+      <w:lvlJc w:val="left"/>
+      <w:pPr>
+        <w:ind w:left="2084" w:hanging="360"/>
+      </w:pPr>
+      <w:rPr>
+        <w:rFonts w:ascii="Wingdings" w:hAnsi="Wingdings" w:hint="default"/>
+      </w:rPr>
+    </w:lvl>
+    <w:lvl w:ilvl="3" w:tplc="FFFFFFFF" w:tentative="1">
+      <w:start w:val="1"/>
+      <w:numFmt w:val="bullet"/>
+      <w:lvlText w:val=""/>
+      <w:lvlJc w:val="left"/>
+      <w:pPr>
+        <w:ind w:left="2804" w:hanging="360"/>
+      </w:pPr>
+      <w:rPr>
+        <w:rFonts w:ascii="Symbol" w:hAnsi="Symbol" w:hint="default"/>
+      </w:rPr>
+    </w:lvl>
+    <w:lvl w:ilvl="4" w:tplc="FFFFFFFF" w:tentative="1">
+      <w:start w:val="1"/>
+      <w:numFmt w:val="bullet"/>
+      <w:lvlText w:val="o"/>
+      <w:lvlJc w:val="left"/>
+      <w:pPr>
+        <w:ind w:left="3524" w:hanging="360"/>
+      </w:pPr>
+      <w:rPr>
+        <w:rFonts w:ascii="Courier New" w:hAnsi="Courier New" w:cs="Courier New" w:hint="default"/>
+      </w:rPr>
+    </w:lvl>
+    <w:lvl w:ilvl="5" w:tplc="FFFFFFFF" w:tentative="1">
+      <w:start w:val="1"/>
+      <w:numFmt w:val="bullet"/>
+      <w:lvlText w:val=""/>
+      <w:lvlJc w:val="left"/>
+      <w:pPr>
+        <w:ind w:left="4244" w:hanging="360"/>
+      </w:pPr>
+      <w:rPr>
+        <w:rFonts w:ascii="Wingdings" w:hAnsi="Wingdings" w:hint="default"/>
+      </w:rPr>
+    </w:lvl>
+    <w:lvl w:ilvl="6" w:tplc="FFFFFFFF" w:tentative="1">
+      <w:start w:val="1"/>
+      <w:numFmt w:val="bullet"/>
+      <w:lvlText w:val=""/>
+      <w:lvlJc w:val="left"/>
+      <w:pPr>
+        <w:ind w:left="4964" w:hanging="360"/>
+      </w:pPr>
+      <w:rPr>
+        <w:rFonts w:ascii="Symbol" w:hAnsi="Symbol" w:hint="default"/>
+      </w:rPr>
+    </w:lvl>
+    <w:lvl w:ilvl="7" w:tplc="FFFFFFFF" w:tentative="1">
+      <w:start w:val="1"/>
+      <w:numFmt w:val="bullet"/>
+      <w:lvlText w:val="o"/>
+      <w:lvlJc w:val="left"/>
+      <w:pPr>
+        <w:ind w:left="5684" w:hanging="360"/>
+      </w:pPr>
+      <w:rPr>
+        <w:rFonts w:ascii="Courier New" w:hAnsi="Courier New" w:cs="Courier New" w:hint="default"/>
+      </w:rPr>
+    </w:lvl>
+    <w:lvl w:ilvl="8" w:tplc="FFFFFFFF" w:tentative="1">
+      <w:start w:val="1"/>
+      <w:numFmt w:val="bullet"/>
+      <w:lvlText w:val=""/>
+      <w:lvlJc w:val="left"/>
+      <w:pPr>
+        <w:ind w:left="6404" w:hanging="360"/>
+      </w:pPr>
+      <w:rPr>
+        <w:rFonts w:ascii="Wingdings" w:hAnsi="Wingdings" w:hint="default"/>
+      </w:rPr>
+    </w:lvl>
+  </w:abstractNum>
+  <w:abstractNum w:abstractNumId="32" w15:restartNumberingAfterBreak="0">
+    <w:nsid w:val="4B832060"/>
+    <w:multiLevelType w:val="hybridMultilevel"/>
+    <w:tmpl w:val="329CE448"/>
+    <w:lvl w:ilvl="0" w:tplc="0C090001">
+      <w:start w:val="1"/>
+      <w:numFmt w:val="bullet"/>
+      <w:lvlText w:val=""/>
+      <w:lvlJc w:val="left"/>
+      <w:pPr>
+        <w:ind w:left="1080" w:hanging="360"/>
+      </w:pPr>
+      <w:rPr>
+        <w:rFonts w:ascii="Symbol" w:hAnsi="Symbol" w:hint="default"/>
+      </w:rPr>
+    </w:lvl>
+    <w:lvl w:ilvl="1" w:tplc="0C090003">
+      <w:start w:val="1"/>
+      <w:numFmt w:val="bullet"/>
+      <w:lvlText w:val="o"/>
+      <w:lvlJc w:val="left"/>
+      <w:pPr>
+        <w:ind w:left="1800" w:hanging="360"/>
+      </w:pPr>
+      <w:rPr>
+        <w:rFonts w:ascii="Courier New" w:hAnsi="Courier New" w:cs="Courier New" w:hint="default"/>
+      </w:rPr>
+    </w:lvl>
+    <w:lvl w:ilvl="2" w:tplc="0C090005" w:tentative="1">
+      <w:start w:val="1"/>
+      <w:numFmt w:val="bullet"/>
+      <w:lvlText w:val=""/>
+      <w:lvlJc w:val="left"/>
+      <w:pPr>
+        <w:ind w:left="2520" w:hanging="360"/>
+      </w:pPr>
+      <w:rPr>
+        <w:rFonts w:ascii="Wingdings" w:hAnsi="Wingdings" w:hint="default"/>
+      </w:rPr>
+    </w:lvl>
+    <w:lvl w:ilvl="3" w:tplc="0C090001" w:tentative="1">
+      <w:start w:val="1"/>
+      <w:numFmt w:val="bullet"/>
+      <w:lvlText w:val=""/>
+      <w:lvlJc w:val="left"/>
+      <w:pPr>
+        <w:ind w:left="3240" w:hanging="360"/>
+      </w:pPr>
+      <w:rPr>
+        <w:rFonts w:ascii="Symbol" w:hAnsi="Symbol" w:hint="default"/>
+      </w:rPr>
+    </w:lvl>
+    <w:lvl w:ilvl="4" w:tplc="0C090003" w:tentative="1">
+      <w:start w:val="1"/>
+      <w:numFmt w:val="bullet"/>
+      <w:lvlText w:val="o"/>
+      <w:lvlJc w:val="left"/>
+      <w:pPr>
+        <w:ind w:left="3960" w:hanging="360"/>
+      </w:pPr>
+      <w:rPr>
+        <w:rFonts w:ascii="Courier New" w:hAnsi="Courier New" w:cs="Courier New" w:hint="default"/>
+      </w:rPr>
+    </w:lvl>
+    <w:lvl w:ilvl="5" w:tplc="0C090005" w:tentative="1">
+      <w:start w:val="1"/>
+      <w:numFmt w:val="bullet"/>
+      <w:lvlText w:val=""/>
+      <w:lvlJc w:val="left"/>
+      <w:pPr>
+        <w:ind w:left="4680" w:hanging="360"/>
+      </w:pPr>
+      <w:rPr>
+        <w:rFonts w:ascii="Wingdings" w:hAnsi="Wingdings" w:hint="default"/>
+      </w:rPr>
+    </w:lvl>
+    <w:lvl w:ilvl="6" w:tplc="0C090001" w:tentative="1">
+      <w:start w:val="1"/>
+      <w:numFmt w:val="bullet"/>
+      <w:lvlText w:val=""/>
+      <w:lvlJc w:val="left"/>
+      <w:pPr>
+        <w:ind w:left="5400" w:hanging="360"/>
+      </w:pPr>
+      <w:rPr>
+        <w:rFonts w:ascii="Symbol" w:hAnsi="Symbol" w:hint="default"/>
+      </w:rPr>
+    </w:lvl>
+    <w:lvl w:ilvl="7" w:tplc="0C090003" w:tentative="1">
+      <w:start w:val="1"/>
+      <w:numFmt w:val="bullet"/>
+      <w:lvlText w:val="o"/>
+      <w:lvlJc w:val="left"/>
+      <w:pPr>
+        <w:ind w:left="6120" w:hanging="360"/>
+      </w:pPr>
+      <w:rPr>
+        <w:rFonts w:ascii="Courier New" w:hAnsi="Courier New" w:cs="Courier New" w:hint="default"/>
+      </w:rPr>
+    </w:lvl>
+    <w:lvl w:ilvl="8" w:tplc="0C090005" w:tentative="1">
+      <w:start w:val="1"/>
+      <w:numFmt w:val="bullet"/>
+      <w:lvlText w:val=""/>
+      <w:lvlJc w:val="left"/>
+      <w:pPr>
+        <w:ind w:left="6840" w:hanging="360"/>
+      </w:pPr>
+      <w:rPr>
+        <w:rFonts w:ascii="Wingdings" w:hAnsi="Wingdings" w:hint="default"/>
+      </w:rPr>
+    </w:lvl>
+  </w:abstractNum>
+  <w:abstractNum w:abstractNumId="33" w15:restartNumberingAfterBreak="0">
+    <w:nsid w:val="4EAF5846"/>
+    <w:multiLevelType w:val="hybridMultilevel"/>
+    <w:tmpl w:val="8FCC2F4C"/>
+    <w:lvl w:ilvl="0" w:tplc="0C090001">
+      <w:start w:val="1"/>
+      <w:numFmt w:val="bullet"/>
+      <w:lvlText w:val=""/>
+      <w:lvlJc w:val="left"/>
+      <w:pPr>
+        <w:ind w:left="720" w:hanging="360"/>
+      </w:pPr>
+      <w:rPr>
+        <w:rFonts w:ascii="Symbol" w:hAnsi="Symbol" w:hint="default"/>
+      </w:rPr>
+    </w:lvl>
+    <w:lvl w:ilvl="1" w:tplc="0C090003" w:tentative="1">
+      <w:start w:val="1"/>
+      <w:numFmt w:val="bullet"/>
+      <w:lvlText w:val="o"/>
+      <w:lvlJc w:val="left"/>
+      <w:pPr>
+        <w:ind w:left="1440" w:hanging="360"/>
+      </w:pPr>
+      <w:rPr>
+        <w:rFonts w:ascii="Courier New" w:hAnsi="Courier New" w:cs="Courier New" w:hint="default"/>
+      </w:rPr>
+    </w:lvl>
+    <w:lvl w:ilvl="2" w:tplc="0C090005" w:tentative="1">
+      <w:start w:val="1"/>
+      <w:numFmt w:val="bullet"/>
+      <w:lvlText w:val=""/>
+      <w:lvlJc w:val="left"/>
+      <w:pPr>
+        <w:ind w:left="2160" w:hanging="360"/>
+      </w:pPr>
+      <w:rPr>
+        <w:rFonts w:ascii="Wingdings" w:hAnsi="Wingdings" w:hint="default"/>
+      </w:rPr>
+    </w:lvl>
+    <w:lvl w:ilvl="3" w:tplc="0C090001" w:tentative="1">
+      <w:start w:val="1"/>
+      <w:numFmt w:val="bullet"/>
+      <w:lvlText w:val=""/>
+      <w:lvlJc w:val="left"/>
+      <w:pPr>
+        <w:ind w:left="2880" w:hanging="360"/>
+      </w:pPr>
+      <w:rPr>
+        <w:rFonts w:ascii="Symbol" w:hAnsi="Symbol" w:hint="default"/>
+      </w:rPr>
+    </w:lvl>
+    <w:lvl w:ilvl="4" w:tplc="0C090003" w:tentative="1">
+      <w:start w:val="1"/>
+      <w:numFmt w:val="bullet"/>
+      <w:lvlText w:val="o"/>
+      <w:lvlJc w:val="left"/>
+      <w:pPr>
+        <w:ind w:left="3600" w:hanging="360"/>
+      </w:pPr>
+      <w:rPr>
+        <w:rFonts w:ascii="Courier New" w:hAnsi="Courier New" w:cs="Courier New" w:hint="default"/>
+      </w:rPr>
+    </w:lvl>
+    <w:lvl w:ilvl="5" w:tplc="0C090005" w:tentative="1">
+      <w:start w:val="1"/>
+      <w:numFmt w:val="bullet"/>
+      <w:lvlText w:val=""/>
+      <w:lvlJc w:val="left"/>
+      <w:pPr>
+        <w:ind w:left="4320" w:hanging="360"/>
+      </w:pPr>
+      <w:rPr>
+        <w:rFonts w:ascii="Wingdings" w:hAnsi="Wingdings" w:hint="default"/>
+      </w:rPr>
+    </w:lvl>
+    <w:lvl w:ilvl="6" w:tplc="0C090001" w:tentative="1">
+      <w:start w:val="1"/>
+      <w:numFmt w:val="bullet"/>
+      <w:lvlText w:val=""/>
+      <w:lvlJc w:val="left"/>
+      <w:pPr>
+        <w:ind w:left="5040" w:hanging="360"/>
+      </w:pPr>
+      <w:rPr>
+        <w:rFonts w:ascii="Symbol" w:hAnsi="Symbol" w:hint="default"/>
+      </w:rPr>
+    </w:lvl>
+    <w:lvl w:ilvl="7" w:tplc="0C090003" w:tentative="1">
+      <w:start w:val="1"/>
+      <w:numFmt w:val="bullet"/>
+      <w:lvlText w:val="o"/>
+      <w:lvlJc w:val="left"/>
+      <w:pPr>
+        <w:ind w:left="5760" w:hanging="360"/>
+      </w:pPr>
+      <w:rPr>
+        <w:rFonts w:ascii="Courier New" w:hAnsi="Courier New" w:cs="Courier New" w:hint="default"/>
+      </w:rPr>
+    </w:lvl>
+    <w:lvl w:ilvl="8" w:tplc="0C090005" w:tentative="1">
+      <w:start w:val="1"/>
+      <w:numFmt w:val="bullet"/>
+      <w:lvlText w:val=""/>
+      <w:lvlJc w:val="left"/>
+      <w:pPr>
+        <w:ind w:left="6480" w:hanging="360"/>
+      </w:pPr>
+      <w:rPr>
+        <w:rFonts w:ascii="Wingdings" w:hAnsi="Wingdings" w:hint="default"/>
+      </w:rPr>
+    </w:lvl>
+  </w:abstractNum>
+  <w:abstractNum w:abstractNumId="34" w15:restartNumberingAfterBreak="0">
+    <w:nsid w:val="57C85784"/>
+    <w:multiLevelType w:val="hybridMultilevel"/>
+    <w:tmpl w:val="F1469EDA"/>
+    <w:lvl w:ilvl="0" w:tplc="BB38F7B8">
+      <w:numFmt w:val="bullet"/>
+      <w:lvlText w:val="-"/>
+      <w:lvlJc w:val="left"/>
+      <w:pPr>
+        <w:ind w:left="644" w:hanging="360"/>
+      </w:pPr>
+      <w:rPr>
+        <w:rFonts w:ascii="Calibri" w:eastAsiaTheme="minorEastAsia" w:hAnsi="Calibri" w:cs="Calibri" w:hint="default"/>
+      </w:rPr>
+    </w:lvl>
+    <w:lvl w:ilvl="1" w:tplc="08090003" w:tentative="1">
+      <w:start w:val="1"/>
+      <w:numFmt w:val="bullet"/>
+      <w:lvlText w:val="o"/>
+      <w:lvlJc w:val="left"/>
+      <w:pPr>
+        <w:ind w:left="1364" w:hanging="360"/>
+      </w:pPr>
+      <w:rPr>
+        <w:rFonts w:ascii="Courier New" w:hAnsi="Courier New" w:cs="Courier New" w:hint="default"/>
+      </w:rPr>
+    </w:lvl>
+    <w:lvl w:ilvl="2" w:tplc="08090005" w:tentative="1">
+      <w:start w:val="1"/>
+      <w:numFmt w:val="bullet"/>
+      <w:lvlText w:val=""/>
+      <w:lvlJc w:val="left"/>
+      <w:pPr>
+        <w:ind w:left="2084" w:hanging="360"/>
+      </w:pPr>
+      <w:rPr>
+        <w:rFonts w:ascii="Wingdings" w:hAnsi="Wingdings" w:hint="default"/>
+      </w:rPr>
+    </w:lvl>
+    <w:lvl w:ilvl="3" w:tplc="08090001" w:tentative="1">
+      <w:start w:val="1"/>
+      <w:numFmt w:val="bullet"/>
+      <w:lvlText w:val=""/>
+      <w:lvlJc w:val="left"/>
+      <w:pPr>
+        <w:ind w:left="2804" w:hanging="360"/>
+      </w:pPr>
+      <w:rPr>
+        <w:rFonts w:ascii="Symbol" w:hAnsi="Symbol" w:hint="default"/>
+      </w:rPr>
+    </w:lvl>
+    <w:lvl w:ilvl="4" w:tplc="08090003" w:tentative="1">
+      <w:start w:val="1"/>
+      <w:numFmt w:val="bullet"/>
+      <w:lvlText w:val="o"/>
+      <w:lvlJc w:val="left"/>
+      <w:pPr>
+        <w:ind w:left="3524" w:hanging="360"/>
+      </w:pPr>
+      <w:rPr>
+        <w:rFonts w:ascii="Courier New" w:hAnsi="Courier New" w:cs="Courier New" w:hint="default"/>
+      </w:rPr>
+    </w:lvl>
+    <w:lvl w:ilvl="5" w:tplc="08090005" w:tentative="1">
+      <w:start w:val="1"/>
+      <w:numFmt w:val="bullet"/>
+      <w:lvlText w:val=""/>
+      <w:lvlJc w:val="left"/>
+      <w:pPr>
+        <w:ind w:left="4244" w:hanging="360"/>
+      </w:pPr>
+      <w:rPr>
+        <w:rFonts w:ascii="Wingdings" w:hAnsi="Wingdings" w:hint="default"/>
+      </w:rPr>
+    </w:lvl>
+    <w:lvl w:ilvl="6" w:tplc="08090001" w:tentative="1">
+      <w:start w:val="1"/>
+      <w:numFmt w:val="bullet"/>
+      <w:lvlText w:val=""/>
+      <w:lvlJc w:val="left"/>
+      <w:pPr>
+        <w:ind w:left="4964" w:hanging="360"/>
+      </w:pPr>
+      <w:rPr>
+        <w:rFonts w:ascii="Symbol" w:hAnsi="Symbol" w:hint="default"/>
+      </w:rPr>
+    </w:lvl>
+    <w:lvl w:ilvl="7" w:tplc="08090003" w:tentative="1">
+      <w:start w:val="1"/>
+      <w:numFmt w:val="bullet"/>
+      <w:lvlText w:val="o"/>
+      <w:lvlJc w:val="left"/>
+      <w:pPr>
+        <w:ind w:left="5684" w:hanging="360"/>
+      </w:pPr>
+      <w:rPr>
+        <w:rFonts w:ascii="Courier New" w:hAnsi="Courier New" w:cs="Courier New" w:hint="default"/>
+      </w:rPr>
+    </w:lvl>
+    <w:lvl w:ilvl="8" w:tplc="08090005" w:tentative="1">
+      <w:start w:val="1"/>
+      <w:numFmt w:val="bullet"/>
+      <w:lvlText w:val=""/>
+      <w:lvlJc w:val="left"/>
+      <w:pPr>
+        <w:ind w:left="6404" w:hanging="360"/>
+      </w:pPr>
+      <w:rPr>
+        <w:rFonts w:ascii="Wingdings" w:hAnsi="Wingdings" w:hint="default"/>
+      </w:rPr>
+    </w:lvl>
+  </w:abstractNum>
+  <w:abstractNum w:abstractNumId="35" w15:restartNumberingAfterBreak="0">
+    <w:nsid w:val="5D6D6E78"/>
+    <w:multiLevelType w:val="hybridMultilevel"/>
+    <w:tmpl w:val="E5186A74"/>
+    <w:lvl w:ilvl="0" w:tplc="08090001">
+      <w:start w:val="1"/>
+      <w:numFmt w:val="bullet"/>
+      <w:lvlText w:val=""/>
+      <w:lvlJc w:val="left"/>
+      <w:pPr>
+        <w:ind w:left="720" w:hanging="360"/>
+      </w:pPr>
+      <w:rPr>
+        <w:rFonts w:ascii="Symbol" w:hAnsi="Symbol" w:hint="default"/>
+      </w:rPr>
+    </w:lvl>
+    <w:lvl w:ilvl="1" w:tplc="83EEBABA">
+      <w:numFmt w:val="bullet"/>
+      <w:lvlText w:val="-"/>
+      <w:lvlJc w:val="left"/>
+      <w:pPr>
+        <w:ind w:left="1440" w:hanging="360"/>
+      </w:pPr>
+      <w:rPr>
+        <w:rFonts w:ascii="Calibri" w:eastAsiaTheme="minorEastAsia" w:hAnsi="Calibri" w:cs="Calibri" w:hint="default"/>
+      </w:rPr>
+    </w:lvl>
+    <w:lvl w:ilvl="2" w:tplc="08090005" w:tentative="1">
+      <w:start w:val="1"/>
+      <w:numFmt w:val="bullet"/>
+      <w:lvlText w:val=""/>
+      <w:lvlJc w:val="left"/>
+      <w:pPr>
+        <w:ind w:left="2160" w:hanging="360"/>
+      </w:pPr>
+      <w:rPr>
+        <w:rFonts w:ascii="Wingdings" w:hAnsi="Wingdings" w:hint="default"/>
+      </w:rPr>
+    </w:lvl>
+    <w:lvl w:ilvl="3" w:tplc="08090001" w:tentative="1">
+      <w:start w:val="1"/>
+      <w:numFmt w:val="bullet"/>
+      <w:lvlText w:val=""/>
+      <w:lvlJc w:val="left"/>
+      <w:pPr>
+        <w:ind w:left="2880" w:hanging="360"/>
+      </w:pPr>
+      <w:rPr>
+        <w:rFonts w:ascii="Symbol" w:hAnsi="Symbol" w:hint="default"/>
+      </w:rPr>
+    </w:lvl>
+    <w:lvl w:ilvl="4" w:tplc="08090003" w:tentative="1">
+      <w:start w:val="1"/>
+      <w:numFmt w:val="bullet"/>
+      <w:lvlText w:val="o"/>
+      <w:lvlJc w:val="left"/>
+      <w:pPr>
+        <w:ind w:left="3600" w:hanging="360"/>
+      </w:pPr>
+      <w:rPr>
+        <w:rFonts w:ascii="Courier New" w:hAnsi="Courier New" w:cs="Courier New" w:hint="default"/>
+      </w:rPr>
+    </w:lvl>
+    <w:lvl w:ilvl="5" w:tplc="08090005" w:tentative="1">
+      <w:start w:val="1"/>
+      <w:numFmt w:val="bullet"/>
+      <w:lvlText w:val=""/>
+      <w:lvlJc w:val="left"/>
+      <w:pPr>
+        <w:ind w:left="4320" w:hanging="360"/>
+      </w:pPr>
+      <w:rPr>
+        <w:rFonts w:ascii="Wingdings" w:hAnsi="Wingdings" w:hint="default"/>
+      </w:rPr>
+    </w:lvl>
+    <w:lvl w:ilvl="6" w:tplc="08090001" w:tentative="1">
+      <w:start w:val="1"/>
+      <w:numFmt w:val="bullet"/>
+      <w:lvlText w:val=""/>
+      <w:lvlJc w:val="left"/>
+      <w:pPr>
+        <w:ind w:left="5040" w:hanging="360"/>
+      </w:pPr>
+      <w:rPr>
+        <w:rFonts w:ascii="Symbol" w:hAnsi="Symbol" w:hint="default"/>
+      </w:rPr>
+    </w:lvl>
+    <w:lvl w:ilvl="7" w:tplc="08090003" w:tentative="1">
+      <w:start w:val="1"/>
+      <w:numFmt w:val="bullet"/>
+      <w:lvlText w:val="o"/>
+      <w:lvlJc w:val="left"/>
+      <w:pPr>
+        <w:ind w:left="5760" w:hanging="360"/>
+      </w:pPr>
+      <w:rPr>
+        <w:rFonts w:ascii="Courier New" w:hAnsi="Courier New" w:cs="Courier New" w:hint="default"/>
+      </w:rPr>
+    </w:lvl>
+    <w:lvl w:ilvl="8" w:tplc="08090005" w:tentative="1">
+      <w:start w:val="1"/>
+      <w:numFmt w:val="bullet"/>
+      <w:lvlText w:val=""/>
+      <w:lvlJc w:val="left"/>
+      <w:pPr>
+        <w:ind w:left="6480" w:hanging="360"/>
+      </w:pPr>
+      <w:rPr>
+        <w:rFonts w:ascii="Wingdings" w:hAnsi="Wingdings" w:hint="default"/>
+      </w:rPr>
+    </w:lvl>
+  </w:abstractNum>
+  <w:abstractNum w:abstractNumId="36" w15:restartNumberingAfterBreak="0">
+    <w:nsid w:val="5F9F2EEA"/>
+    <w:multiLevelType w:val="hybridMultilevel"/>
+    <w:tmpl w:val="181A099E"/>
+    <w:lvl w:ilvl="0" w:tplc="C3B20F8E">
+      <w:start w:val="2016"/>
+      <w:numFmt w:val="bullet"/>
+      <w:lvlText w:val="-"/>
+      <w:lvlJc w:val="left"/>
+      <w:pPr>
+        <w:ind w:left="1440" w:hanging="360"/>
+      </w:pPr>
+      <w:rPr>
+        <w:rFonts w:ascii="Calibri" w:eastAsiaTheme="minorEastAsia" w:hAnsi="Calibri" w:cstheme="minorBidi" w:hint="default"/>
+      </w:rPr>
+    </w:lvl>
+    <w:lvl w:ilvl="1" w:tplc="0C090003" w:tentative="1">
+      <w:start w:val="1"/>
+      <w:numFmt w:val="bullet"/>
+      <w:lvlText w:val="o"/>
+      <w:lvlJc w:val="left"/>
+      <w:pPr>
+        <w:ind w:left="2160" w:hanging="360"/>
+      </w:pPr>
+      <w:rPr>
+        <w:rFonts w:ascii="Courier New" w:hAnsi="Courier New" w:cs="Courier New" w:hint="default"/>
+      </w:rPr>
+    </w:lvl>
+    <w:lvl w:ilvl="2" w:tplc="0C090005" w:tentative="1">
+      <w:start w:val="1"/>
+      <w:numFmt w:val="bullet"/>
+      <w:lvlText w:val=""/>
+      <w:lvlJc w:val="left"/>
+      <w:pPr>
+        <w:ind w:left="2880" w:hanging="360"/>
+      </w:pPr>
+      <w:rPr>
+        <w:rFonts w:ascii="Wingdings" w:hAnsi="Wingdings" w:hint="default"/>
+      </w:rPr>
+    </w:lvl>
+    <w:lvl w:ilvl="3" w:tplc="0C090001" w:tentative="1">
+      <w:start w:val="1"/>
+      <w:numFmt w:val="bullet"/>
+      <w:lvlText w:val=""/>
+      <w:lvlJc w:val="left"/>
+      <w:pPr>
+        <w:ind w:left="3600" w:hanging="360"/>
+      </w:pPr>
+      <w:rPr>
+        <w:rFonts w:ascii="Symbol" w:hAnsi="Symbol" w:hint="default"/>
+      </w:rPr>
+    </w:lvl>
+    <w:lvl w:ilvl="4" w:tplc="0C090003" w:tentative="1">
+      <w:start w:val="1"/>
+      <w:numFmt w:val="bullet"/>
+      <w:lvlText w:val="o"/>
+      <w:lvlJc w:val="left"/>
+      <w:pPr>
+        <w:ind w:left="4320" w:hanging="360"/>
+      </w:pPr>
+      <w:rPr>
+        <w:rFonts w:ascii="Courier New" w:hAnsi="Courier New" w:cs="Courier New" w:hint="default"/>
+      </w:rPr>
+    </w:lvl>
+    <w:lvl w:ilvl="5" w:tplc="0C090005" w:tentative="1">
+      <w:start w:val="1"/>
+      <w:numFmt w:val="bullet"/>
+      <w:lvlText w:val=""/>
+      <w:lvlJc w:val="left"/>
+      <w:pPr>
+        <w:ind w:left="5040" w:hanging="360"/>
+      </w:pPr>
+      <w:rPr>
+        <w:rFonts w:ascii="Wingdings" w:hAnsi="Wingdings" w:hint="default"/>
+      </w:rPr>
+    </w:lvl>
+    <w:lvl w:ilvl="6" w:tplc="0C090001" w:tentative="1">
+      <w:start w:val="1"/>
+      <w:numFmt w:val="bullet"/>
+      <w:lvlText w:val=""/>
+      <w:lvlJc w:val="left"/>
+      <w:pPr>
+        <w:ind w:left="5760" w:hanging="360"/>
+      </w:pPr>
+      <w:rPr>
+        <w:rFonts w:ascii="Symbol" w:hAnsi="Symbol" w:hint="default"/>
+      </w:rPr>
+    </w:lvl>
+    <w:lvl w:ilvl="7" w:tplc="0C090003" w:tentative="1">
+      <w:start w:val="1"/>
+      <w:numFmt w:val="bullet"/>
+      <w:lvlText w:val="o"/>
+      <w:lvlJc w:val="left"/>
+      <w:pPr>
+        <w:ind w:left="6480" w:hanging="360"/>
+      </w:pPr>
+      <w:rPr>
+        <w:rFonts w:ascii="Courier New" w:hAnsi="Courier New" w:cs="Courier New" w:hint="default"/>
+      </w:rPr>
+    </w:lvl>
+    <w:lvl w:ilvl="8" w:tplc="0C090005" w:tentative="1">
+      <w:start w:val="1"/>
+      <w:numFmt w:val="bullet"/>
+      <w:lvlText w:val=""/>
+      <w:lvlJc w:val="left"/>
+      <w:pPr>
+        <w:ind w:left="7200" w:hanging="360"/>
+      </w:pPr>
+      <w:rPr>
+        <w:rFonts w:ascii="Wingdings" w:hAnsi="Wingdings" w:hint="default"/>
+      </w:rPr>
+    </w:lvl>
+  </w:abstractNum>
+  <w:abstractNum w:abstractNumId="37" w15:restartNumberingAfterBreak="0">
+    <w:nsid w:val="60707EAA"/>
+    <w:multiLevelType w:val="hybridMultilevel"/>
+    <w:tmpl w:val="2D3A7C38"/>
+    <w:lvl w:ilvl="0" w:tplc="0C090001">
+      <w:start w:val="1"/>
+      <w:numFmt w:val="bullet"/>
+      <w:lvlText w:val=""/>
+      <w:lvlJc w:val="left"/>
+      <w:pPr>
+        <w:ind w:left="720" w:hanging="360"/>
+      </w:pPr>
+      <w:rPr>
+        <w:rFonts w:ascii="Symbol" w:hAnsi="Symbol" w:hint="default"/>
+      </w:rPr>
+    </w:lvl>
+    <w:lvl w:ilvl="1" w:tplc="0C090003">
+      <w:start w:val="1"/>
+      <w:numFmt w:val="bullet"/>
+      <w:lvlText w:val="o"/>
+      <w:lvlJc w:val="left"/>
+      <w:pPr>
+        <w:ind w:left="1440" w:hanging="360"/>
+      </w:pPr>
+      <w:rPr>
+        <w:rFonts w:ascii="Courier New" w:hAnsi="Courier New" w:cs="Courier New" w:hint="default"/>
+      </w:rPr>
+    </w:lvl>
+    <w:lvl w:ilvl="2" w:tplc="0C090005" w:tentative="1">
+      <w:start w:val="1"/>
+      <w:numFmt w:val="bullet"/>
+      <w:lvlText w:val=""/>
+      <w:lvlJc w:val="left"/>
+      <w:pPr>
+        <w:ind w:left="2160" w:hanging="360"/>
+      </w:pPr>
+      <w:rPr>
+        <w:rFonts w:ascii="Wingdings" w:hAnsi="Wingdings" w:hint="default"/>
+      </w:rPr>
+    </w:lvl>
+    <w:lvl w:ilvl="3" w:tplc="0C090001" w:tentative="1">
+      <w:start w:val="1"/>
+      <w:numFmt w:val="bullet"/>
+      <w:lvlText w:val=""/>
+      <w:lvlJc w:val="left"/>
+      <w:pPr>
+        <w:ind w:left="2880" w:hanging="360"/>
+      </w:pPr>
+      <w:rPr>
+        <w:rFonts w:ascii="Symbol" w:hAnsi="Symbol" w:hint="default"/>
+      </w:rPr>
+    </w:lvl>
+    <w:lvl w:ilvl="4" w:tplc="0C090003" w:tentative="1">
+      <w:start w:val="1"/>
+      <w:numFmt w:val="bullet"/>
+      <w:lvlText w:val="o"/>
+      <w:lvlJc w:val="left"/>
+      <w:pPr>
+        <w:ind w:left="3600" w:hanging="360"/>
+      </w:pPr>
+      <w:rPr>
+        <w:rFonts w:ascii="Courier New" w:hAnsi="Courier New" w:cs="Courier New" w:hint="default"/>
+      </w:rPr>
+    </w:lvl>
+    <w:lvl w:ilvl="5" w:tplc="0C090005" w:tentative="1">
+      <w:start w:val="1"/>
+      <w:numFmt w:val="bullet"/>
+      <w:lvlText w:val=""/>
+      <w:lvlJc w:val="left"/>
+      <w:pPr>
+        <w:ind w:left="4320" w:hanging="360"/>
+      </w:pPr>
+      <w:rPr>
+        <w:rFonts w:ascii="Wingdings" w:hAnsi="Wingdings" w:hint="default"/>
+      </w:rPr>
+    </w:lvl>
+    <w:lvl w:ilvl="6" w:tplc="0C090001" w:tentative="1">
+      <w:start w:val="1"/>
+      <w:numFmt w:val="bullet"/>
+      <w:lvlText w:val=""/>
+      <w:lvlJc w:val="left"/>
+      <w:pPr>
+        <w:ind w:left="5040" w:hanging="360"/>
+      </w:pPr>
+      <w:rPr>
+        <w:rFonts w:ascii="Symbol" w:hAnsi="Symbol" w:hint="default"/>
+      </w:rPr>
+    </w:lvl>
+    <w:lvl w:ilvl="7" w:tplc="0C090003" w:tentative="1">
+      <w:start w:val="1"/>
+      <w:numFmt w:val="bullet"/>
+      <w:lvlText w:val="o"/>
+      <w:lvlJc w:val="left"/>
+      <w:pPr>
+        <w:ind w:left="5760" w:hanging="360"/>
+      </w:pPr>
+      <w:rPr>
+        <w:rFonts w:ascii="Courier New" w:hAnsi="Courier New" w:cs="Courier New" w:hint="default"/>
+      </w:rPr>
+    </w:lvl>
+    <w:lvl w:ilvl="8" w:tplc="0C090005" w:tentative="1">
+      <w:start w:val="1"/>
+      <w:numFmt w:val="bullet"/>
+      <w:lvlText w:val=""/>
+      <w:lvlJc w:val="left"/>
+      <w:pPr>
+        <w:ind w:left="6480" w:hanging="360"/>
+      </w:pPr>
+      <w:rPr>
+        <w:rFonts w:ascii="Wingdings" w:hAnsi="Wingdings" w:hint="default"/>
+      </w:rPr>
+    </w:lvl>
+  </w:abstractNum>
+  <w:abstractNum w:abstractNumId="38" w15:restartNumberingAfterBreak="0">
+    <w:nsid w:val="613A288E"/>
+    <w:multiLevelType w:val="hybridMultilevel"/>
+    <w:tmpl w:val="8AA8ED2C"/>
+    <w:lvl w:ilvl="0" w:tplc="D9FE9C2A">
+      <w:numFmt w:val="bullet"/>
+      <w:lvlText w:val="-"/>
+      <w:lvlJc w:val="left"/>
+      <w:pPr>
+        <w:ind w:left="644" w:hanging="360"/>
+      </w:pPr>
+      <w:rPr>
+        <w:rFonts w:ascii="Calibri" w:eastAsiaTheme="minorEastAsia" w:hAnsi="Calibri" w:cs="Calibri" w:hint="default"/>
+      </w:rPr>
+    </w:lvl>
+    <w:lvl w:ilvl="1" w:tplc="08090003" w:tentative="1">
+      <w:start w:val="1"/>
+      <w:numFmt w:val="bullet"/>
+      <w:lvlText w:val="o"/>
+      <w:lvlJc w:val="left"/>
+      <w:pPr>
+        <w:ind w:left="1364" w:hanging="360"/>
+      </w:pPr>
+      <w:rPr>
+        <w:rFonts w:ascii="Courier New" w:hAnsi="Courier New" w:cs="Courier New" w:hint="default"/>
+      </w:rPr>
+    </w:lvl>
+    <w:lvl w:ilvl="2" w:tplc="08090005" w:tentative="1">
+      <w:start w:val="1"/>
+      <w:numFmt w:val="bullet"/>
+      <w:lvlText w:val=""/>
+      <w:lvlJc w:val="left"/>
+      <w:pPr>
+        <w:ind w:left="2084" w:hanging="360"/>
+      </w:pPr>
+      <w:rPr>
+        <w:rFonts w:ascii="Wingdings" w:hAnsi="Wingdings" w:hint="default"/>
+      </w:rPr>
+    </w:lvl>
+    <w:lvl w:ilvl="3" w:tplc="08090001" w:tentative="1">
+      <w:start w:val="1"/>
+      <w:numFmt w:val="bullet"/>
+      <w:lvlText w:val=""/>
+      <w:lvlJc w:val="left"/>
+      <w:pPr>
+        <w:ind w:left="2804" w:hanging="360"/>
+      </w:pPr>
+      <w:rPr>
+        <w:rFonts w:ascii="Symbol" w:hAnsi="Symbol" w:hint="default"/>
+      </w:rPr>
+    </w:lvl>
+    <w:lvl w:ilvl="4" w:tplc="08090003" w:tentative="1">
+      <w:start w:val="1"/>
+      <w:numFmt w:val="bullet"/>
+      <w:lvlText w:val="o"/>
+      <w:lvlJc w:val="left"/>
+      <w:pPr>
+        <w:ind w:left="3524" w:hanging="360"/>
+      </w:pPr>
+      <w:rPr>
+        <w:rFonts w:ascii="Courier New" w:hAnsi="Courier New" w:cs="Courier New" w:hint="default"/>
+      </w:rPr>
+    </w:lvl>
+    <w:lvl w:ilvl="5" w:tplc="08090005" w:tentative="1">
+      <w:start w:val="1"/>
+      <w:numFmt w:val="bullet"/>
+      <w:lvlText w:val=""/>
+      <w:lvlJc w:val="left"/>
+      <w:pPr>
+        <w:ind w:left="4244" w:hanging="360"/>
+      </w:pPr>
+      <w:rPr>
+        <w:rFonts w:ascii="Wingdings" w:hAnsi="Wingdings" w:hint="default"/>
+      </w:rPr>
+    </w:lvl>
+    <w:lvl w:ilvl="6" w:tplc="08090001" w:tentative="1">
+      <w:start w:val="1"/>
+      <w:numFmt w:val="bullet"/>
+      <w:lvlText w:val=""/>
+      <w:lvlJc w:val="left"/>
+      <w:pPr>
+        <w:ind w:left="4964" w:hanging="360"/>
+      </w:pPr>
+      <w:rPr>
+        <w:rFonts w:ascii="Symbol" w:hAnsi="Symbol" w:hint="default"/>
+      </w:rPr>
+    </w:lvl>
+    <w:lvl w:ilvl="7" w:tplc="08090003" w:tentative="1">
+      <w:start w:val="1"/>
+      <w:numFmt w:val="bullet"/>
+      <w:lvlText w:val="o"/>
+      <w:lvlJc w:val="left"/>
+      <w:pPr>
+        <w:ind w:left="5684" w:hanging="360"/>
+      </w:pPr>
+      <w:rPr>
+        <w:rFonts w:ascii="Courier New" w:hAnsi="Courier New" w:cs="Courier New" w:hint="default"/>
+      </w:rPr>
+    </w:lvl>
+    <w:lvl w:ilvl="8" w:tplc="08090005" w:tentative="1">
+      <w:start w:val="1"/>
+      <w:numFmt w:val="bullet"/>
+      <w:lvlText w:val=""/>
+      <w:lvlJc w:val="left"/>
+      <w:pPr>
+        <w:ind w:left="6404" w:hanging="360"/>
+      </w:pPr>
+      <w:rPr>
+        <w:rFonts w:ascii="Wingdings" w:hAnsi="Wingdings" w:hint="default"/>
+      </w:rPr>
+    </w:lvl>
+  </w:abstractNum>
+  <w:abstractNum w:abstractNumId="39" w15:restartNumberingAfterBreak="0">
+    <w:nsid w:val="64E45452"/>
+    <w:multiLevelType w:val="hybridMultilevel"/>
+    <w:tmpl w:val="8304A454"/>
+    <w:lvl w:ilvl="0" w:tplc="0C090001">
+      <w:start w:val="1"/>
+      <w:numFmt w:val="bullet"/>
+      <w:lvlText w:val=""/>
+      <w:lvlJc w:val="left"/>
+      <w:pPr>
+        <w:ind w:left="1429" w:hanging="360"/>
+      </w:pPr>
+      <w:rPr>
+        <w:rFonts w:ascii="Symbol" w:hAnsi="Symbol" w:hint="default"/>
+      </w:rPr>
+    </w:lvl>
+    <w:lvl w:ilvl="1" w:tplc="0C090003" w:tentative="1">
+      <w:start w:val="1"/>
+      <w:numFmt w:val="bullet"/>
+      <w:lvlText w:val="o"/>
+      <w:lvlJc w:val="left"/>
+      <w:pPr>
+        <w:ind w:left="2149" w:hanging="360"/>
+      </w:pPr>
+      <w:rPr>
+        <w:rFonts w:ascii="Courier New" w:hAnsi="Courier New" w:cs="Courier New" w:hint="default"/>
+      </w:rPr>
+    </w:lvl>
+    <w:lvl w:ilvl="2" w:tplc="0C090005" w:tentative="1">
+      <w:start w:val="1"/>
+      <w:numFmt w:val="bullet"/>
+      <w:lvlText w:val=""/>
+      <w:lvlJc w:val="left"/>
+      <w:pPr>
+        <w:ind w:left="2869" w:hanging="360"/>
+      </w:pPr>
+      <w:rPr>
+        <w:rFonts w:ascii="Wingdings" w:hAnsi="Wingdings" w:hint="default"/>
+      </w:rPr>
+    </w:lvl>
+    <w:lvl w:ilvl="3" w:tplc="0C090001" w:tentative="1">
+      <w:start w:val="1"/>
+      <w:numFmt w:val="bullet"/>
+      <w:lvlText w:val=""/>
+      <w:lvlJc w:val="left"/>
+      <w:pPr>
+        <w:ind w:left="3589" w:hanging="360"/>
+      </w:pPr>
+      <w:rPr>
+        <w:rFonts w:ascii="Symbol" w:hAnsi="Symbol" w:hint="default"/>
+      </w:rPr>
+    </w:lvl>
+    <w:lvl w:ilvl="4" w:tplc="0C090003" w:tentative="1">
+      <w:start w:val="1"/>
+      <w:numFmt w:val="bullet"/>
+      <w:lvlText w:val="o"/>
+      <w:lvlJc w:val="left"/>
+      <w:pPr>
+        <w:ind w:left="4309" w:hanging="360"/>
+      </w:pPr>
+      <w:rPr>
+        <w:rFonts w:ascii="Courier New" w:hAnsi="Courier New" w:cs="Courier New" w:hint="default"/>
+      </w:rPr>
+    </w:lvl>
+    <w:lvl w:ilvl="5" w:tplc="0C090005" w:tentative="1">
+      <w:start w:val="1"/>
+      <w:numFmt w:val="bullet"/>
+      <w:lvlText w:val=""/>
+      <w:lvlJc w:val="left"/>
+      <w:pPr>
+        <w:ind w:left="5029" w:hanging="360"/>
+      </w:pPr>
+      <w:rPr>
+        <w:rFonts w:ascii="Wingdings" w:hAnsi="Wingdings" w:hint="default"/>
+      </w:rPr>
+    </w:lvl>
+    <w:lvl w:ilvl="6" w:tplc="0C090001" w:tentative="1">
+      <w:start w:val="1"/>
+      <w:numFmt w:val="bullet"/>
+      <w:lvlText w:val=""/>
+      <w:lvlJc w:val="left"/>
+      <w:pPr>
+        <w:ind w:left="5749" w:hanging="360"/>
+      </w:pPr>
+      <w:rPr>
+        <w:rFonts w:ascii="Symbol" w:hAnsi="Symbol" w:hint="default"/>
+      </w:rPr>
+    </w:lvl>
+    <w:lvl w:ilvl="7" w:tplc="0C090003" w:tentative="1">
+      <w:start w:val="1"/>
+      <w:numFmt w:val="bullet"/>
+      <w:lvlText w:val="o"/>
+      <w:lvlJc w:val="left"/>
+      <w:pPr>
+        <w:ind w:left="6469" w:hanging="360"/>
+      </w:pPr>
+      <w:rPr>
+        <w:rFonts w:ascii="Courier New" w:hAnsi="Courier New" w:cs="Courier New" w:hint="default"/>
+      </w:rPr>
+    </w:lvl>
+    <w:lvl w:ilvl="8" w:tplc="0C090005" w:tentative="1">
+      <w:start w:val="1"/>
+      <w:numFmt w:val="bullet"/>
+      <w:lvlText w:val=""/>
+      <w:lvlJc w:val="left"/>
+      <w:pPr>
+        <w:ind w:left="7189" w:hanging="360"/>
+      </w:pPr>
+      <w:rPr>
+        <w:rFonts w:ascii="Wingdings" w:hAnsi="Wingdings" w:hint="default"/>
+      </w:rPr>
+    </w:lvl>
+  </w:abstractNum>
+  <w:abstractNum w:abstractNumId="40" w15:restartNumberingAfterBreak="0">
+    <w:nsid w:val="699F4DC4"/>
+    <w:multiLevelType w:val="hybridMultilevel"/>
+    <w:tmpl w:val="9F82F0CA"/>
+    <w:lvl w:ilvl="0" w:tplc="A684C586">
+      <w:numFmt w:val="bullet"/>
+      <w:lvlText w:val="-"/>
+      <w:lvlJc w:val="left"/>
+      <w:pPr>
+        <w:ind w:left="1440" w:hanging="360"/>
+      </w:pPr>
+      <w:rPr>
+        <w:rFonts w:ascii="Calibri" w:eastAsiaTheme="minorEastAsia" w:hAnsi="Calibri" w:cs="Calibri" w:hint="default"/>
+      </w:rPr>
+    </w:lvl>
+    <w:lvl w:ilvl="1" w:tplc="FFFFFFFF">
+      <w:start w:val="2016"/>
+      <w:numFmt w:val="bullet"/>
+      <w:lvlText w:val="-"/>
+      <w:lvlJc w:val="left"/>
+      <w:pPr>
+        <w:ind w:left="2160" w:hanging="360"/>
+      </w:pPr>
+      <w:rPr>
+        <w:rFonts w:ascii="Calibri" w:eastAsiaTheme="minorEastAsia" w:hAnsi="Calibri" w:cstheme="minorBidi" w:hint="default"/>
+      </w:rPr>
+    </w:lvl>
+    <w:lvl w:ilvl="2" w:tplc="FFFFFFFF">
+      <w:start w:val="2016"/>
+      <w:numFmt w:val="bullet"/>
+      <w:lvlText w:val="-"/>
+      <w:lvlJc w:val="left"/>
+      <w:pPr>
+        <w:ind w:left="2880" w:hanging="360"/>
+      </w:pPr>
+      <w:rPr>
+        <w:rFonts w:ascii="Calibri" w:eastAsiaTheme="minorEastAsia" w:hAnsi="Calibri" w:cstheme="minorBidi" w:hint="default"/>
+      </w:rPr>
+    </w:lvl>
+    <w:lvl w:ilvl="3" w:tplc="FFFFFFFF" w:tentative="1">
+      <w:start w:val="1"/>
+      <w:numFmt w:val="bullet"/>
+      <w:lvlText w:val=""/>
+      <w:lvlJc w:val="left"/>
+      <w:pPr>
+        <w:ind w:left="3600" w:hanging="360"/>
+      </w:pPr>
+      <w:rPr>
+        <w:rFonts w:ascii="Symbol" w:hAnsi="Symbol" w:hint="default"/>
+      </w:rPr>
+    </w:lvl>
+    <w:lvl w:ilvl="4" w:tplc="FFFFFFFF" w:tentative="1">
+      <w:start w:val="1"/>
+      <w:numFmt w:val="bullet"/>
+      <w:lvlText w:val="o"/>
+      <w:lvlJc w:val="left"/>
+      <w:pPr>
+        <w:ind w:left="4320" w:hanging="360"/>
+      </w:pPr>
+      <w:rPr>
+        <w:rFonts w:ascii="Courier New" w:hAnsi="Courier New" w:cs="Courier New" w:hint="default"/>
+      </w:rPr>
+    </w:lvl>
+    <w:lvl w:ilvl="5" w:tplc="FFFFFFFF" w:tentative="1">
+      <w:start w:val="1"/>
+      <w:numFmt w:val="bullet"/>
+      <w:lvlText w:val=""/>
+      <w:lvlJc w:val="left"/>
+      <w:pPr>
+        <w:ind w:left="5040" w:hanging="360"/>
+      </w:pPr>
+      <w:rPr>
+        <w:rFonts w:ascii="Wingdings" w:hAnsi="Wingdings" w:hint="default"/>
+      </w:rPr>
+    </w:lvl>
+    <w:lvl w:ilvl="6" w:tplc="FFFFFFFF" w:tentative="1">
+      <w:start w:val="1"/>
+      <w:numFmt w:val="bullet"/>
+      <w:lvlText w:val=""/>
+      <w:lvlJc w:val="left"/>
+      <w:pPr>
+        <w:ind w:left="5760" w:hanging="360"/>
+      </w:pPr>
+      <w:rPr>
+        <w:rFonts w:ascii="Symbol" w:hAnsi="Symbol" w:hint="default"/>
+      </w:rPr>
+    </w:lvl>
+    <w:lvl w:ilvl="7" w:tplc="FFFFFFFF" w:tentative="1">
+      <w:start w:val="1"/>
+      <w:numFmt w:val="bullet"/>
+      <w:lvlText w:val="o"/>
+      <w:lvlJc w:val="left"/>
+      <w:pPr>
+        <w:ind w:left="6480" w:hanging="360"/>
+      </w:pPr>
+      <w:rPr>
+        <w:rFonts w:ascii="Courier New" w:hAnsi="Courier New" w:cs="Courier New" w:hint="default"/>
+      </w:rPr>
+    </w:lvl>
+    <w:lvl w:ilvl="8" w:tplc="FFFFFFFF" w:tentative="1">
+      <w:start w:val="1"/>
+      <w:numFmt w:val="bullet"/>
+      <w:lvlText w:val=""/>
+      <w:lvlJc w:val="left"/>
+      <w:pPr>
+        <w:ind w:left="7200" w:hanging="360"/>
+      </w:pPr>
+      <w:rPr>
+        <w:rFonts w:ascii="Wingdings" w:hAnsi="Wingdings" w:hint="default"/>
+      </w:rPr>
+    </w:lvl>
+  </w:abstractNum>
+  <w:abstractNum w:abstractNumId="41" w15:restartNumberingAfterBreak="0">
+    <w:nsid w:val="6AB918C1"/>
+    <w:multiLevelType w:val="hybridMultilevel"/>
+    <w:tmpl w:val="B99AF4E2"/>
+    <w:lvl w:ilvl="0" w:tplc="0C090001">
+      <w:start w:val="1"/>
+      <w:numFmt w:val="bullet"/>
+      <w:lvlText w:val=""/>
+      <w:lvlJc w:val="left"/>
+      <w:pPr>
+        <w:ind w:left="720" w:hanging="360"/>
+      </w:pPr>
+      <w:rPr>
+        <w:rFonts w:ascii="Symbol" w:hAnsi="Symbol" w:hint="default"/>
+      </w:rPr>
+    </w:lvl>
+    <w:lvl w:ilvl="1" w:tplc="0C090003" w:tentative="1">
+      <w:start w:val="1"/>
+      <w:numFmt w:val="bullet"/>
+      <w:lvlText w:val="o"/>
+      <w:lvlJc w:val="left"/>
+      <w:pPr>
+        <w:ind w:left="1440" w:hanging="360"/>
+      </w:pPr>
+      <w:rPr>
+        <w:rFonts w:ascii="Courier New" w:hAnsi="Courier New" w:cs="Courier New" w:hint="default"/>
+      </w:rPr>
+    </w:lvl>
+    <w:lvl w:ilvl="2" w:tplc="0C090005" w:tentative="1">
+      <w:start w:val="1"/>
+      <w:numFmt w:val="bullet"/>
+      <w:lvlText w:val=""/>
+      <w:lvlJc w:val="left"/>
+      <w:pPr>
+        <w:ind w:left="2160" w:hanging="360"/>
+      </w:pPr>
+      <w:rPr>
+        <w:rFonts w:ascii="Wingdings" w:hAnsi="Wingdings" w:hint="default"/>
+      </w:rPr>
+    </w:lvl>
+    <w:lvl w:ilvl="3" w:tplc="0C090001" w:tentative="1">
+      <w:start w:val="1"/>
+      <w:numFmt w:val="bullet"/>
+      <w:lvlText w:val=""/>
+      <w:lvlJc w:val="left"/>
+      <w:pPr>
+        <w:ind w:left="2880" w:hanging="360"/>
+      </w:pPr>
+      <w:rPr>
+        <w:rFonts w:ascii="Symbol" w:hAnsi="Symbol" w:hint="default"/>
+      </w:rPr>
+    </w:lvl>
+    <w:lvl w:ilvl="4" w:tplc="0C090003" w:tentative="1">
+      <w:start w:val="1"/>
+      <w:numFmt w:val="bullet"/>
+      <w:lvlText w:val="o"/>
+      <w:lvlJc w:val="left"/>
+      <w:pPr>
+        <w:ind w:left="3600" w:hanging="360"/>
+      </w:pPr>
+      <w:rPr>
+        <w:rFonts w:ascii="Courier New" w:hAnsi="Courier New" w:cs="Courier New" w:hint="default"/>
+      </w:rPr>
+    </w:lvl>
+    <w:lvl w:ilvl="5" w:tplc="0C090005" w:tentative="1">
+      <w:start w:val="1"/>
+      <w:numFmt w:val="bullet"/>
+      <w:lvlText w:val=""/>
+      <w:lvlJc w:val="left"/>
+      <w:pPr>
+        <w:ind w:left="4320" w:hanging="360"/>
+      </w:pPr>
+      <w:rPr>
+        <w:rFonts w:ascii="Wingdings" w:hAnsi="Wingdings" w:hint="default"/>
+      </w:rPr>
+    </w:lvl>
+    <w:lvl w:ilvl="6" w:tplc="0C090001" w:tentative="1">
+      <w:start w:val="1"/>
+      <w:numFmt w:val="bullet"/>
+      <w:lvlText w:val=""/>
+      <w:lvlJc w:val="left"/>
+      <w:pPr>
+        <w:ind w:left="5040" w:hanging="360"/>
+      </w:pPr>
+      <w:rPr>
+        <w:rFonts w:ascii="Symbol" w:hAnsi="Symbol" w:hint="default"/>
+      </w:rPr>
+    </w:lvl>
+    <w:lvl w:ilvl="7" w:tplc="0C090003" w:tentative="1">
+      <w:start w:val="1"/>
+      <w:numFmt w:val="bullet"/>
+      <w:lvlText w:val="o"/>
+      <w:lvlJc w:val="left"/>
+      <w:pPr>
+        <w:ind w:left="5760" w:hanging="360"/>
+      </w:pPr>
+      <w:rPr>
+        <w:rFonts w:ascii="Courier New" w:hAnsi="Courier New" w:cs="Courier New" w:hint="default"/>
+      </w:rPr>
+    </w:lvl>
+    <w:lvl w:ilvl="8" w:tplc="0C090005" w:tentative="1">
+      <w:start w:val="1"/>
+      <w:numFmt w:val="bullet"/>
+      <w:lvlText w:val=""/>
+      <w:lvlJc w:val="left"/>
+      <w:pPr>
+        <w:ind w:left="6480" w:hanging="360"/>
+      </w:pPr>
+      <w:rPr>
+        <w:rFonts w:ascii="Wingdings" w:hAnsi="Wingdings" w:hint="default"/>
+      </w:rPr>
+    </w:lvl>
+  </w:abstractNum>
+  <w:abstractNum w:abstractNumId="42" w15:restartNumberingAfterBreak="0">
+    <w:nsid w:val="718831CC"/>
+    <w:multiLevelType w:val="hybridMultilevel"/>
+    <w:tmpl w:val="137CD360"/>
+    <w:lvl w:ilvl="0" w:tplc="0C090001">
+      <w:start w:val="1"/>
+      <w:numFmt w:val="bullet"/>
+      <w:lvlText w:val=""/>
+      <w:lvlJc w:val="left"/>
+      <w:pPr>
+        <w:ind w:left="644" w:hanging="360"/>
+      </w:pPr>
+      <w:rPr>
+        <w:rFonts w:ascii="Symbol" w:hAnsi="Symbol" w:hint="default"/>
+      </w:rPr>
+    </w:lvl>
+    <w:lvl w:ilvl="1" w:tplc="0C090003" w:tentative="1">
+      <w:start w:val="1"/>
+      <w:numFmt w:val="bullet"/>
+      <w:lvlText w:val="o"/>
+      <w:lvlJc w:val="left"/>
+      <w:pPr>
+        <w:ind w:left="1364" w:hanging="360"/>
+      </w:pPr>
+      <w:rPr>
+        <w:rFonts w:ascii="Courier New" w:hAnsi="Courier New" w:cs="Courier New" w:hint="default"/>
+      </w:rPr>
+    </w:lvl>
+    <w:lvl w:ilvl="2" w:tplc="0C090005" w:tentative="1">
+      <w:start w:val="1"/>
+      <w:numFmt w:val="bullet"/>
+      <w:lvlText w:val=""/>
+      <w:lvlJc w:val="left"/>
+      <w:pPr>
+        <w:ind w:left="2084" w:hanging="360"/>
+      </w:pPr>
+      <w:rPr>
+        <w:rFonts w:ascii="Wingdings" w:hAnsi="Wingdings" w:hint="default"/>
+      </w:rPr>
+    </w:lvl>
+    <w:lvl w:ilvl="3" w:tplc="0C090001" w:tentative="1">
+      <w:start w:val="1"/>
+      <w:numFmt w:val="bullet"/>
+      <w:lvlText w:val=""/>
+      <w:lvlJc w:val="left"/>
+      <w:pPr>
+        <w:ind w:left="2804" w:hanging="360"/>
+      </w:pPr>
+      <w:rPr>
+        <w:rFonts w:ascii="Symbol" w:hAnsi="Symbol" w:hint="default"/>
+      </w:rPr>
+    </w:lvl>
+    <w:lvl w:ilvl="4" w:tplc="0C090003" w:tentative="1">
+      <w:start w:val="1"/>
+      <w:numFmt w:val="bullet"/>
+      <w:lvlText w:val="o"/>
+      <w:lvlJc w:val="left"/>
+      <w:pPr>
+        <w:ind w:left="3524" w:hanging="360"/>
+      </w:pPr>
+      <w:rPr>
+        <w:rFonts w:ascii="Courier New" w:hAnsi="Courier New" w:cs="Courier New" w:hint="default"/>
+      </w:rPr>
+    </w:lvl>
+    <w:lvl w:ilvl="5" w:tplc="0C090005" w:tentative="1">
+      <w:start w:val="1"/>
+      <w:numFmt w:val="bullet"/>
+      <w:lvlText w:val=""/>
+      <w:lvlJc w:val="left"/>
+      <w:pPr>
+        <w:ind w:left="4244" w:hanging="360"/>
+      </w:pPr>
+      <w:rPr>
+        <w:rFonts w:ascii="Wingdings" w:hAnsi="Wingdings" w:hint="default"/>
+      </w:rPr>
+    </w:lvl>
+    <w:lvl w:ilvl="6" w:tplc="0C090001" w:tentative="1">
+      <w:start w:val="1"/>
+      <w:numFmt w:val="bullet"/>
+      <w:lvlText w:val=""/>
+      <w:lvlJc w:val="left"/>
+      <w:pPr>
+        <w:ind w:left="4964" w:hanging="360"/>
+      </w:pPr>
+      <w:rPr>
+        <w:rFonts w:ascii="Symbol" w:hAnsi="Symbol" w:hint="default"/>
+      </w:rPr>
+    </w:lvl>
+    <w:lvl w:ilvl="7" w:tplc="0C090003" w:tentative="1">
+      <w:start w:val="1"/>
+      <w:numFmt w:val="bullet"/>
+      <w:lvlText w:val="o"/>
+      <w:lvlJc w:val="left"/>
+      <w:pPr>
+        <w:ind w:left="5684" w:hanging="360"/>
+      </w:pPr>
+      <w:rPr>
+        <w:rFonts w:ascii="Courier New" w:hAnsi="Courier New" w:cs="Courier New" w:hint="default"/>
+      </w:rPr>
+    </w:lvl>
+    <w:lvl w:ilvl="8" w:tplc="0C090005" w:tentative="1">
+      <w:start w:val="1"/>
+      <w:numFmt w:val="bullet"/>
+      <w:lvlText w:val=""/>
+      <w:lvlJc w:val="left"/>
+      <w:pPr>
+        <w:ind w:left="6404" w:hanging="360"/>
+      </w:pPr>
+      <w:rPr>
+        <w:rFonts w:ascii="Wingdings" w:hAnsi="Wingdings" w:hint="default"/>
+      </w:rPr>
+    </w:lvl>
+  </w:abstractNum>
+  <w:abstractNum w:abstractNumId="43" w15:restartNumberingAfterBreak="0">
+    <w:nsid w:val="75AB0596"/>
+    <w:multiLevelType w:val="hybridMultilevel"/>
+    <w:tmpl w:val="D7D46DA0"/>
+    <w:lvl w:ilvl="0" w:tplc="0C090001">
+      <w:start w:val="1"/>
+      <w:numFmt w:val="bullet"/>
+      <w:lvlText w:val=""/>
+      <w:lvlJc w:val="left"/>
+      <w:pPr>
+        <w:ind w:left="720" w:hanging="360"/>
+      </w:pPr>
+      <w:rPr>
+        <w:rFonts w:ascii="Symbol" w:hAnsi="Symbol" w:hint="default"/>
+      </w:rPr>
+    </w:lvl>
+    <w:lvl w:ilvl="1" w:tplc="0C090003" w:tentative="1">
+      <w:start w:val="1"/>
+      <w:numFmt w:val="bullet"/>
+      <w:lvlText w:val="o"/>
+      <w:lvlJc w:val="left"/>
+      <w:pPr>
+        <w:ind w:left="1440" w:hanging="360"/>
+      </w:pPr>
+      <w:rPr>
+        <w:rFonts w:ascii="Courier New" w:hAnsi="Courier New" w:cs="Courier New" w:hint="default"/>
+      </w:rPr>
+    </w:lvl>
+    <w:lvl w:ilvl="2" w:tplc="0C090005" w:tentative="1">
+      <w:start w:val="1"/>
+      <w:numFmt w:val="bullet"/>
+      <w:lvlText w:val=""/>
+      <w:lvlJc w:val="left"/>
+      <w:pPr>
+        <w:ind w:left="2160" w:hanging="360"/>
+      </w:pPr>
+      <w:rPr>
+        <w:rFonts w:ascii="Wingdings" w:hAnsi="Wingdings" w:hint="default"/>
+      </w:rPr>
+    </w:lvl>
+    <w:lvl w:ilvl="3" w:tplc="0C090001" w:tentative="1">
+      <w:start w:val="1"/>
+      <w:numFmt w:val="bullet"/>
+      <w:lvlText w:val=""/>
+      <w:lvlJc w:val="left"/>
+      <w:pPr>
+        <w:ind w:left="2880" w:hanging="360"/>
+      </w:pPr>
+      <w:rPr>
+        <w:rFonts w:ascii="Symbol" w:hAnsi="Symbol" w:hint="default"/>
+      </w:rPr>
+    </w:lvl>
+    <w:lvl w:ilvl="4" w:tplc="0C090003" w:tentative="1">
+      <w:start w:val="1"/>
+      <w:numFmt w:val="bullet"/>
+      <w:lvlText w:val="o"/>
+      <w:lvlJc w:val="left"/>
+      <w:pPr>
+        <w:ind w:left="3600" w:hanging="360"/>
+      </w:pPr>
+      <w:rPr>
+        <w:rFonts w:ascii="Courier New" w:hAnsi="Courier New" w:cs="Courier New" w:hint="default"/>
+      </w:rPr>
+    </w:lvl>
+    <w:lvl w:ilvl="5" w:tplc="0C090005" w:tentative="1">
+      <w:start w:val="1"/>
+      <w:numFmt w:val="bullet"/>
+      <w:lvlText w:val=""/>
+      <w:lvlJc w:val="left"/>
+      <w:pPr>
+        <w:ind w:left="4320" w:hanging="360"/>
+      </w:pPr>
+      <w:rPr>
+        <w:rFonts w:ascii="Wingdings" w:hAnsi="Wingdings" w:hint="default"/>
+      </w:rPr>
+    </w:lvl>
+    <w:lvl w:ilvl="6" w:tplc="0C090001" w:tentative="1">
+      <w:start w:val="1"/>
+      <w:numFmt w:val="bullet"/>
+      <w:lvlText w:val=""/>
+      <w:lvlJc w:val="left"/>
+      <w:pPr>
+        <w:ind w:left="5040" w:hanging="360"/>
+      </w:pPr>
+      <w:rPr>
+        <w:rFonts w:ascii="Symbol" w:hAnsi="Symbol" w:hint="default"/>
+      </w:rPr>
+    </w:lvl>
+    <w:lvl w:ilvl="7" w:tplc="0C090003" w:tentative="1">
+      <w:start w:val="1"/>
+      <w:numFmt w:val="bullet"/>
+      <w:lvlText w:val="o"/>
+      <w:lvlJc w:val="left"/>
+      <w:pPr>
+        <w:ind w:left="5760" w:hanging="360"/>
+      </w:pPr>
+      <w:rPr>
+        <w:rFonts w:ascii="Courier New" w:hAnsi="Courier New" w:cs="Courier New" w:hint="default"/>
+      </w:rPr>
+    </w:lvl>
+    <w:lvl w:ilvl="8" w:tplc="0C090005" w:tentative="1">
+      <w:start w:val="1"/>
+      <w:numFmt w:val="bullet"/>
+      <w:lvlText w:val=""/>
+      <w:lvlJc w:val="left"/>
+      <w:pPr>
+        <w:ind w:left="6480" w:hanging="360"/>
+      </w:pPr>
+      <w:rPr>
+        <w:rFonts w:ascii="Wingdings" w:hAnsi="Wingdings" w:hint="default"/>
+      </w:rPr>
+    </w:lvl>
+  </w:abstractNum>
+  <w:num w:numId="1" w16cid:durableId="926423350">
     <w:abstractNumId w:val="9"/>
   </w:num>
-  <w:num w:numId="2" w16cid:durableId="1911307591">
+  <w:num w:numId="2" w16cid:durableId="121382601">
+    <w:abstractNumId w:val="41"/>
+  </w:num>
+  <w:num w:numId="3" w16cid:durableId="1127623886">
     <w:abstractNumId w:val="0"/>
   </w:num>
-  <w:num w:numId="3" w16cid:durableId="729621746">
+  <w:num w:numId="4" w16cid:durableId="2044750136">
+    <w:abstractNumId w:val="21"/>
+  </w:num>
+  <w:num w:numId="5" w16cid:durableId="303435861">
+    <w:abstractNumId w:val="36"/>
+  </w:num>
+  <w:num w:numId="6" w16cid:durableId="402264973">
+    <w:abstractNumId w:val="12"/>
+  </w:num>
+  <w:num w:numId="7" w16cid:durableId="1858890134">
+    <w:abstractNumId w:val="16"/>
+  </w:num>
+  <w:num w:numId="8" w16cid:durableId="892082162">
+    <w:abstractNumId w:val="37"/>
+  </w:num>
+  <w:num w:numId="9" w16cid:durableId="1139491004">
+    <w:abstractNumId w:val="7"/>
+  </w:num>
+  <w:num w:numId="10" w16cid:durableId="1911966957">
+    <w:abstractNumId w:val="4"/>
+  </w:num>
+  <w:num w:numId="11" w16cid:durableId="344064164">
+    <w:abstractNumId w:val="40"/>
+  </w:num>
+  <w:num w:numId="12" w16cid:durableId="391463638">
+    <w:abstractNumId w:val="33"/>
+  </w:num>
+  <w:num w:numId="13" w16cid:durableId="1997028759">
+    <w:abstractNumId w:val="1"/>
+  </w:num>
+  <w:num w:numId="14" w16cid:durableId="1466504374">
+    <w:abstractNumId w:val="25"/>
+  </w:num>
+  <w:num w:numId="15" w16cid:durableId="1140074815">
+    <w:abstractNumId w:val="10"/>
+  </w:num>
+  <w:num w:numId="16" w16cid:durableId="938753160">
+    <w:abstractNumId w:val="43"/>
+  </w:num>
+  <w:num w:numId="17" w16cid:durableId="1167212196">
+    <w:abstractNumId w:val="32"/>
+  </w:num>
+  <w:num w:numId="18" w16cid:durableId="615715646">
+    <w:abstractNumId w:val="42"/>
+  </w:num>
+  <w:num w:numId="19" w16cid:durableId="1169293822">
+    <w:abstractNumId w:val="22"/>
+  </w:num>
+  <w:num w:numId="20" w16cid:durableId="131867343">
+    <w:abstractNumId w:val="2"/>
+  </w:num>
+  <w:num w:numId="21" w16cid:durableId="478151028">
+    <w:abstractNumId w:val="39"/>
+  </w:num>
+  <w:num w:numId="22" w16cid:durableId="59715844">
+    <w:abstractNumId w:val="18"/>
+  </w:num>
+  <w:num w:numId="23" w16cid:durableId="772361154">
+    <w:abstractNumId w:val="15"/>
+  </w:num>
+  <w:num w:numId="24" w16cid:durableId="2041316229">
+    <w:abstractNumId w:val="19"/>
+  </w:num>
+  <w:num w:numId="25" w16cid:durableId="744228561">
+    <w:abstractNumId w:val="24"/>
+  </w:num>
+  <w:num w:numId="26" w16cid:durableId="1121267411">
+    <w:abstractNumId w:val="13"/>
+  </w:num>
+  <w:num w:numId="27" w16cid:durableId="1150290512">
+    <w:abstractNumId w:val="28"/>
+  </w:num>
+  <w:num w:numId="28" w16cid:durableId="1841771443">
+    <w:abstractNumId w:val="5"/>
+  </w:num>
+  <w:num w:numId="29" w16cid:durableId="79495221">
+    <w:abstractNumId w:val="29"/>
+  </w:num>
+  <w:num w:numId="30" w16cid:durableId="1836796007">
+    <w:abstractNumId w:val="14"/>
+  </w:num>
+  <w:num w:numId="31" w16cid:durableId="1816096035">
+    <w:abstractNumId w:val="23"/>
+  </w:num>
+  <w:num w:numId="32" w16cid:durableId="395975345">
+    <w:abstractNumId w:val="17"/>
+  </w:num>
+  <w:num w:numId="33" w16cid:durableId="1085149773">
+    <w:abstractNumId w:val="27"/>
+  </w:num>
+  <w:num w:numId="34" w16cid:durableId="1901555707">
+    <w:abstractNumId w:val="30"/>
+  </w:num>
+  <w:num w:numId="35" w16cid:durableId="764493997">
+    <w:abstractNumId w:val="34"/>
+  </w:num>
+  <w:num w:numId="36" w16cid:durableId="1952205852">
+    <w:abstractNumId w:val="11"/>
+  </w:num>
+  <w:num w:numId="37" w16cid:durableId="1358316537">
+    <w:abstractNumId w:val="35"/>
+  </w:num>
+  <w:num w:numId="38" w16cid:durableId="762608485">
+    <w:abstractNumId w:val="20"/>
+  </w:num>
+  <w:num w:numId="39" w16cid:durableId="1332023339">
     <w:abstractNumId w:val="3"/>
   </w:num>
-  <w:num w:numId="4" w16cid:durableId="681934039">
-    <w:abstractNumId w:val="2"/>
+  <w:num w:numId="40" w16cid:durableId="1652100155">
+    <w:abstractNumId w:val="38"/>
   </w:num>
-  <w:num w:numId="5" w16cid:durableId="1624575269">
-    <w:abstractNumId w:val="12"/>
+  <w:num w:numId="41" w16cid:durableId="1819686653">
+    <w:abstractNumId w:val="31"/>
   </w:num>
-  <w:num w:numId="6" w16cid:durableId="152062114">
+  <w:num w:numId="42" w16cid:durableId="611593288">
     <w:abstractNumId w:val="6"/>
   </w:num>
-  <w:num w:numId="7" w16cid:durableId="50158764">
-    <w:abstractNumId w:val="11"/>
-  </w:num>
-  <w:num w:numId="8" w16cid:durableId="1586652344">
-    <w:abstractNumId w:val="4"/>
-  </w:num>
-  <w:num w:numId="9" w16cid:durableId="1531532052">
-    <w:abstractNumId w:val="5"/>
-  </w:num>
-  <w:num w:numId="10" w16cid:durableId="1981375885">
-    <w:abstractNumId w:val="7"/>
-  </w:num>
-  <w:num w:numId="11" w16cid:durableId="1319043454">
+  <w:num w:numId="43" w16cid:durableId="1258252798">
     <w:abstractNumId w:val="8"/>
   </w:num>
-  <w:num w:numId="12" w16cid:durableId="237441186">
-    <w:abstractNumId w:val="1"/>
+  <w:num w:numId="44" w16cid:durableId="1201894608">
+    <w:abstractNumId w:val="26"/>
   </w:num>
-  <w:num w:numId="13" w16cid:durableId="1859732709">
-    <w:abstractNumId w:val="10"/>
-  </w:num>
-  <w:numIdMacAtCleanup w:val="7"/>
 </w:numbering>
 </file>
 
